--- a/BGIL_DBT/validation/DM-K3.docx
+++ b/BGIL_DBT/validation/DM-K3.docx
@@ -484,11 +484,7 @@
           </w:tcPr>
           <w:p>
             <w:r>
-              <w:rPr>
-                <w:lang w:val="en-US"/>
-                <w:rtl w:val="off"/>
-              </w:rPr>
-              <w:t>Pass</w:t>
+              <w:t xml:space="preserve">Fail (ghost record only) — null-key check Pass</w:t>
             </w:r>
           </w:p>
         </w:tc>
@@ -511,7 +507,11 @@
           <w:tcPr>
             <w:tcW w:w="4320" w:type="dxa"/>
           </w:tcPr>
-          <w:p/>
+          <w:p>
+            <w:r>
+              <w:t xml:space="preserve">0</w:t>
+            </w:r>
+          </w:p>
         </w:tc>
       </w:tr>
       <w:tr>
@@ -534,11 +534,32 @@
           </w:tcPr>
           <w:p>
             <w:r>
-              <w:rPr>
-                <w:lang w:val="en-US"/>
-                <w:rtl w:val="off"/>
-              </w:rPr>
-              <w:t>Y(But the record is actual bussiness)</w:t>
+              <w:t xml:space="preserve">N</w:t>
+            </w:r>
+          </w:p>
+        </w:tc>
+      </w:tr>
+      <w:tr>
+        <w:tc>
+          <w:tcPr>
+            <w:tcW w:w="4320" w:type="dxa"/>
+          </w:tcPr>
+          <w:p>
+            <w:r>
+              <w:rPr>
+                <w:b/>
+              </w:rPr>
+              <w:t>Remarks</w:t>
+            </w:r>
+          </w:p>
+        </w:tc>
+        <w:tc>
+          <w:tcPr>
+            <w:tcW w:w="4320" w:type="dxa"/>
+          </w:tcPr>
+          <w:p>
+            <w:r>
+              <w:t xml:space="preserve">1,435,135 keys checked; 0 null hash keys, 0 null/blank business keys. Ghost record not present: ghost/-1 records are not implemented in the current model. Null source keys are excluded at load, so no null references exist. Raised as a documented exception. 1 business key = '0' (flagged by placeholder_bk_info): traced to PARTY_DETAIL, PARTY_CODE 0 = 'DIRECT BUSINESS' (organisation, ACTIVE), a genuine source master record referenced by 12 child rows. Valid key, not a ghost record; no action.</w:t>
             </w:r>
           </w:p>
         </w:tc>
@@ -924,7 +945,11 @@
           <w:tcPr>
             <w:tcW w:w="4320" w:type="dxa"/>
           </w:tcPr>
-          <w:p/>
+          <w:p>
+            <w:r>
+              <w:t xml:space="preserve">Fail (ghost record only) — null-key check Pass</w:t>
+            </w:r>
+          </w:p>
         </w:tc>
       </w:tr>
       <w:tr>
@@ -945,7 +970,11 @@
           <w:tcPr>
             <w:tcW w:w="4320" w:type="dxa"/>
           </w:tcPr>
-          <w:p/>
+          <w:p>
+            <w:r>
+              <w:t xml:space="preserve">0</w:t>
+            </w:r>
+          </w:p>
         </w:tc>
       </w:tr>
       <w:tr>
@@ -966,7 +995,36 @@
           <w:tcPr>
             <w:tcW w:w="4320" w:type="dxa"/>
           </w:tcPr>
-          <w:p/>
+          <w:p>
+            <w:r>
+              <w:t xml:space="preserve">N</w:t>
+            </w:r>
+          </w:p>
+        </w:tc>
+      </w:tr>
+      <w:tr>
+        <w:tc>
+          <w:tcPr>
+            <w:tcW w:w="4320" w:type="dxa"/>
+          </w:tcPr>
+          <w:p>
+            <w:r>
+              <w:rPr>
+                <w:b/>
+              </w:rPr>
+              <w:t>Remarks</w:t>
+            </w:r>
+          </w:p>
+        </w:tc>
+        <w:tc>
+          <w:tcPr>
+            <w:tcW w:w="4320" w:type="dxa"/>
+          </w:tcPr>
+          <w:p>
+            <w:r>
+              <w:t xml:space="preserve">7 keys checked; 0 null hash keys, 0 null/blank business keys, 0 placeholder keys. Ghost record not present: ghost/-1 records are not implemented in the current model. Null source keys are excluded at load, so no null references exist. Raised as a documented exception.</w:t>
+            </w:r>
+          </w:p>
         </w:tc>
       </w:tr>
     </w:tbl>
@@ -1317,7 +1375,11 @@
           <w:tcPr>
             <w:tcW w:w="4320" w:type="dxa"/>
           </w:tcPr>
-          <w:p/>
+          <w:p>
+            <w:r>
+              <w:t xml:space="preserve">Fail — defect: no Maximus keys loaded (null-key check passes only because hub is empty)</w:t>
+            </w:r>
+          </w:p>
         </w:tc>
       </w:tr>
       <w:tr>
@@ -1338,7 +1400,11 @@
           <w:tcPr>
             <w:tcW w:w="4320" w:type="dxa"/>
           </w:tcPr>
-          <w:p/>
+          <w:p>
+            <w:r>
+              <w:t xml:space="preserve">0 (0 rows in scope)</w:t>
+            </w:r>
+          </w:p>
         </w:tc>
       </w:tr>
       <w:tr>
@@ -1359,7 +1425,36 @@
           <w:tcPr>
             <w:tcW w:w="4320" w:type="dxa"/>
           </w:tcPr>
-          <w:p/>
+          <w:p>
+            <w:r>
+              <w:t xml:space="preserve">N</w:t>
+            </w:r>
+          </w:p>
+        </w:tc>
+      </w:tr>
+      <w:tr>
+        <w:tc>
+          <w:tcPr>
+            <w:tcW w:w="4320" w:type="dxa"/>
+          </w:tcPr>
+          <w:p>
+            <w:r>
+              <w:rPr>
+                <w:b/>
+              </w:rPr>
+              <w:t>Remarks</w:t>
+            </w:r>
+          </w:p>
+        </w:tc>
+        <w:tc>
+          <w:tcPr>
+            <w:tcW w:w="4320" w:type="dxa"/>
+          </w:tcPr>
+          <w:p>
+            <w:r>
+              <w:t xml:space="preserve">0 Maximus rows in HUB_LOCATION. DEFECT: LOCATION_BK = md5(concat_ws('|', &lt;address parts&gt;)); Snowflake concat_ws returns NULL if ANY part is NULL, so every key is NULL and the hub load drops the row. Traced on RAW: PARTY_ADDRESS 1,902,904 rows / 0 with key; ADDRESS_PROPERTY_PIVOT_VW 1,877,350 / 0; SIMPLE_PROPERTY_PIVOT_VW 1,440,906 / 0. Fix: null-safe key build in the Maximus generator (coalesce each part to '' before concat), then reload and re-test K1/K2/K3. Also affects LNK_PARTY_LOCATION / PARTY_LOCATION keys built from the same expression. Ghost record not implemented (documented exception, as other hubs).</w:t>
+            </w:r>
+          </w:p>
         </w:tc>
       </w:tr>
     </w:tbl>
@@ -1550,13 +1645,12 @@
           </w:tcPr>
           <w:p>
             <w:r>
-              <w:br/>
-            </w:r>
-            <w:r>
-              <w:br/>
-            </w:r>
-            <w:r>
-              <w:br/>
+              <w:t xml:space="preserve">project=MAXIMUS | hub=HUB_LOCATION | rows_in_scope=0 | null_hkey=0 | null_or_blank_bk=0 |</w:t>
+            </w:r>
+          </w:p>
+          <w:p>
+            <w:r>
+              <w:t xml:space="preserve">placeholder_bk_info=0 | ghost_rows=0 | null_key_status=PASS | ghost_record_status=FAIL</w:t>
             </w:r>
           </w:p>
         </w:tc>
@@ -1699,7 +1793,11 @@
           <w:tcPr>
             <w:tcW w:w="4320" w:type="dxa"/>
           </w:tcPr>
-          <w:p/>
+          <w:p>
+            <w:r>
+              <w:t xml:space="preserve">Fail (ghost record only) — null-key check Pass</w:t>
+            </w:r>
+          </w:p>
         </w:tc>
       </w:tr>
       <w:tr>
@@ -1720,7 +1818,11 @@
           <w:tcPr>
             <w:tcW w:w="4320" w:type="dxa"/>
           </w:tcPr>
-          <w:p/>
+          <w:p>
+            <w:r>
+              <w:t xml:space="preserve">0</w:t>
+            </w:r>
+          </w:p>
         </w:tc>
       </w:tr>
       <w:tr>
@@ -1741,7 +1843,36 @@
           <w:tcPr>
             <w:tcW w:w="4320" w:type="dxa"/>
           </w:tcPr>
-          <w:p/>
+          <w:p>
+            <w:r>
+              <w:t xml:space="preserve">N</w:t>
+            </w:r>
+          </w:p>
+        </w:tc>
+      </w:tr>
+      <w:tr>
+        <w:tc>
+          <w:tcPr>
+            <w:tcW w:w="4320" w:type="dxa"/>
+          </w:tcPr>
+          <w:p>
+            <w:r>
+              <w:rPr>
+                <w:b/>
+              </w:rPr>
+              <w:t>Remarks</w:t>
+            </w:r>
+          </w:p>
+        </w:tc>
+        <w:tc>
+          <w:tcPr>
+            <w:tcW w:w="4320" w:type="dxa"/>
+          </w:tcPr>
+          <w:p>
+            <w:r>
+              <w:t xml:space="preserve">265,238 keys checked; 0 null hash keys, 0 null/blank business keys, 0 prefix-only keys ('HUB_PAYMENT_INSTRUMENT|' with no FOREIGN_KEY), 0 placeholder keys. Ghost record not present: ghost/-1 records are not implemented in the current model. Null source keys are excluded at load, so no null references exist. Raised as a documented exception.</w:t>
+            </w:r>
+          </w:p>
         </w:tc>
       </w:tr>
     </w:tbl>
@@ -1957,13 +2088,12 @@
           </w:tcPr>
           <w:p>
             <w:r>
-              <w:br/>
-            </w:r>
-            <w:r>
-              <w:br/>
-            </w:r>
-            <w:r>
-              <w:br/>
+              <w:t xml:space="preserve">project=MAXIMUS | hub=HUB_PAYMENT_INSTRUMENT | rows_in_scope=265,238 | null_hkey=0 | null_or_blank_bk=0 |</w:t>
+            </w:r>
+          </w:p>
+          <w:p>
+            <w:r>
+              <w:t xml:space="preserve">prefix_only_bk=0 | placeholder_bk_info=0 | ghost_rows=0 | null_key_status=PASS | ghost_record_status=FAIL</w:t>
             </w:r>
           </w:p>
         </w:tc>
@@ -2151,6 +2281,27 @@
           <w:p/>
         </w:tc>
       </w:tr>
+      <w:tr>
+        <w:tc>
+          <w:tcPr>
+            <w:tcW w:w="4320" w:type="dxa"/>
+          </w:tcPr>
+          <w:p>
+            <w:r>
+              <w:rPr>
+                <w:b/>
+              </w:rPr>
+              <w:t>Remarks</w:t>
+            </w:r>
+          </w:p>
+        </w:tc>
+        <w:tc>
+          <w:tcPr>
+            <w:tcW w:w="4320" w:type="dxa"/>
+          </w:tcPr>
+          <w:p/>
+        </w:tc>
+      </w:tr>
     </w:tbl>
     <w:p/>
     <w:p>
@@ -2523,6 +2674,27 @@
                 <w:b/>
               </w:rPr>
               <w:t>Ghost record present (Y/N)</w:t>
+            </w:r>
+          </w:p>
+        </w:tc>
+        <w:tc>
+          <w:tcPr>
+            <w:tcW w:w="4320" w:type="dxa"/>
+          </w:tcPr>
+          <w:p/>
+        </w:tc>
+      </w:tr>
+      <w:tr>
+        <w:tc>
+          <w:tcPr>
+            <w:tcW w:w="4320" w:type="dxa"/>
+          </w:tcPr>
+          <w:p>
+            <w:r>
+              <w:rPr>
+                <w:b/>
+              </w:rPr>
+              <w:t>Remarks</w:t>
             </w:r>
           </w:p>
         </w:tc>
@@ -2926,6 +3098,27 @@
           <w:p/>
         </w:tc>
       </w:tr>
+      <w:tr>
+        <w:tc>
+          <w:tcPr>
+            <w:tcW w:w="4320" w:type="dxa"/>
+          </w:tcPr>
+          <w:p>
+            <w:r>
+              <w:rPr>
+                <w:b/>
+              </w:rPr>
+              <w:t>Remarks</w:t>
+            </w:r>
+          </w:p>
+        </w:tc>
+        <w:tc>
+          <w:tcPr>
+            <w:tcW w:w="4320" w:type="dxa"/>
+          </w:tcPr>
+          <w:p/>
+        </w:tc>
+      </w:tr>
     </w:tbl>
     <w:p/>
     <w:p>
@@ -3308,6 +3501,27 @@
           <w:p/>
         </w:tc>
       </w:tr>
+      <w:tr>
+        <w:tc>
+          <w:tcPr>
+            <w:tcW w:w="4320" w:type="dxa"/>
+          </w:tcPr>
+          <w:p>
+            <w:r>
+              <w:rPr>
+                <w:b/>
+              </w:rPr>
+              <w:t>Remarks</w:t>
+            </w:r>
+          </w:p>
+        </w:tc>
+        <w:tc>
+          <w:tcPr>
+            <w:tcW w:w="4320" w:type="dxa"/>
+          </w:tcPr>
+          <w:p/>
+        </w:tc>
+      </w:tr>
     </w:tbl>
     <w:p/>
     <w:p>
@@ -3690,6 +3904,27 @@
           <w:p/>
         </w:tc>
       </w:tr>
+      <w:tr>
+        <w:tc>
+          <w:tcPr>
+            <w:tcW w:w="4320" w:type="dxa"/>
+          </w:tcPr>
+          <w:p>
+            <w:r>
+              <w:rPr>
+                <w:b/>
+              </w:rPr>
+              <w:t>Remarks</w:t>
+            </w:r>
+          </w:p>
+        </w:tc>
+        <w:tc>
+          <w:tcPr>
+            <w:tcW w:w="4320" w:type="dxa"/>
+          </w:tcPr>
+          <w:p/>
+        </w:tc>
+      </w:tr>
     </w:tbl>
     <w:p/>
     <w:p>
@@ -4072,6 +4307,27 @@
           <w:p/>
         </w:tc>
       </w:tr>
+      <w:tr>
+        <w:tc>
+          <w:tcPr>
+            <w:tcW w:w="4320" w:type="dxa"/>
+          </w:tcPr>
+          <w:p>
+            <w:r>
+              <w:rPr>
+                <w:b/>
+              </w:rPr>
+              <w:t>Remarks</w:t>
+            </w:r>
+          </w:p>
+        </w:tc>
+        <w:tc>
+          <w:tcPr>
+            <w:tcW w:w="4320" w:type="dxa"/>
+          </w:tcPr>
+          <w:p/>
+        </w:tc>
+      </w:tr>
     </w:tbl>
     <w:p/>
     <w:p>
@@ -4454,6 +4710,27 @@
           <w:p/>
         </w:tc>
       </w:tr>
+      <w:tr>
+        <w:tc>
+          <w:tcPr>
+            <w:tcW w:w="4320" w:type="dxa"/>
+          </w:tcPr>
+          <w:p>
+            <w:r>
+              <w:rPr>
+                <w:b/>
+              </w:rPr>
+              <w:t>Remarks</w:t>
+            </w:r>
+          </w:p>
+        </w:tc>
+        <w:tc>
+          <w:tcPr>
+            <w:tcW w:w="4320" w:type="dxa"/>
+          </w:tcPr>
+          <w:p/>
+        </w:tc>
+      </w:tr>
     </w:tbl>
     <w:p/>
     <w:p>
@@ -4836,6 +5113,27 @@
           <w:p/>
         </w:tc>
       </w:tr>
+      <w:tr>
+        <w:tc>
+          <w:tcPr>
+            <w:tcW w:w="4320" w:type="dxa"/>
+          </w:tcPr>
+          <w:p>
+            <w:r>
+              <w:rPr>
+                <w:b/>
+              </w:rPr>
+              <w:t>Remarks</w:t>
+            </w:r>
+          </w:p>
+        </w:tc>
+        <w:tc>
+          <w:tcPr>
+            <w:tcW w:w="4320" w:type="dxa"/>
+          </w:tcPr>
+          <w:p/>
+        </w:tc>
+      </w:tr>
     </w:tbl>
     <w:p/>
     <w:p>
@@ -5218,6 +5516,27 @@
           <w:p/>
         </w:tc>
       </w:tr>
+      <w:tr>
+        <w:tc>
+          <w:tcPr>
+            <w:tcW w:w="4320" w:type="dxa"/>
+          </w:tcPr>
+          <w:p>
+            <w:r>
+              <w:rPr>
+                <w:b/>
+              </w:rPr>
+              <w:t>Remarks</w:t>
+            </w:r>
+          </w:p>
+        </w:tc>
+        <w:tc>
+          <w:tcPr>
+            <w:tcW w:w="4320" w:type="dxa"/>
+          </w:tcPr>
+          <w:p/>
+        </w:tc>
+      </w:tr>
     </w:tbl>
     <w:p/>
     <w:p>
@@ -5600,6 +5919,27 @@
           <w:p/>
         </w:tc>
       </w:tr>
+      <w:tr>
+        <w:tc>
+          <w:tcPr>
+            <w:tcW w:w="4320" w:type="dxa"/>
+          </w:tcPr>
+          <w:p>
+            <w:r>
+              <w:rPr>
+                <w:b/>
+              </w:rPr>
+              <w:t>Remarks</w:t>
+            </w:r>
+          </w:p>
+        </w:tc>
+        <w:tc>
+          <w:tcPr>
+            <w:tcW w:w="4320" w:type="dxa"/>
+          </w:tcPr>
+          <w:p/>
+        </w:tc>
+      </w:tr>
     </w:tbl>
     <w:p/>
     <w:p>
@@ -5982,6 +6322,27 @@
           <w:p/>
         </w:tc>
       </w:tr>
+      <w:tr>
+        <w:tc>
+          <w:tcPr>
+            <w:tcW w:w="4320" w:type="dxa"/>
+          </w:tcPr>
+          <w:p>
+            <w:r>
+              <w:rPr>
+                <w:b/>
+              </w:rPr>
+              <w:t>Remarks</w:t>
+            </w:r>
+          </w:p>
+        </w:tc>
+        <w:tc>
+          <w:tcPr>
+            <w:tcW w:w="4320" w:type="dxa"/>
+          </w:tcPr>
+          <w:p/>
+        </w:tc>
+      </w:tr>
     </w:tbl>
     <w:p/>
     <w:p>
@@ -6364,6 +6725,27 @@
           <w:p/>
         </w:tc>
       </w:tr>
+      <w:tr>
+        <w:tc>
+          <w:tcPr>
+            <w:tcW w:w="4320" w:type="dxa"/>
+          </w:tcPr>
+          <w:p>
+            <w:r>
+              <w:rPr>
+                <w:b/>
+              </w:rPr>
+              <w:t>Remarks</w:t>
+            </w:r>
+          </w:p>
+        </w:tc>
+        <w:tc>
+          <w:tcPr>
+            <w:tcW w:w="4320" w:type="dxa"/>
+          </w:tcPr>
+          <w:p/>
+        </w:tc>
+      </w:tr>
     </w:tbl>
     <w:p/>
     <w:p>
@@ -6746,6 +7128,27 @@
           <w:p/>
         </w:tc>
       </w:tr>
+      <w:tr>
+        <w:tc>
+          <w:tcPr>
+            <w:tcW w:w="4320" w:type="dxa"/>
+          </w:tcPr>
+          <w:p>
+            <w:r>
+              <w:rPr>
+                <w:b/>
+              </w:rPr>
+              <w:t>Remarks</w:t>
+            </w:r>
+          </w:p>
+        </w:tc>
+        <w:tc>
+          <w:tcPr>
+            <w:tcW w:w="4320" w:type="dxa"/>
+          </w:tcPr>
+          <w:p/>
+        </w:tc>
+      </w:tr>
     </w:tbl>
     <w:p/>
     <w:p>
@@ -7128,6 +7531,27 @@
           <w:p/>
         </w:tc>
       </w:tr>
+      <w:tr>
+        <w:tc>
+          <w:tcPr>
+            <w:tcW w:w="4320" w:type="dxa"/>
+          </w:tcPr>
+          <w:p>
+            <w:r>
+              <w:rPr>
+                <w:b/>
+              </w:rPr>
+              <w:t>Remarks</w:t>
+            </w:r>
+          </w:p>
+        </w:tc>
+        <w:tc>
+          <w:tcPr>
+            <w:tcW w:w="4320" w:type="dxa"/>
+          </w:tcPr>
+          <w:p/>
+        </w:tc>
+      </w:tr>
     </w:tbl>
     <w:p/>
     <w:p>
@@ -7510,6 +7934,27 @@
           <w:p/>
         </w:tc>
       </w:tr>
+      <w:tr>
+        <w:tc>
+          <w:tcPr>
+            <w:tcW w:w="4320" w:type="dxa"/>
+          </w:tcPr>
+          <w:p>
+            <w:r>
+              <w:rPr>
+                <w:b/>
+              </w:rPr>
+              <w:t>Remarks</w:t>
+            </w:r>
+          </w:p>
+        </w:tc>
+        <w:tc>
+          <w:tcPr>
+            <w:tcW w:w="4320" w:type="dxa"/>
+          </w:tcPr>
+          <w:p/>
+        </w:tc>
+      </w:tr>
     </w:tbl>
     <w:p/>
     <w:p>
@@ -7861,6 +8306,27 @@
                 <w:b/>
               </w:rPr>
               <w:t>Rows returned (count)</w:t>
+            </w:r>
+          </w:p>
+        </w:tc>
+        <w:tc>
+          <w:tcPr>
+            <w:tcW w:w="4320" w:type="dxa"/>
+          </w:tcPr>
+          <w:p/>
+        </w:tc>
+      </w:tr>
+      <w:tr>
+        <w:tc>
+          <w:tcPr>
+            <w:tcW w:w="4320" w:type="dxa"/>
+          </w:tcPr>
+          <w:p>
+            <w:r>
+              <w:rPr>
+                <w:b/>
+              </w:rPr>
+              <w:t>Remarks</w:t>
             </w:r>
           </w:p>
         </w:tc>

--- a/BGIL_DBT/validation/DM-K3.docx
+++ b/BGIL_DBT/validation/DM-K3.docx
@@ -484,7 +484,7 @@
           </w:tcPr>
           <w:p>
             <w:r>
-              <w:t xml:space="preserve">Fail (ghost record only) — null-key check Pass</w:t>
+              <w:t>Fail (ghost record only) — null-key check Pass</w:t>
             </w:r>
           </w:p>
         </w:tc>
@@ -509,7 +509,7 @@
           </w:tcPr>
           <w:p>
             <w:r>
-              <w:t xml:space="preserve">0</w:t>
+              <w:t>0</w:t>
             </w:r>
           </w:p>
         </w:tc>
@@ -534,7 +534,7 @@
           </w:tcPr>
           <w:p>
             <w:r>
-              <w:t xml:space="preserve">N</w:t>
+              <w:t>N</w:t>
             </w:r>
           </w:p>
         </w:tc>
@@ -559,7 +559,7 @@
           </w:tcPr>
           <w:p>
             <w:r>
-              <w:t xml:space="preserve">1,435,135 keys checked; 0 null hash keys, 0 null/blank business keys. Ghost record not present: ghost/-1 records are not implemented in the current model. Null source keys are excluded at load, so no null references exist. Raised as a documented exception. 1 business key = '0' (flagged by placeholder_bk_info): traced to PARTY_DETAIL, PARTY_CODE 0 = 'DIRECT BUSINESS' (organisation, ACTIVE), a genuine source master record referenced by 12 child rows. Valid key, not a ghost record; no action.</w:t>
+              <w:t>1,435,135 keys checked; 0 null hash keys, 0 null/blank business keys. Ghost record not present: ghost/-1 records are not implemented in the current model. Null source keys are excluded at load, so no null references exist. Raised as a documented exception. 1 business key = '0' (flagged by placeholder_bk_info): traced to PARTY_DETAIL, PARTY_CODE 0 = 'DIRECT BUSINESS' (organisation, ACTIVE), a genuine source master record referenced by 12 child rows. Valid key, not a ghost record; no action.</w:t>
             </w:r>
           </w:p>
         </w:tc>
@@ -756,7 +756,7 @@
             </w:r>
             <w:r>
               <w:drawing>
-                <wp:inline distT="0" distB="0" distL="180" distR="180">
+                <wp:inline distT="0" distB="0" distL="0" distR="0">
                   <wp:extent cx="5486400" cy="954405"/>
                   <wp:effectExtent l="0" t="0" r="0" b="0"/>
                   <wp:docPr id="1025" name="shape1025" hidden="0"/>
@@ -947,7 +947,7 @@
           </w:tcPr>
           <w:p>
             <w:r>
-              <w:t xml:space="preserve">Fail (ghost record only) — null-key check Pass</w:t>
+              <w:t>Fail (ghost record only) — null-key check Pass</w:t>
             </w:r>
           </w:p>
         </w:tc>
@@ -972,7 +972,7 @@
           </w:tcPr>
           <w:p>
             <w:r>
-              <w:t xml:space="preserve">0</w:t>
+              <w:t>0</w:t>
             </w:r>
           </w:p>
         </w:tc>
@@ -997,7 +997,7 @@
           </w:tcPr>
           <w:p>
             <w:r>
-              <w:t xml:space="preserve">N</w:t>
+              <w:t>N</w:t>
             </w:r>
           </w:p>
         </w:tc>
@@ -1022,7 +1022,7 @@
           </w:tcPr>
           <w:p>
             <w:r>
-              <w:t xml:space="preserve">7 keys checked; 0 null hash keys, 0 null/blank business keys, 0 placeholder keys. Ghost record not present: ghost/-1 records are not implemented in the current model. Null source keys are excluded at load, so no null references exist. Raised as a documented exception.</w:t>
+              <w:t>7 keys checked; 0 null hash keys, 0 null/blank business keys, 0 placeholder keys. Ghost record not present: ghost/-1 records are not implemented in the current model. Null source keys are excluded at load, so no null references exist. Raised as a documented exception.</w:t>
             </w:r>
           </w:p>
         </w:tc>
@@ -1229,6 +1229,50 @@
               <w:br/>
             </w:r>
             <w:r>
+              <w:drawing>
+                <wp:inline distT="0" distB="0" distL="180" distR="180">
+                  <wp:extent cx="5486400" cy="1076325"/>
+                  <wp:effectExtent l="0" t="0" r="0" b="0"/>
+                  <wp:docPr id="1026" name="shape1026" hidden="0"/>
+                  <wp:cNvGraphicFramePr>
+                    <a:graphicFrameLocks xmlns:a="http://schemas.openxmlformats.org/drawingml/2006/main" noChangeAspect="1"/>
+                  </wp:cNvGraphicFramePr>
+                  <a:graphic xmlns:a="http://schemas.openxmlformats.org/drawingml/2006/main">
+                    <a:graphicData uri="http://schemas.openxmlformats.org/drawingml/2006/picture">
+                      <pic:pic xmlns:pic="http://schemas.openxmlformats.org/drawingml/2006/picture">
+                        <pic:nvPicPr>
+                          <pic:cNvPr id="0" name="이미지"/>
+                          <pic:cNvPicPr preferRelativeResize="1">
+                            <a:picLocks noChangeAspect="1"/>
+                          </pic:cNvPicPr>
+                        </pic:nvPicPr>
+                        <pic:blipFill>
+                          <a:blip r:embed="rId2">
+                            <a:extLst>
+                              <a:ext uri="{28A0092B-C50C-407E-A947-70E740481C1C}">
+                                <a14:useLocalDpi xmlns:a14="http://schemas.microsoft.com/office/drawing/2010/main" val="0"/>
+                              </a:ext>
+                            </a:extLst>
+                          </a:blip>
+                          <a:srcRect/>
+                          <a:stretch>
+                            <a:fillRect/>
+                          </a:stretch>
+                        </pic:blipFill>
+                        <pic:spPr>
+                          <a:xfrm>
+                            <a:off x="0" y="0"/>
+                            <a:ext cx="5486400" cy="1076325"/>
+                          </a:xfrm>
+                          <a:prstGeom prst="rect"/>
+                        </pic:spPr>
+                      </pic:pic>
+                    </a:graphicData>
+                  </a:graphic>
+                </wp:inline>
+              </w:drawing>
+            </w:r>
+            <w:r>
               <w:br/>
             </w:r>
             <w:r>
@@ -1376,10 +1420,15 @@
             <w:tcW w:w="4320" w:type="dxa"/>
           </w:tcPr>
           <w:p>
-            <w:r>
-              <w:t xml:space="preserve">Fail — defect: no Maximus keys loaded (null-key check passes only because hub is empty)</w:t>
-            </w:r>
-          </w:p>
+            <w:pPr>
+              <w:rPr/>
+            </w:pPr>
+            <w:r>
+              <w:rPr/>
+              <w:t>Fail (ghost record only), null-key check Pass</w:t>
+            </w:r>
+          </w:p>
+          <w:p/>
         </w:tc>
       </w:tr>
       <w:tr>
@@ -1402,7 +1451,7 @@
           </w:tcPr>
           <w:p>
             <w:r>
-              <w:t xml:space="preserve">0 (0 rows in scope)</w:t>
+              <w:t>0</w:t>
             </w:r>
           </w:p>
         </w:tc>
@@ -1427,7 +1476,7 @@
           </w:tcPr>
           <w:p>
             <w:r>
-              <w:t xml:space="preserve">N</w:t>
+              <w:t>N</w:t>
             </w:r>
           </w:p>
         </w:tc>
@@ -1451,10 +1500,15 @@
             <w:tcW w:w="4320" w:type="dxa"/>
           </w:tcPr>
           <w:p>
-            <w:r>
-              <w:t xml:space="preserve">0 Maximus rows in HUB_LOCATION. DEFECT: LOCATION_BK = md5(concat_ws('|', &lt;address parts&gt;)); Snowflake concat_ws returns NULL if ANY part is NULL, so every key is NULL and the hub load drops the row. Traced on RAW: PARTY_ADDRESS 1,902,904 rows / 0 with key; ADDRESS_PROPERTY_PIVOT_VW 1,877,350 / 0; SIMPLE_PROPERTY_PIVOT_VW 1,440,906 / 0. Fix: null-safe key build in the Maximus generator (coalesce each part to '' before concat), then reload and re-test K1/K2/K3. Also affects LNK_PARTY_LOCATION / PARTY_LOCATION keys built from the same expression. Ghost record not implemented (documented exception, as other hubs).</w:t>
-            </w:r>
-          </w:p>
+            <w:pPr>
+              <w:rPr/>
+            </w:pPr>
+            <w:r>
+              <w:rPr/>
+              <w:t>612,845 keys checked; 0 null hash keys, 0 null/blank business keys, 0 placeholder keys. Initial run found 0 Maximus rows: LOCATION_BK used md5(concat_ws('|', &lt;address parts&gt;)), which is NULL whenever any address part is NULL (RAW trace: PARTY_ADDRESS 1,902,904 / ADDRESS_PROPERTY_PIVOT_VW 1,877,350 / SIMPLE_PROPERTY_PIVOT_VW 1,440,906 rows, 0 with key). Key build made null-safe in the Maximus generator, models regenerated and reloaded; hub now populated. Ghost record not present:</w:t>
+            </w:r>
+          </w:p>
+          <w:p/>
         </w:tc>
       </w:tr>
     </w:tbl>
@@ -1644,15 +1698,56 @@
             <w:tcW w:w="8640" w:type="dxa"/>
           </w:tcPr>
           <w:p>
-            <w:r>
-              <w:t xml:space="preserve">project=MAXIMUS | hub=HUB_LOCATION | rows_in_scope=0 | null_hkey=0 | null_or_blank_bk=0 |</w:t>
-            </w:r>
-          </w:p>
-          <w:p>
-            <w:r>
-              <w:t xml:space="preserve">placeholder_bk_info=0 | ghost_rows=0 | null_key_status=PASS | ghost_record_status=FAIL</w:t>
-            </w:r>
-          </w:p>
+            <w:pPr>
+              <w:rPr/>
+            </w:pPr>
+            <w:r>
+              <w:rPr/>
+              <w:drawing>
+                <wp:inline distT="0" distB="0" distL="180" distR="180">
+                  <wp:extent cx="5486400" cy="1083945"/>
+                  <wp:effectExtent l="0" t="0" r="0" b="0"/>
+                  <wp:docPr id="1034" name="shape1034" hidden="0"/>
+                  <wp:cNvGraphicFramePr>
+                    <a:graphicFrameLocks xmlns:a="http://schemas.openxmlformats.org/drawingml/2006/main" noChangeAspect="1"/>
+                  </wp:cNvGraphicFramePr>
+                  <a:graphic xmlns:a="http://schemas.openxmlformats.org/drawingml/2006/main">
+                    <a:graphicData uri="http://schemas.openxmlformats.org/drawingml/2006/picture">
+                      <pic:pic xmlns:pic="http://schemas.openxmlformats.org/drawingml/2006/picture">
+                        <pic:nvPicPr>
+                          <pic:cNvPr id="0" name="이미지"/>
+                          <pic:cNvPicPr preferRelativeResize="1">
+                            <a:picLocks noChangeAspect="1"/>
+                          </pic:cNvPicPr>
+                        </pic:nvPicPr>
+                        <pic:blipFill>
+                          <a:blip r:embed="rId3">
+                            <a:extLst>
+                              <a:ext uri="{28A0092B-C50C-407E-A947-70E740481C1C}">
+                                <a14:useLocalDpi xmlns:a14="http://schemas.microsoft.com/office/drawing/2010/main" val="0"/>
+                              </a:ext>
+                            </a:extLst>
+                          </a:blip>
+                          <a:srcRect/>
+                          <a:stretch>
+                            <a:fillRect/>
+                          </a:stretch>
+                        </pic:blipFill>
+                        <pic:spPr>
+                          <a:xfrm>
+                            <a:off x="0" y="0"/>
+                            <a:ext cx="5486400" cy="1083945"/>
+                          </a:xfrm>
+                          <a:prstGeom prst="rect"/>
+                        </pic:spPr>
+                      </pic:pic>
+                    </a:graphicData>
+                  </a:graphic>
+                </wp:inline>
+              </w:drawing>
+            </w:r>
+          </w:p>
+          <w:p/>
         </w:tc>
       </w:tr>
     </w:tbl>
@@ -1795,7 +1890,7 @@
           </w:tcPr>
           <w:p>
             <w:r>
-              <w:t xml:space="preserve">Fail (ghost record only) — null-key check Pass</w:t>
+              <w:t>Fail (ghost record only) — null-key check Pass</w:t>
             </w:r>
           </w:p>
         </w:tc>
@@ -1820,7 +1915,7 @@
           </w:tcPr>
           <w:p>
             <w:r>
-              <w:t xml:space="preserve">0</w:t>
+              <w:t>0</w:t>
             </w:r>
           </w:p>
         </w:tc>
@@ -1845,7 +1940,7 @@
           </w:tcPr>
           <w:p>
             <w:r>
-              <w:t xml:space="preserve">N</w:t>
+              <w:t>N</w:t>
             </w:r>
           </w:p>
         </w:tc>
@@ -1870,7 +1965,7 @@
           </w:tcPr>
           <w:p>
             <w:r>
-              <w:t xml:space="preserve">265,238 keys checked; 0 null hash keys, 0 null/blank business keys, 0 prefix-only keys ('HUB_PAYMENT_INSTRUMENT|' with no FOREIGN_KEY), 0 placeholder keys. Ghost record not present: ghost/-1 records are not implemented in the current model. Null source keys are excluded at load, so no null references exist. Raised as a documented exception.</w:t>
+              <w:t xml:space="preserve">265,238 keys checked; 0 null hash keys, 0 null/blank business keys, 0 prefix-only keys ('HUB_PAYMENT_INSTRUMENT|' with no FOREIGN_KEY), 0 placeholder keys. Ghost record not present: ghost/-1 records are not implemented in the current model. Null source keys are excluded at load, so no null references exist. </w:t>
             </w:r>
           </w:p>
         </w:tc>
@@ -2088,12 +2183,48 @@
           </w:tcPr>
           <w:p>
             <w:r>
-              <w:t xml:space="preserve">project=MAXIMUS | hub=HUB_PAYMENT_INSTRUMENT | rows_in_scope=265,238 | null_hkey=0 | null_or_blank_bk=0 |</w:t>
-            </w:r>
-          </w:p>
-          <w:p>
-            <w:r>
-              <w:t xml:space="preserve">prefix_only_bk=0 | placeholder_bk_info=0 | ghost_rows=0 | null_key_status=PASS | ghost_record_status=FAIL</w:t>
+              <w:drawing>
+                <wp:inline distT="0" distB="0" distL="180" distR="180">
+                  <wp:extent cx="5486400" cy="993140"/>
+                  <wp:effectExtent l="0" t="0" r="0" b="0"/>
+                  <wp:docPr id="1027" name="shape1027" hidden="0"/>
+                  <wp:cNvGraphicFramePr>
+                    <a:graphicFrameLocks xmlns:a="http://schemas.openxmlformats.org/drawingml/2006/main" noChangeAspect="1"/>
+                  </wp:cNvGraphicFramePr>
+                  <a:graphic xmlns:a="http://schemas.openxmlformats.org/drawingml/2006/main">
+                    <a:graphicData uri="http://schemas.openxmlformats.org/drawingml/2006/picture">
+                      <pic:pic xmlns:pic="http://schemas.openxmlformats.org/drawingml/2006/picture">
+                        <pic:nvPicPr>
+                          <pic:cNvPr id="0" name="이미지"/>
+                          <pic:cNvPicPr preferRelativeResize="1">
+                            <a:picLocks noChangeAspect="1"/>
+                          </pic:cNvPicPr>
+                        </pic:nvPicPr>
+                        <pic:blipFill>
+                          <a:blip r:embed="rId4">
+                            <a:extLst>
+                              <a:ext uri="{28A0092B-C50C-407E-A947-70E740481C1C}">
+                                <a14:useLocalDpi xmlns:a14="http://schemas.microsoft.com/office/drawing/2010/main" val="0"/>
+                              </a:ext>
+                            </a:extLst>
+                          </a:blip>
+                          <a:srcRect/>
+                          <a:stretch>
+                            <a:fillRect/>
+                          </a:stretch>
+                        </pic:blipFill>
+                        <pic:spPr>
+                          <a:xfrm>
+                            <a:off x="0" y="0"/>
+                            <a:ext cx="5486400" cy="993140"/>
+                          </a:xfrm>
+                          <a:prstGeom prst="rect"/>
+                        </pic:spPr>
+                      </pic:pic>
+                    </a:graphicData>
+                  </a:graphic>
+                </wp:inline>
+              </w:drawing>
             </w:r>
           </w:p>
         </w:tc>
@@ -2236,6 +2367,15 @@
           <w:tcPr>
             <w:tcW w:w="4320" w:type="dxa"/>
           </w:tcPr>
+          <w:p>
+            <w:pPr>
+              <w:rPr/>
+            </w:pPr>
+            <w:r>
+              <w:rPr/>
+              <w:t>Fail (ghost record only), null-key check Pass</w:t>
+            </w:r>
+          </w:p>
           <w:p/>
         </w:tc>
       </w:tr>
@@ -2257,6 +2397,15 @@
           <w:tcPr>
             <w:tcW w:w="4320" w:type="dxa"/>
           </w:tcPr>
+          <w:p>
+            <w:pPr>
+              <w:rPr/>
+            </w:pPr>
+            <w:r>
+              <w:rPr/>
+              <w:t>0</w:t>
+            </w:r>
+          </w:p>
           <w:p/>
         </w:tc>
       </w:tr>
@@ -2278,7 +2427,15 @@
           <w:tcPr>
             <w:tcW w:w="4320" w:type="dxa"/>
           </w:tcPr>
-          <w:p/>
+          <w:p>
+            <w:r>
+              <w:rPr>
+                <w:lang w:val="en-US"/>
+                <w:rtl w:val="off"/>
+              </w:rPr>
+              <w:t>N</w:t>
+            </w:r>
+          </w:p>
         </w:tc>
       </w:tr>
       <w:tr>
@@ -2299,6 +2456,15 @@
           <w:tcPr>
             <w:tcW w:w="4320" w:type="dxa"/>
           </w:tcPr>
+          <w:p>
+            <w:pPr>
+              <w:rPr/>
+            </w:pPr>
+            <w:r>
+              <w:rPr/>
+              <w:t xml:space="preserve">30 keys checked; 0 null hash keys, 0 null/blank business keys, 0 placeholder keys. Source: SIMPLE_PROPERTY_PIVOT_VW.PRODUCT_CODE (16,155 of 1,440,906 rows carry a product code; the rest have none and are excluded at load by design). Cross-check: 35 distinct source codes vs 30 Maximus-sourced hub keys; the 5 extra codes are present in HUB_PRODUCT under an OPUS_ record source (shared hub, first loader wins). No missing keys. Ghost record not present: ghost/-1 records are not implemented in the current model. Null source keys are excluded at load, so no null references exist. </w:t>
+            </w:r>
+          </w:p>
           <w:p/>
         </w:tc>
       </w:tr>
@@ -2491,6 +2657,50 @@
           <w:p>
             <w:r>
               <w:br/>
+            </w:r>
+            <w:r>
+              <w:drawing>
+                <wp:inline distT="0" distB="0" distL="180" distR="180">
+                  <wp:extent cx="5486400" cy="1094740"/>
+                  <wp:effectExtent l="0" t="0" r="0" b="0"/>
+                  <wp:docPr id="1028" name="shape1028" hidden="0"/>
+                  <wp:cNvGraphicFramePr>
+                    <a:graphicFrameLocks xmlns:a="http://schemas.openxmlformats.org/drawingml/2006/main" noChangeAspect="1"/>
+                  </wp:cNvGraphicFramePr>
+                  <a:graphic xmlns:a="http://schemas.openxmlformats.org/drawingml/2006/main">
+                    <a:graphicData uri="http://schemas.openxmlformats.org/drawingml/2006/picture">
+                      <pic:pic xmlns:pic="http://schemas.openxmlformats.org/drawingml/2006/picture">
+                        <pic:nvPicPr>
+                          <pic:cNvPr id="0" name="이미지"/>
+                          <pic:cNvPicPr preferRelativeResize="1">
+                            <a:picLocks noChangeAspect="1"/>
+                          </pic:cNvPicPr>
+                        </pic:nvPicPr>
+                        <pic:blipFill>
+                          <a:blip r:embed="rId5">
+                            <a:extLst>
+                              <a:ext uri="{28A0092B-C50C-407E-A947-70E740481C1C}">
+                                <a14:useLocalDpi xmlns:a14="http://schemas.microsoft.com/office/drawing/2010/main" val="0"/>
+                              </a:ext>
+                            </a:extLst>
+                          </a:blip>
+                          <a:srcRect/>
+                          <a:stretch>
+                            <a:fillRect/>
+                          </a:stretch>
+                        </pic:blipFill>
+                        <pic:spPr>
+                          <a:xfrm>
+                            <a:off x="0" y="0"/>
+                            <a:ext cx="5486400" cy="1094740"/>
+                          </a:xfrm>
+                          <a:prstGeom prst="rect"/>
+                        </pic:spPr>
+                      </pic:pic>
+                    </a:graphicData>
+                  </a:graphic>
+                </wp:inline>
+              </w:drawing>
             </w:r>
             <w:r>
               <w:br/>
@@ -2639,7 +2849,15 @@
           <w:tcPr>
             <w:tcW w:w="4320" w:type="dxa"/>
           </w:tcPr>
-          <w:p/>
+          <w:p>
+            <w:r>
+              <w:rPr>
+                <w:lang w:val="en-US"/>
+                <w:rtl w:val="off"/>
+              </w:rPr>
+              <w:t>NA</w:t>
+            </w:r>
+          </w:p>
         </w:tc>
       </w:tr>
       <w:tr>
@@ -2660,7 +2878,15 @@
           <w:tcPr>
             <w:tcW w:w="4320" w:type="dxa"/>
           </w:tcPr>
-          <w:p/>
+          <w:p>
+            <w:r>
+              <w:rPr>
+                <w:lang w:val="en-US"/>
+                <w:rtl w:val="off"/>
+              </w:rPr>
+              <w:t>NA</w:t>
+            </w:r>
+          </w:p>
         </w:tc>
       </w:tr>
       <w:tr>
@@ -2681,7 +2907,15 @@
           <w:tcPr>
             <w:tcW w:w="4320" w:type="dxa"/>
           </w:tcPr>
-          <w:p/>
+          <w:p>
+            <w:r>
+              <w:rPr>
+                <w:lang w:val="en-US"/>
+                <w:rtl w:val="off"/>
+              </w:rPr>
+              <w:t>NA</w:t>
+            </w:r>
+          </w:p>
         </w:tc>
       </w:tr>
       <w:tr>
@@ -2702,7 +2936,15 @@
           <w:tcPr>
             <w:tcW w:w="4320" w:type="dxa"/>
           </w:tcPr>
-          <w:p/>
+          <w:p>
+            <w:r>
+              <w:rPr>
+                <w:lang w:val="en-US"/>
+                <w:rtl w:val="off"/>
+              </w:rPr>
+              <w:t>Source record issue</w:t>
+            </w:r>
+          </w:p>
         </w:tc>
       </w:tr>
     </w:tbl>
@@ -2907,6 +3149,50 @@
               <w:br/>
             </w:r>
             <w:r>
+              <w:drawing>
+                <wp:inline distT="0" distB="0" distL="180" distR="180">
+                  <wp:extent cx="5486400" cy="889000"/>
+                  <wp:effectExtent l="0" t="0" r="0" b="0"/>
+                  <wp:docPr id="1029" name="shape1029" hidden="0"/>
+                  <wp:cNvGraphicFramePr>
+                    <a:graphicFrameLocks xmlns:a="http://schemas.openxmlformats.org/drawingml/2006/main" noChangeAspect="1"/>
+                  </wp:cNvGraphicFramePr>
+                  <a:graphic xmlns:a="http://schemas.openxmlformats.org/drawingml/2006/main">
+                    <a:graphicData uri="http://schemas.openxmlformats.org/drawingml/2006/picture">
+                      <pic:pic xmlns:pic="http://schemas.openxmlformats.org/drawingml/2006/picture">
+                        <pic:nvPicPr>
+                          <pic:cNvPr id="0" name="이미지"/>
+                          <pic:cNvPicPr preferRelativeResize="1">
+                            <a:picLocks noChangeAspect="1"/>
+                          </pic:cNvPicPr>
+                        </pic:nvPicPr>
+                        <pic:blipFill>
+                          <a:blip r:embed="rId6">
+                            <a:extLst>
+                              <a:ext uri="{28A0092B-C50C-407E-A947-70E740481C1C}">
+                                <a14:useLocalDpi xmlns:a14="http://schemas.microsoft.com/office/drawing/2010/main" val="0"/>
+                              </a:ext>
+                            </a:extLst>
+                          </a:blip>
+                          <a:srcRect/>
+                          <a:stretch>
+                            <a:fillRect/>
+                          </a:stretch>
+                        </pic:blipFill>
+                        <pic:spPr>
+                          <a:xfrm>
+                            <a:off x="0" y="0"/>
+                            <a:ext cx="5486400" cy="889000"/>
+                          </a:xfrm>
+                          <a:prstGeom prst="rect"/>
+                        </pic:spPr>
+                      </pic:pic>
+                    </a:graphicData>
+                  </a:graphic>
+                </wp:inline>
+              </w:drawing>
+            </w:r>
+            <w:r>
               <w:br/>
             </w:r>
             <w:r>
@@ -3053,6 +3339,15 @@
           <w:tcPr>
             <w:tcW w:w="4320" w:type="dxa"/>
           </w:tcPr>
+          <w:p>
+            <w:pPr>
+              <w:rPr/>
+            </w:pPr>
+            <w:r>
+              <w:rPr/>
+              <w:t>Fail (ghost record only), null-key check Pass</w:t>
+            </w:r>
+          </w:p>
           <w:p/>
         </w:tc>
       </w:tr>
@@ -3074,7 +3369,15 @@
           <w:tcPr>
             <w:tcW w:w="4320" w:type="dxa"/>
           </w:tcPr>
-          <w:p/>
+          <w:p>
+            <w:r>
+              <w:rPr>
+                <w:lang w:val="en-US"/>
+                <w:rtl w:val="off"/>
+              </w:rPr>
+              <w:t>0</w:t>
+            </w:r>
+          </w:p>
         </w:tc>
       </w:tr>
       <w:tr>
@@ -3095,7 +3398,15 @@
           <w:tcPr>
             <w:tcW w:w="4320" w:type="dxa"/>
           </w:tcPr>
-          <w:p/>
+          <w:p>
+            <w:r>
+              <w:rPr>
+                <w:lang w:val="en-US"/>
+                <w:rtl w:val="off"/>
+              </w:rPr>
+              <w:t>N</w:t>
+            </w:r>
+          </w:p>
         </w:tc>
       </w:tr>
       <w:tr>
@@ -3116,6 +3427,15 @@
           <w:tcPr>
             <w:tcW w:w="4320" w:type="dxa"/>
           </w:tcPr>
+          <w:p>
+            <w:pPr>
+              <w:rPr/>
+            </w:pPr>
+            <w:r>
+              <w:rPr/>
+              <w:t>89,453 keys checked; 0 null hash keys, 0 null/blank business keys, 0 placeholder keys. Source: DOCUMENT_DETAIL.DOCUMENT_ID. Cross-check: 89,453 distinct source DOCUMENT_IDs = 89,453 hub keys (exact match); 1,415,489 of 1,504,942 source rows have no DOCUMENT_ID and are excluded at load by design. Ghost record not present: ghost/-1 records are not implemented in the current model. Null source keys are excluded at load, so no null references exist.</w:t>
+            </w:r>
+          </w:p>
           <w:p/>
         </w:tc>
       </w:tr>
@@ -3306,6 +3626,50 @@
             <w:tcW w:w="8640" w:type="dxa"/>
           </w:tcPr>
           <w:p>
+            <w:r>
+              <w:drawing>
+                <wp:inline distT="0" distB="0" distL="180" distR="180">
+                  <wp:extent cx="5486400" cy="913765"/>
+                  <wp:effectExtent l="0" t="0" r="0" b="0"/>
+                  <wp:docPr id="1030" name="shape1030" hidden="0"/>
+                  <wp:cNvGraphicFramePr>
+                    <a:graphicFrameLocks xmlns:a="http://schemas.openxmlformats.org/drawingml/2006/main" noChangeAspect="1"/>
+                  </wp:cNvGraphicFramePr>
+                  <a:graphic xmlns:a="http://schemas.openxmlformats.org/drawingml/2006/main">
+                    <a:graphicData uri="http://schemas.openxmlformats.org/drawingml/2006/picture">
+                      <pic:pic xmlns:pic="http://schemas.openxmlformats.org/drawingml/2006/picture">
+                        <pic:nvPicPr>
+                          <pic:cNvPr id="0" name="이미지"/>
+                          <pic:cNvPicPr preferRelativeResize="1">
+                            <a:picLocks noChangeAspect="1"/>
+                          </pic:cNvPicPr>
+                        </pic:nvPicPr>
+                        <pic:blipFill>
+                          <a:blip r:embed="rId7">
+                            <a:extLst>
+                              <a:ext uri="{28A0092B-C50C-407E-A947-70E740481C1C}">
+                                <a14:useLocalDpi xmlns:a14="http://schemas.microsoft.com/office/drawing/2010/main" val="0"/>
+                              </a:ext>
+                            </a:extLst>
+                          </a:blip>
+                          <a:srcRect/>
+                          <a:stretch>
+                            <a:fillRect/>
+                          </a:stretch>
+                        </pic:blipFill>
+                        <pic:spPr>
+                          <a:xfrm>
+                            <a:off x="0" y="0"/>
+                            <a:ext cx="5486400" cy="913765"/>
+                          </a:xfrm>
+                          <a:prstGeom prst="rect"/>
+                        </pic:spPr>
+                      </pic:pic>
+                    </a:graphicData>
+                  </a:graphic>
+                </wp:inline>
+              </w:drawing>
+            </w:r>
             <w:r>
               <w:br/>
             </w:r>
@@ -3456,6 +3820,15 @@
           <w:tcPr>
             <w:tcW w:w="4320" w:type="dxa"/>
           </w:tcPr>
+          <w:p>
+            <w:pPr>
+              <w:rPr/>
+            </w:pPr>
+            <w:r>
+              <w:rPr/>
+              <w:t>Fail. A placeholder value is loaded as the only business key (ghost record also not present)</w:t>
+            </w:r>
+          </w:p>
           <w:p/>
         </w:tc>
       </w:tr>
@@ -3477,6 +3850,15 @@
           <w:tcPr>
             <w:tcW w:w="4320" w:type="dxa"/>
           </w:tcPr>
+          <w:p>
+            <w:pPr>
+              <w:rPr/>
+            </w:pPr>
+            <w:r>
+              <w:rPr/>
+              <w:t>1 (placeholder ',', effectively blank)</w:t>
+            </w:r>
+          </w:p>
           <w:p/>
         </w:tc>
       </w:tr>
@@ -3498,7 +3880,15 @@
           <w:tcPr>
             <w:tcW w:w="4320" w:type="dxa"/>
           </w:tcPr>
-          <w:p/>
+          <w:p>
+            <w:r>
+              <w:rPr>
+                <w:lang w:val="en-US"/>
+                <w:rtl w:val="off"/>
+              </w:rPr>
+              <w:t>N</w:t>
+            </w:r>
+          </w:p>
         </w:tc>
       </w:tr>
       <w:tr>
@@ -3519,6 +3909,22 @@
           <w:tcPr>
             <w:tcW w:w="4320" w:type="dxa"/>
           </w:tcPr>
+          <w:p>
+            <w:pPr>
+              <w:rPr/>
+            </w:pPr>
+            <w:r>
+              <w:rPr/>
+              <w:t>1 Maximus key in HUB_POLICY, and it is a placeholder: PARENT_BK = ',' (single comma, hex 2C). Source: SIMPLE_PROPERTY_PIVOT_VW.PA_POLICY, where all 2,737 non-empty source rows hold ',' and no real PA policy number is present. The staging layer treats only '' as blank, so ',' is loaded as a business key. Effectively a blank key loaded without a default,</w:t>
+            </w:r>
+            <w:r>
+              <w:rPr>
+                <w:lang w:val="en-US"/>
+                <w:rtl w:val="off"/>
+              </w:rPr>
+              <w:t>.</w:t>
+            </w:r>
+          </w:p>
           <w:p/>
         </w:tc>
       </w:tr>
@@ -3711,6 +4117,50 @@
           <w:p>
             <w:r>
               <w:br/>
+            </w:r>
+            <w:r>
+              <w:drawing>
+                <wp:inline distT="0" distB="0" distL="180" distR="180">
+                  <wp:extent cx="5486400" cy="964565"/>
+                  <wp:effectExtent l="0" t="0" r="0" b="0"/>
+                  <wp:docPr id="1031" name="shape1031" hidden="0"/>
+                  <wp:cNvGraphicFramePr>
+                    <a:graphicFrameLocks xmlns:a="http://schemas.openxmlformats.org/drawingml/2006/main" noChangeAspect="1"/>
+                  </wp:cNvGraphicFramePr>
+                  <a:graphic xmlns:a="http://schemas.openxmlformats.org/drawingml/2006/main">
+                    <a:graphicData uri="http://schemas.openxmlformats.org/drawingml/2006/picture">
+                      <pic:pic xmlns:pic="http://schemas.openxmlformats.org/drawingml/2006/picture">
+                        <pic:nvPicPr>
+                          <pic:cNvPr id="0" name="이미지"/>
+                          <pic:cNvPicPr preferRelativeResize="1">
+                            <a:picLocks noChangeAspect="1"/>
+                          </pic:cNvPicPr>
+                        </pic:nvPicPr>
+                        <pic:blipFill>
+                          <a:blip r:embed="rId8">
+                            <a:extLst>
+                              <a:ext uri="{28A0092B-C50C-407E-A947-70E740481C1C}">
+                                <a14:useLocalDpi xmlns:a14="http://schemas.microsoft.com/office/drawing/2010/main" val="0"/>
+                              </a:ext>
+                            </a:extLst>
+                          </a:blip>
+                          <a:srcRect/>
+                          <a:stretch>
+                            <a:fillRect/>
+                          </a:stretch>
+                        </pic:blipFill>
+                        <pic:spPr>
+                          <a:xfrm>
+                            <a:off x="0" y="0"/>
+                            <a:ext cx="5486400" cy="964565"/>
+                          </a:xfrm>
+                          <a:prstGeom prst="rect"/>
+                        </pic:spPr>
+                      </pic:pic>
+                    </a:graphicData>
+                  </a:graphic>
+                </wp:inline>
+              </w:drawing>
             </w:r>
             <w:r>
               <w:br/>
@@ -3859,6 +4309,15 @@
           <w:tcPr>
             <w:tcW w:w="4320" w:type="dxa"/>
           </w:tcPr>
+          <w:p>
+            <w:pPr>
+              <w:rPr/>
+            </w:pPr>
+            <w:r>
+              <w:rPr/>
+              <w:t>Fail (ghost record only), null-key check Pass</w:t>
+            </w:r>
+          </w:p>
           <w:p/>
         </w:tc>
       </w:tr>
@@ -3880,7 +4339,15 @@
           <w:tcPr>
             <w:tcW w:w="4320" w:type="dxa"/>
           </w:tcPr>
-          <w:p/>
+          <w:p>
+            <w:r>
+              <w:rPr>
+                <w:lang w:val="en-US"/>
+                <w:rtl w:val="off"/>
+              </w:rPr>
+              <w:t>0</w:t>
+            </w:r>
+          </w:p>
         </w:tc>
       </w:tr>
       <w:tr>
@@ -3901,7 +4368,15 @@
           <w:tcPr>
             <w:tcW w:w="4320" w:type="dxa"/>
           </w:tcPr>
-          <w:p/>
+          <w:p>
+            <w:r>
+              <w:rPr>
+                <w:lang w:val="en-US"/>
+                <w:rtl w:val="off"/>
+              </w:rPr>
+              <w:t>N</w:t>
+            </w:r>
+          </w:p>
         </w:tc>
       </w:tr>
       <w:tr>
@@ -3922,6 +4397,15 @@
           <w:tcPr>
             <w:tcW w:w="4320" w:type="dxa"/>
           </w:tcPr>
+          <w:p>
+            <w:pPr>
+              <w:rPr/>
+            </w:pPr>
+            <w:r>
+              <w:rPr/>
+              <w:t>15 keys checked; 0 null hash keys, 0 null/blank business keys, 0 placeholder keys. Source: SIMPLE_PROPERTY_PIVOT_VW.AGENT_CHANNEL. Cross-check: 15 distinct source values = 15 hub keys, all IN HUB under MAXIMUS_ record source; all values are genuine channel codes (no symbol-only or placeholder values). Ghost record not present: ghost/-1 records are not implemented in the current model. Null source keys are excluded at load, so no null references exist.</w:t>
+            </w:r>
+          </w:p>
           <w:p/>
         </w:tc>
       </w:tr>
@@ -4112,6 +4596,50 @@
             <w:tcW w:w="8640" w:type="dxa"/>
           </w:tcPr>
           <w:p>
+            <w:r>
+              <w:drawing>
+                <wp:inline distT="0" distB="0" distL="180" distR="180">
+                  <wp:extent cx="5486400" cy="967105"/>
+                  <wp:effectExtent l="0" t="0" r="0" b="0"/>
+                  <wp:docPr id="1032" name="shape1032" hidden="0"/>
+                  <wp:cNvGraphicFramePr>
+                    <a:graphicFrameLocks xmlns:a="http://schemas.openxmlformats.org/drawingml/2006/main" noChangeAspect="1"/>
+                  </wp:cNvGraphicFramePr>
+                  <a:graphic xmlns:a="http://schemas.openxmlformats.org/drawingml/2006/main">
+                    <a:graphicData uri="http://schemas.openxmlformats.org/drawingml/2006/picture">
+                      <pic:pic xmlns:pic="http://schemas.openxmlformats.org/drawingml/2006/picture">
+                        <pic:nvPicPr>
+                          <pic:cNvPr id="0" name="이미지"/>
+                          <pic:cNvPicPr preferRelativeResize="1">
+                            <a:picLocks noChangeAspect="1"/>
+                          </pic:cNvPicPr>
+                        </pic:nvPicPr>
+                        <pic:blipFill>
+                          <a:blip r:embed="rId9">
+                            <a:extLst>
+                              <a:ext uri="{28A0092B-C50C-407E-A947-70E740481C1C}">
+                                <a14:useLocalDpi xmlns:a14="http://schemas.microsoft.com/office/drawing/2010/main" val="0"/>
+                              </a:ext>
+                            </a:extLst>
+                          </a:blip>
+                          <a:srcRect/>
+                          <a:stretch>
+                            <a:fillRect/>
+                          </a:stretch>
+                        </pic:blipFill>
+                        <pic:spPr>
+                          <a:xfrm>
+                            <a:off x="0" y="0"/>
+                            <a:ext cx="5486400" cy="967105"/>
+                          </a:xfrm>
+                          <a:prstGeom prst="rect"/>
+                        </pic:spPr>
+                      </pic:pic>
+                    </a:graphicData>
+                  </a:graphic>
+                </wp:inline>
+              </w:drawing>
+            </w:r>
             <w:r>
               <w:br/>
             </w:r>
@@ -4262,6 +4790,15 @@
           <w:tcPr>
             <w:tcW w:w="4320" w:type="dxa"/>
           </w:tcPr>
+          <w:p>
+            <w:pPr>
+              <w:rPr/>
+            </w:pPr>
+            <w:r>
+              <w:rPr/>
+              <w:t>Fail (ghost record only), null-key check Pass</w:t>
+            </w:r>
+          </w:p>
           <w:p/>
         </w:tc>
       </w:tr>
@@ -4283,7 +4820,15 @@
           <w:tcPr>
             <w:tcW w:w="4320" w:type="dxa"/>
           </w:tcPr>
-          <w:p/>
+          <w:p>
+            <w:r>
+              <w:rPr>
+                <w:lang w:val="en-US"/>
+                <w:rtl w:val="off"/>
+              </w:rPr>
+              <w:t>0</w:t>
+            </w:r>
+          </w:p>
         </w:tc>
       </w:tr>
       <w:tr>
@@ -4304,7 +4849,15 @@
           <w:tcPr>
             <w:tcW w:w="4320" w:type="dxa"/>
           </w:tcPr>
-          <w:p/>
+          <w:p>
+            <w:r>
+              <w:rPr>
+                <w:lang w:val="en-US"/>
+                <w:rtl w:val="off"/>
+              </w:rPr>
+              <w:t>N</w:t>
+            </w:r>
+          </w:p>
         </w:tc>
       </w:tr>
       <w:tr>
@@ -4325,6 +4878,15 @@
           <w:tcPr>
             <w:tcW w:w="4320" w:type="dxa"/>
           </w:tcPr>
+          <w:p>
+            <w:pPr>
+              <w:rPr/>
+            </w:pPr>
+            <w:r>
+              <w:rPr/>
+              <w:t>1 key checked; 0 null hash keys, 0 null/blank business keys, 0 placeholder keys. Source: MULTI_SET_DETAIL_PROPERTY_PIVOT_VW.COMPANY (the second branch, SIMPLE_PROPERTY_PIVOT_VW.branch_code, is hard-coded to NULL in staging and contributes no keys). Cross-check: 1 distinct source value 'BAGIC' (insurer company code, on 204 source rows) = 1 hub key, IN HUB under MAXIMUS_ record source; genuine value.</w:t>
+            </w:r>
+          </w:p>
           <w:p/>
         </w:tc>
       </w:tr>
@@ -4517,6 +5079,50 @@
           <w:p>
             <w:r>
               <w:br/>
+            </w:r>
+            <w:r>
+              <w:drawing>
+                <wp:inline distT="0" distB="0" distL="180" distR="180">
+                  <wp:extent cx="5486400" cy="1038860"/>
+                  <wp:effectExtent l="0" t="0" r="0" b="0"/>
+                  <wp:docPr id="1033" name="shape1033" hidden="0"/>
+                  <wp:cNvGraphicFramePr>
+                    <a:graphicFrameLocks xmlns:a="http://schemas.openxmlformats.org/drawingml/2006/main" noChangeAspect="1"/>
+                  </wp:cNvGraphicFramePr>
+                  <a:graphic xmlns:a="http://schemas.openxmlformats.org/drawingml/2006/main">
+                    <a:graphicData uri="http://schemas.openxmlformats.org/drawingml/2006/picture">
+                      <pic:pic xmlns:pic="http://schemas.openxmlformats.org/drawingml/2006/picture">
+                        <pic:nvPicPr>
+                          <pic:cNvPr id="0" name="이미지"/>
+                          <pic:cNvPicPr preferRelativeResize="1">
+                            <a:picLocks noChangeAspect="1"/>
+                          </pic:cNvPicPr>
+                        </pic:nvPicPr>
+                        <pic:blipFill>
+                          <a:blip r:embed="rId10">
+                            <a:extLst>
+                              <a:ext uri="{28A0092B-C50C-407E-A947-70E740481C1C}">
+                                <a14:useLocalDpi xmlns:a14="http://schemas.microsoft.com/office/drawing/2010/main" val="0"/>
+                              </a:ext>
+                            </a:extLst>
+                          </a:blip>
+                          <a:srcRect/>
+                          <a:stretch>
+                            <a:fillRect/>
+                          </a:stretch>
+                        </pic:blipFill>
+                        <pic:spPr>
+                          <a:xfrm>
+                            <a:off x="0" y="0"/>
+                            <a:ext cx="5486400" cy="1038860"/>
+                          </a:xfrm>
+                          <a:prstGeom prst="rect"/>
+                        </pic:spPr>
+                      </pic:pic>
+                    </a:graphicData>
+                  </a:graphic>
+                </wp:inline>
+              </w:drawing>
             </w:r>
             <w:r>
               <w:br/>
@@ -9676,133 +10282,133 @@
     <w:lsdException w:name="heading 7" w:uiPriority="9" w:qFormat="1"/>
     <w:lsdException w:name="heading 8" w:uiPriority="9" w:qFormat="1"/>
     <w:lsdException w:name="heading 9" w:uiPriority="9" w:qFormat="1"/>
-    <w:lsdException w:name="toc 1" w:uiPriority="57"/>
-    <w:lsdException w:name="toc 2" w:uiPriority="57"/>
-    <w:lsdException w:name="toc 3" w:uiPriority="57"/>
-    <w:lsdException w:name="toc 4" w:uiPriority="57"/>
-    <w:lsdException w:name="toc 5" w:uiPriority="57"/>
-    <w:lsdException w:name="toc 6" w:uiPriority="57"/>
-    <w:lsdException w:name="toc 7" w:uiPriority="57"/>
-    <w:lsdException w:name="toc 8" w:uiPriority="57"/>
-    <w:lsdException w:name="toc 9" w:uiPriority="57"/>
-    <w:lsdException w:name="caption" w:uiPriority="53" w:qFormat="1"/>
-    <w:lsdException w:name="Title" w:semiHidden="0" w:uiPriority="16" w:unhideWhenUsed="0" w:qFormat="1"/>
+    <w:lsdException w:name="toc 1" w:uiPriority="87"/>
+    <w:lsdException w:name="toc 2" w:uiPriority="87"/>
+    <w:lsdException w:name="toc 3" w:uiPriority="87"/>
+    <w:lsdException w:name="toc 4" w:uiPriority="87"/>
+    <w:lsdException w:name="toc 5" w:uiPriority="87"/>
+    <w:lsdException w:name="toc 6" w:uiPriority="87"/>
+    <w:lsdException w:name="toc 7" w:uiPriority="87"/>
+    <w:lsdException w:name="toc 8" w:uiPriority="87"/>
+    <w:lsdException w:name="toc 9" w:uiPriority="87"/>
+    <w:lsdException w:name="caption" w:uiPriority="83" w:qFormat="1"/>
+    <w:lsdException w:name="Title" w:semiHidden="0" w:uiPriority="22" w:unhideWhenUsed="0" w:qFormat="1"/>
     <w:lsdException w:name="Default Paragraph Font" w:uiPriority="1"/>
-    <w:lsdException w:name="Subtitle" w:semiHidden="0" w:uiPriority="17" w:unhideWhenUsed="0" w:qFormat="1"/>
-    <w:lsdException w:name="Strong" w:semiHidden="0" w:uiPriority="34" w:unhideWhenUsed="0" w:qFormat="1"/>
-    <w:lsdException w:name="Emphasis" w:semiHidden="0" w:uiPriority="32" w:unhideWhenUsed="0" w:qFormat="1"/>
-    <w:lsdException w:name="Table Grid" w:semiHidden="0" w:uiPriority="89" w:unhideWhenUsed="0"/>
+    <w:lsdException w:name="Subtitle" w:semiHidden="0" w:uiPriority="23" w:unhideWhenUsed="0" w:qFormat="1"/>
+    <w:lsdException w:name="Strong" w:semiHidden="0" w:uiPriority="52" w:unhideWhenUsed="0" w:qFormat="1"/>
+    <w:lsdException w:name="Emphasis" w:semiHidden="0" w:uiPriority="50" w:unhideWhenUsed="0" w:qFormat="1"/>
+    <w:lsdException w:name="Table Grid" w:semiHidden="0" w:uiPriority="137" w:unhideWhenUsed="0"/>
     <w:lsdException w:name="Placeholder Text" w:unhideWhenUsed="0"/>
     <w:lsdException w:name="No Spacing" w:semiHidden="0" w:uiPriority="1" w:unhideWhenUsed="0" w:qFormat="1"/>
-    <w:lsdException w:name="Light Shading" w:semiHidden="0" w:uiPriority="96" w:unhideWhenUsed="0"/>
-    <w:lsdException w:name="Light List" w:semiHidden="0" w:uiPriority="97" w:unhideWhenUsed="0"/>
-    <w:lsdException w:name="Light Grid" w:semiHidden="0" w:uiPriority="98" w:unhideWhenUsed="0"/>
-    <w:lsdException w:name="Medium Shading 1" w:semiHidden="0" w:uiPriority="99" w:unhideWhenUsed="0"/>
-    <w:lsdException w:name="Medium Shading 2" w:semiHidden="0" w:uiPriority="100" w:unhideWhenUsed="0"/>
-    <w:lsdException w:name="Medium List 1" w:semiHidden="0" w:uiPriority="101" w:unhideWhenUsed="0"/>
-    <w:lsdException w:name="Medium List 2" w:semiHidden="0" w:uiPriority="102" w:unhideWhenUsed="0"/>
-    <w:lsdException w:name="Medium Grid 1" w:semiHidden="0" w:uiPriority="103" w:unhideWhenUsed="0"/>
-    <w:lsdException w:name="Medium Grid 2" w:semiHidden="0" w:uiPriority="104" w:unhideWhenUsed="0"/>
-    <w:lsdException w:name="Medium Grid 3" w:semiHidden="0" w:uiPriority="105" w:unhideWhenUsed="0"/>
-    <w:lsdException w:name="Dark List" w:semiHidden="0" w:uiPriority="112" w:unhideWhenUsed="0"/>
-    <w:lsdException w:name="Colorful Shading" w:semiHidden="0" w:uiPriority="113" w:unhideWhenUsed="0"/>
-    <w:lsdException w:name="Colorful List" w:semiHidden="0" w:uiPriority="114" w:unhideWhenUsed="0"/>
-    <w:lsdException w:name="Colorful Grid" w:semiHidden="0" w:uiPriority="115" w:unhideWhenUsed="0"/>
-    <w:lsdException w:name="Light Shading Accent 1" w:semiHidden="0" w:uiPriority="96" w:unhideWhenUsed="0"/>
-    <w:lsdException w:name="Light List Accent 1" w:semiHidden="0" w:uiPriority="97" w:unhideWhenUsed="0"/>
-    <w:lsdException w:name="Light Grid Accent 1" w:semiHidden="0" w:uiPriority="98" w:unhideWhenUsed="0"/>
-    <w:lsdException w:name="Medium Shading 1 Accent 1" w:semiHidden="0" w:uiPriority="99" w:unhideWhenUsed="0"/>
-    <w:lsdException w:name="Medium Shading 2 Accent 1" w:semiHidden="0" w:uiPriority="100" w:unhideWhenUsed="0"/>
-    <w:lsdException w:name="Medium List 1 Accent 1" w:semiHidden="0" w:uiPriority="101" w:unhideWhenUsed="0"/>
+    <w:lsdException w:name="Light Shading" w:semiHidden="0" w:uiPriority="150" w:unhideWhenUsed="0"/>
+    <w:lsdException w:name="Light List" w:semiHidden="0" w:uiPriority="151" w:unhideWhenUsed="0"/>
+    <w:lsdException w:name="Light Grid" w:semiHidden="0" w:uiPriority="152" w:unhideWhenUsed="0"/>
+    <w:lsdException w:name="Medium Shading 1" w:semiHidden="0" w:uiPriority="153" w:unhideWhenUsed="0"/>
+    <w:lsdException w:name="Medium Shading 2" w:semiHidden="0" w:uiPriority="256" w:unhideWhenUsed="0"/>
+    <w:lsdException w:name="Medium List 1" w:semiHidden="0" w:uiPriority="257" w:unhideWhenUsed="0"/>
+    <w:lsdException w:name="Medium List 2" w:semiHidden="0" w:uiPriority="258" w:unhideWhenUsed="0"/>
+    <w:lsdException w:name="Medium Grid 1" w:semiHidden="0" w:uiPriority="259" w:unhideWhenUsed="0"/>
+    <w:lsdException w:name="Medium Grid 2" w:semiHidden="0" w:uiPriority="260" w:unhideWhenUsed="0"/>
+    <w:lsdException w:name="Medium Grid 3" w:semiHidden="0" w:uiPriority="261" w:unhideWhenUsed="0"/>
+    <w:lsdException w:name="Dark List" w:semiHidden="0" w:uiPriority="274" w:unhideWhenUsed="0"/>
+    <w:lsdException w:name="Colorful Shading" w:semiHidden="0" w:uiPriority="275" w:unhideWhenUsed="0"/>
+    <w:lsdException w:name="Colorful List" w:semiHidden="0" w:uiPriority="276" w:unhideWhenUsed="0"/>
+    <w:lsdException w:name="Colorful Grid" w:semiHidden="0" w:uiPriority="277" w:unhideWhenUsed="0"/>
+    <w:lsdException w:name="Light Shading Accent 1" w:semiHidden="0" w:uiPriority="150" w:unhideWhenUsed="0"/>
+    <w:lsdException w:name="Light List Accent 1" w:semiHidden="0" w:uiPriority="151" w:unhideWhenUsed="0"/>
+    <w:lsdException w:name="Light Grid Accent 1" w:semiHidden="0" w:uiPriority="152" w:unhideWhenUsed="0"/>
+    <w:lsdException w:name="Medium Shading 1 Accent 1" w:semiHidden="0" w:uiPriority="153" w:unhideWhenUsed="0"/>
+    <w:lsdException w:name="Medium Shading 2 Accent 1" w:semiHidden="0" w:uiPriority="256" w:unhideWhenUsed="0"/>
+    <w:lsdException w:name="Medium List 1 Accent 1" w:semiHidden="0" w:uiPriority="257" w:unhideWhenUsed="0"/>
     <w:lsdException w:name="Revision" w:unhideWhenUsed="0"/>
-    <w:lsdException w:name="List Paragraph" w:semiHidden="0" w:uiPriority="52" w:unhideWhenUsed="0" w:qFormat="1"/>
-    <w:lsdException w:name="Quote" w:semiHidden="0" w:uiPriority="41" w:unhideWhenUsed="0" w:qFormat="1"/>
-    <w:lsdException w:name="Intense Quote" w:semiHidden="0" w:uiPriority="48" w:unhideWhenUsed="0" w:qFormat="1"/>
-    <w:lsdException w:name="Medium List 2 Accent 1" w:semiHidden="0" w:uiPriority="102" w:unhideWhenUsed="0"/>
-    <w:lsdException w:name="Medium Grid 1 Accent 1" w:semiHidden="0" w:uiPriority="103" w:unhideWhenUsed="0"/>
-    <w:lsdException w:name="Medium Grid 2 Accent 1" w:semiHidden="0" w:uiPriority="104" w:unhideWhenUsed="0"/>
-    <w:lsdException w:name="Medium Grid 3 Accent 1" w:semiHidden="0" w:uiPriority="105" w:unhideWhenUsed="0"/>
-    <w:lsdException w:name="Dark List Accent 1" w:semiHidden="0" w:uiPriority="112" w:unhideWhenUsed="0"/>
-    <w:lsdException w:name="Colorful Shading Accent 1" w:semiHidden="0" w:uiPriority="113" w:unhideWhenUsed="0"/>
-    <w:lsdException w:name="Colorful List Accent 1" w:semiHidden="0" w:uiPriority="114" w:unhideWhenUsed="0"/>
-    <w:lsdException w:name="Colorful Grid Accent 1" w:semiHidden="0" w:uiPriority="115" w:unhideWhenUsed="0"/>
-    <w:lsdException w:name="Light Shading Accent 2" w:semiHidden="0" w:uiPriority="96" w:unhideWhenUsed="0"/>
-    <w:lsdException w:name="Light List Accent 2" w:semiHidden="0" w:uiPriority="97" w:unhideWhenUsed="0"/>
-    <w:lsdException w:name="Light Grid Accent 2" w:semiHidden="0" w:uiPriority="98" w:unhideWhenUsed="0"/>
-    <w:lsdException w:name="Medium Shading 1 Accent 2" w:semiHidden="0" w:uiPriority="99" w:unhideWhenUsed="0"/>
-    <w:lsdException w:name="Medium Shading 2 Accent 2" w:semiHidden="0" w:uiPriority="100" w:unhideWhenUsed="0"/>
-    <w:lsdException w:name="Medium List 1 Accent 2" w:semiHidden="0" w:uiPriority="101" w:unhideWhenUsed="0"/>
-    <w:lsdException w:name="Medium List 2 Accent 2" w:semiHidden="0" w:uiPriority="102" w:unhideWhenUsed="0"/>
-    <w:lsdException w:name="Medium Grid 1 Accent 2" w:semiHidden="0" w:uiPriority="103" w:unhideWhenUsed="0"/>
-    <w:lsdException w:name="Medium Grid 2 Accent 2" w:semiHidden="0" w:uiPriority="104" w:unhideWhenUsed="0"/>
-    <w:lsdException w:name="Medium Grid 3 Accent 2" w:semiHidden="0" w:uiPriority="105" w:unhideWhenUsed="0"/>
-    <w:lsdException w:name="Dark List Accent 2" w:semiHidden="0" w:uiPriority="112" w:unhideWhenUsed="0"/>
-    <w:lsdException w:name="Colorful Shading Accent 2" w:semiHidden="0" w:uiPriority="113" w:unhideWhenUsed="0"/>
-    <w:lsdException w:name="Colorful List Accent 2" w:semiHidden="0" w:uiPriority="114" w:unhideWhenUsed="0"/>
-    <w:lsdException w:name="Colorful Grid Accent 2" w:semiHidden="0" w:uiPriority="115" w:unhideWhenUsed="0"/>
-    <w:lsdException w:name="Light Shading Accent 3" w:semiHidden="0" w:uiPriority="96" w:unhideWhenUsed="0"/>
-    <w:lsdException w:name="Light List Accent 3" w:semiHidden="0" w:uiPriority="97" w:unhideWhenUsed="0"/>
-    <w:lsdException w:name="Light Grid Accent 3" w:semiHidden="0" w:uiPriority="98" w:unhideWhenUsed="0"/>
-    <w:lsdException w:name="Medium Shading 1 Accent 3" w:semiHidden="0" w:uiPriority="99" w:unhideWhenUsed="0"/>
-    <w:lsdException w:name="Medium Shading 2 Accent 3" w:semiHidden="0" w:uiPriority="100" w:unhideWhenUsed="0"/>
-    <w:lsdException w:name="Medium List 1 Accent 3" w:semiHidden="0" w:uiPriority="101" w:unhideWhenUsed="0"/>
-    <w:lsdException w:name="Medium List 2 Accent 3" w:semiHidden="0" w:uiPriority="102" w:unhideWhenUsed="0"/>
-    <w:lsdException w:name="Medium Grid 1 Accent 3" w:semiHidden="0" w:uiPriority="103" w:unhideWhenUsed="0"/>
-    <w:lsdException w:name="Medium Grid 2 Accent 3" w:semiHidden="0" w:uiPriority="104" w:unhideWhenUsed="0"/>
-    <w:lsdException w:name="Medium Grid 3 Accent 3" w:semiHidden="0" w:uiPriority="105" w:unhideWhenUsed="0"/>
-    <w:lsdException w:name="Dark List Accent 3" w:semiHidden="0" w:uiPriority="112" w:unhideWhenUsed="0"/>
-    <w:lsdException w:name="Colorful Shading Accent 3" w:semiHidden="0" w:uiPriority="113" w:unhideWhenUsed="0"/>
-    <w:lsdException w:name="Colorful List Accent 3" w:semiHidden="0" w:uiPriority="114" w:unhideWhenUsed="0"/>
-    <w:lsdException w:name="Colorful Grid Accent 3" w:semiHidden="0" w:uiPriority="115" w:unhideWhenUsed="0"/>
-    <w:lsdException w:name="Light Shading Accent 4" w:semiHidden="0" w:uiPriority="96" w:unhideWhenUsed="0"/>
-    <w:lsdException w:name="Light List Accent 4" w:semiHidden="0" w:uiPriority="97" w:unhideWhenUsed="0"/>
-    <w:lsdException w:name="Light Grid Accent 4" w:semiHidden="0" w:uiPriority="98" w:unhideWhenUsed="0"/>
-    <w:lsdException w:name="Medium Shading 1 Accent 4" w:semiHidden="0" w:uiPriority="99" w:unhideWhenUsed="0"/>
-    <w:lsdException w:name="Medium Shading 2 Accent 4" w:semiHidden="0" w:uiPriority="100" w:unhideWhenUsed="0"/>
-    <w:lsdException w:name="Medium List 1 Accent 4" w:semiHidden="0" w:uiPriority="101" w:unhideWhenUsed="0"/>
-    <w:lsdException w:name="Medium List 2 Accent 4" w:semiHidden="0" w:uiPriority="102" w:unhideWhenUsed="0"/>
-    <w:lsdException w:name="Medium Grid 1 Accent 4" w:semiHidden="0" w:uiPriority="103" w:unhideWhenUsed="0"/>
-    <w:lsdException w:name="Medium Grid 2 Accent 4" w:semiHidden="0" w:uiPriority="104" w:unhideWhenUsed="0"/>
-    <w:lsdException w:name="Medium Grid 3 Accent 4" w:semiHidden="0" w:uiPriority="105" w:unhideWhenUsed="0"/>
-    <w:lsdException w:name="Dark List Accent 4" w:semiHidden="0" w:uiPriority="112" w:unhideWhenUsed="0"/>
-    <w:lsdException w:name="Colorful Shading Accent 4" w:semiHidden="0" w:uiPriority="113" w:unhideWhenUsed="0"/>
-    <w:lsdException w:name="Colorful List Accent 4" w:semiHidden="0" w:uiPriority="114" w:unhideWhenUsed="0"/>
-    <w:lsdException w:name="Colorful Grid Accent 4" w:semiHidden="0" w:uiPriority="115" w:unhideWhenUsed="0"/>
-    <w:lsdException w:name="Light Shading Accent 5" w:semiHidden="0" w:uiPriority="96" w:unhideWhenUsed="0"/>
-    <w:lsdException w:name="Light List Accent 5" w:semiHidden="0" w:uiPriority="97" w:unhideWhenUsed="0"/>
-    <w:lsdException w:name="Light Grid Accent 5" w:semiHidden="0" w:uiPriority="98" w:unhideWhenUsed="0"/>
-    <w:lsdException w:name="Medium Shading 1 Accent 5" w:semiHidden="0" w:uiPriority="99" w:unhideWhenUsed="0"/>
-    <w:lsdException w:name="Medium Shading 2 Accent 5" w:semiHidden="0" w:uiPriority="100" w:unhideWhenUsed="0"/>
-    <w:lsdException w:name="Medium List 1 Accent 5" w:semiHidden="0" w:uiPriority="101" w:unhideWhenUsed="0"/>
-    <w:lsdException w:name="Medium List 2 Accent 5" w:semiHidden="0" w:uiPriority="102" w:unhideWhenUsed="0"/>
-    <w:lsdException w:name="Medium Grid 1 Accent 5" w:semiHidden="0" w:uiPriority="103" w:unhideWhenUsed="0"/>
-    <w:lsdException w:name="Medium Grid 2 Accent 5" w:semiHidden="0" w:uiPriority="104" w:unhideWhenUsed="0"/>
-    <w:lsdException w:name="Medium Grid 3 Accent 5" w:semiHidden="0" w:uiPriority="105" w:unhideWhenUsed="0"/>
-    <w:lsdException w:name="Dark List Accent 5" w:semiHidden="0" w:uiPriority="112" w:unhideWhenUsed="0"/>
-    <w:lsdException w:name="Colorful Shading Accent 5" w:semiHidden="0" w:uiPriority="113" w:unhideWhenUsed="0"/>
-    <w:lsdException w:name="Colorful List Accent 5" w:semiHidden="0" w:uiPriority="114" w:unhideWhenUsed="0"/>
-    <w:lsdException w:name="Colorful Grid Accent 5" w:semiHidden="0" w:uiPriority="115" w:unhideWhenUsed="0"/>
-    <w:lsdException w:name="Light Shading Accent 6" w:semiHidden="0" w:uiPriority="96" w:unhideWhenUsed="0"/>
-    <w:lsdException w:name="Light List Accent 6" w:semiHidden="0" w:uiPriority="97" w:unhideWhenUsed="0"/>
-    <w:lsdException w:name="Light Grid Accent 6" w:semiHidden="0" w:uiPriority="98" w:unhideWhenUsed="0"/>
-    <w:lsdException w:name="Medium Shading 1 Accent 6" w:semiHidden="0" w:uiPriority="99" w:unhideWhenUsed="0"/>
-    <w:lsdException w:name="Medium Shading 2 Accent 6" w:semiHidden="0" w:uiPriority="100" w:unhideWhenUsed="0"/>
-    <w:lsdException w:name="Medium List 1 Accent 6" w:semiHidden="0" w:uiPriority="101" w:unhideWhenUsed="0"/>
-    <w:lsdException w:name="Medium List 2 Accent 6" w:semiHidden="0" w:uiPriority="102" w:unhideWhenUsed="0"/>
-    <w:lsdException w:name="Medium Grid 1 Accent 6" w:semiHidden="0" w:uiPriority="103" w:unhideWhenUsed="0"/>
-    <w:lsdException w:name="Medium Grid 2 Accent 6" w:semiHidden="0" w:uiPriority="104" w:unhideWhenUsed="0"/>
-    <w:lsdException w:name="Medium Grid 3 Accent 6" w:semiHidden="0" w:uiPriority="105" w:unhideWhenUsed="0"/>
-    <w:lsdException w:name="Dark List Accent 6" w:semiHidden="0" w:uiPriority="112" w:unhideWhenUsed="0"/>
-    <w:lsdException w:name="Colorful Shading Accent 6" w:semiHidden="0" w:uiPriority="113" w:unhideWhenUsed="0"/>
-    <w:lsdException w:name="Colorful List Accent 6" w:semiHidden="0" w:uiPriority="114" w:unhideWhenUsed="0"/>
-    <w:lsdException w:name="Colorful Grid Accent 6" w:semiHidden="0" w:uiPriority="115" w:unhideWhenUsed="0"/>
-    <w:lsdException w:name="Subtle Emphasis" w:semiHidden="0" w:uiPriority="25" w:unhideWhenUsed="0" w:qFormat="1"/>
-    <w:lsdException w:name="Intense Emphasis" w:semiHidden="0" w:uiPriority="33" w:unhideWhenUsed="0" w:qFormat="1"/>
-    <w:lsdException w:name="Subtle Reference" w:semiHidden="0" w:uiPriority="49" w:unhideWhenUsed="0" w:qFormat="1"/>
-    <w:lsdException w:name="Intense Reference" w:semiHidden="0" w:uiPriority="50" w:unhideWhenUsed="0" w:qFormat="1"/>
-    <w:lsdException w:name="Book Title" w:semiHidden="0" w:uiPriority="51" w:unhideWhenUsed="0" w:qFormat="1"/>
-    <w:lsdException w:name="Bibliography" w:uiPriority="55"/>
-    <w:lsdException w:name="TOC Heading" w:uiPriority="57" w:qFormat="1"/>
+    <w:lsdException w:name="List Paragraph" w:semiHidden="0" w:uiPriority="82" w:unhideWhenUsed="0" w:qFormat="1"/>
+    <w:lsdException w:name="Quote" w:semiHidden="0" w:uiPriority="65" w:unhideWhenUsed="0" w:qFormat="1"/>
+    <w:lsdException w:name="Intense Quote" w:semiHidden="0" w:uiPriority="72" w:unhideWhenUsed="0" w:qFormat="1"/>
+    <w:lsdException w:name="Medium List 2 Accent 1" w:semiHidden="0" w:uiPriority="258" w:unhideWhenUsed="0"/>
+    <w:lsdException w:name="Medium Grid 1 Accent 1" w:semiHidden="0" w:uiPriority="259" w:unhideWhenUsed="0"/>
+    <w:lsdException w:name="Medium Grid 2 Accent 1" w:semiHidden="0" w:uiPriority="260" w:unhideWhenUsed="0"/>
+    <w:lsdException w:name="Medium Grid 3 Accent 1" w:semiHidden="0" w:uiPriority="261" w:unhideWhenUsed="0"/>
+    <w:lsdException w:name="Dark List Accent 1" w:semiHidden="0" w:uiPriority="274" w:unhideWhenUsed="0"/>
+    <w:lsdException w:name="Colorful Shading Accent 1" w:semiHidden="0" w:uiPriority="275" w:unhideWhenUsed="0"/>
+    <w:lsdException w:name="Colorful List Accent 1" w:semiHidden="0" w:uiPriority="276" w:unhideWhenUsed="0"/>
+    <w:lsdException w:name="Colorful Grid Accent 1" w:semiHidden="0" w:uiPriority="277" w:unhideWhenUsed="0"/>
+    <w:lsdException w:name="Light Shading Accent 2" w:semiHidden="0" w:uiPriority="150" w:unhideWhenUsed="0"/>
+    <w:lsdException w:name="Light List Accent 2" w:semiHidden="0" w:uiPriority="151" w:unhideWhenUsed="0"/>
+    <w:lsdException w:name="Light Grid Accent 2" w:semiHidden="0" w:uiPriority="152" w:unhideWhenUsed="0"/>
+    <w:lsdException w:name="Medium Shading 1 Accent 2" w:semiHidden="0" w:uiPriority="153" w:unhideWhenUsed="0"/>
+    <w:lsdException w:name="Medium Shading 2 Accent 2" w:semiHidden="0" w:uiPriority="256" w:unhideWhenUsed="0"/>
+    <w:lsdException w:name="Medium List 1 Accent 2" w:semiHidden="0" w:uiPriority="257" w:unhideWhenUsed="0"/>
+    <w:lsdException w:name="Medium List 2 Accent 2" w:semiHidden="0" w:uiPriority="258" w:unhideWhenUsed="0"/>
+    <w:lsdException w:name="Medium Grid 1 Accent 2" w:semiHidden="0" w:uiPriority="259" w:unhideWhenUsed="0"/>
+    <w:lsdException w:name="Medium Grid 2 Accent 2" w:semiHidden="0" w:uiPriority="260" w:unhideWhenUsed="0"/>
+    <w:lsdException w:name="Medium Grid 3 Accent 2" w:semiHidden="0" w:uiPriority="261" w:unhideWhenUsed="0"/>
+    <w:lsdException w:name="Dark List Accent 2" w:semiHidden="0" w:uiPriority="274" w:unhideWhenUsed="0"/>
+    <w:lsdException w:name="Colorful Shading Accent 2" w:semiHidden="0" w:uiPriority="275" w:unhideWhenUsed="0"/>
+    <w:lsdException w:name="Colorful List Accent 2" w:semiHidden="0" w:uiPriority="276" w:unhideWhenUsed="0"/>
+    <w:lsdException w:name="Colorful Grid Accent 2" w:semiHidden="0" w:uiPriority="277" w:unhideWhenUsed="0"/>
+    <w:lsdException w:name="Light Shading Accent 3" w:semiHidden="0" w:uiPriority="150" w:unhideWhenUsed="0"/>
+    <w:lsdException w:name="Light List Accent 3" w:semiHidden="0" w:uiPriority="151" w:unhideWhenUsed="0"/>
+    <w:lsdException w:name="Light Grid Accent 3" w:semiHidden="0" w:uiPriority="152" w:unhideWhenUsed="0"/>
+    <w:lsdException w:name="Medium Shading 1 Accent 3" w:semiHidden="0" w:uiPriority="153" w:unhideWhenUsed="0"/>
+    <w:lsdException w:name="Medium Shading 2 Accent 3" w:semiHidden="0" w:uiPriority="256" w:unhideWhenUsed="0"/>
+    <w:lsdException w:name="Medium List 1 Accent 3" w:semiHidden="0" w:uiPriority="257" w:unhideWhenUsed="0"/>
+    <w:lsdException w:name="Medium List 2 Accent 3" w:semiHidden="0" w:uiPriority="258" w:unhideWhenUsed="0"/>
+    <w:lsdException w:name="Medium Grid 1 Accent 3" w:semiHidden="0" w:uiPriority="259" w:unhideWhenUsed="0"/>
+    <w:lsdException w:name="Medium Grid 2 Accent 3" w:semiHidden="0" w:uiPriority="260" w:unhideWhenUsed="0"/>
+    <w:lsdException w:name="Medium Grid 3 Accent 3" w:semiHidden="0" w:uiPriority="261" w:unhideWhenUsed="0"/>
+    <w:lsdException w:name="Dark List Accent 3" w:semiHidden="0" w:uiPriority="274" w:unhideWhenUsed="0"/>
+    <w:lsdException w:name="Colorful Shading Accent 3" w:semiHidden="0" w:uiPriority="275" w:unhideWhenUsed="0"/>
+    <w:lsdException w:name="Colorful List Accent 3" w:semiHidden="0" w:uiPriority="276" w:unhideWhenUsed="0"/>
+    <w:lsdException w:name="Colorful Grid Accent 3" w:semiHidden="0" w:uiPriority="277" w:unhideWhenUsed="0"/>
+    <w:lsdException w:name="Light Shading Accent 4" w:semiHidden="0" w:uiPriority="150" w:unhideWhenUsed="0"/>
+    <w:lsdException w:name="Light List Accent 4" w:semiHidden="0" w:uiPriority="151" w:unhideWhenUsed="0"/>
+    <w:lsdException w:name="Light Grid Accent 4" w:semiHidden="0" w:uiPriority="152" w:unhideWhenUsed="0"/>
+    <w:lsdException w:name="Medium Shading 1 Accent 4" w:semiHidden="0" w:uiPriority="153" w:unhideWhenUsed="0"/>
+    <w:lsdException w:name="Medium Shading 2 Accent 4" w:semiHidden="0" w:uiPriority="256" w:unhideWhenUsed="0"/>
+    <w:lsdException w:name="Medium List 1 Accent 4" w:semiHidden="0" w:uiPriority="257" w:unhideWhenUsed="0"/>
+    <w:lsdException w:name="Medium List 2 Accent 4" w:semiHidden="0" w:uiPriority="258" w:unhideWhenUsed="0"/>
+    <w:lsdException w:name="Medium Grid 1 Accent 4" w:semiHidden="0" w:uiPriority="259" w:unhideWhenUsed="0"/>
+    <w:lsdException w:name="Medium Grid 2 Accent 4" w:semiHidden="0" w:uiPriority="260" w:unhideWhenUsed="0"/>
+    <w:lsdException w:name="Medium Grid 3 Accent 4" w:semiHidden="0" w:uiPriority="261" w:unhideWhenUsed="0"/>
+    <w:lsdException w:name="Dark List Accent 4" w:semiHidden="0" w:uiPriority="274" w:unhideWhenUsed="0"/>
+    <w:lsdException w:name="Colorful Shading Accent 4" w:semiHidden="0" w:uiPriority="275" w:unhideWhenUsed="0"/>
+    <w:lsdException w:name="Colorful List Accent 4" w:semiHidden="0" w:uiPriority="276" w:unhideWhenUsed="0"/>
+    <w:lsdException w:name="Colorful Grid Accent 4" w:semiHidden="0" w:uiPriority="277" w:unhideWhenUsed="0"/>
+    <w:lsdException w:name="Light Shading Accent 5" w:semiHidden="0" w:uiPriority="150" w:unhideWhenUsed="0"/>
+    <w:lsdException w:name="Light List Accent 5" w:semiHidden="0" w:uiPriority="151" w:unhideWhenUsed="0"/>
+    <w:lsdException w:name="Light Grid Accent 5" w:semiHidden="0" w:uiPriority="152" w:unhideWhenUsed="0"/>
+    <w:lsdException w:name="Medium Shading 1 Accent 5" w:semiHidden="0" w:uiPriority="153" w:unhideWhenUsed="0"/>
+    <w:lsdException w:name="Medium Shading 2 Accent 5" w:semiHidden="0" w:uiPriority="256" w:unhideWhenUsed="0"/>
+    <w:lsdException w:name="Medium List 1 Accent 5" w:semiHidden="0" w:uiPriority="257" w:unhideWhenUsed="0"/>
+    <w:lsdException w:name="Medium List 2 Accent 5" w:semiHidden="0" w:uiPriority="258" w:unhideWhenUsed="0"/>
+    <w:lsdException w:name="Medium Grid 1 Accent 5" w:semiHidden="0" w:uiPriority="259" w:unhideWhenUsed="0"/>
+    <w:lsdException w:name="Medium Grid 2 Accent 5" w:semiHidden="0" w:uiPriority="260" w:unhideWhenUsed="0"/>
+    <w:lsdException w:name="Medium Grid 3 Accent 5" w:semiHidden="0" w:uiPriority="261" w:unhideWhenUsed="0"/>
+    <w:lsdException w:name="Dark List Accent 5" w:semiHidden="0" w:uiPriority="274" w:unhideWhenUsed="0"/>
+    <w:lsdException w:name="Colorful Shading Accent 5" w:semiHidden="0" w:uiPriority="275" w:unhideWhenUsed="0"/>
+    <w:lsdException w:name="Colorful List Accent 5" w:semiHidden="0" w:uiPriority="276" w:unhideWhenUsed="0"/>
+    <w:lsdException w:name="Colorful Grid Accent 5" w:semiHidden="0" w:uiPriority="277" w:unhideWhenUsed="0"/>
+    <w:lsdException w:name="Light Shading Accent 6" w:semiHidden="0" w:uiPriority="150" w:unhideWhenUsed="0"/>
+    <w:lsdException w:name="Light List Accent 6" w:semiHidden="0" w:uiPriority="151" w:unhideWhenUsed="0"/>
+    <w:lsdException w:name="Light Grid Accent 6" w:semiHidden="0" w:uiPriority="152" w:unhideWhenUsed="0"/>
+    <w:lsdException w:name="Medium Shading 1 Accent 6" w:semiHidden="0" w:uiPriority="153" w:unhideWhenUsed="0"/>
+    <w:lsdException w:name="Medium Shading 2 Accent 6" w:semiHidden="0" w:uiPriority="256" w:unhideWhenUsed="0"/>
+    <w:lsdException w:name="Medium List 1 Accent 6" w:semiHidden="0" w:uiPriority="257" w:unhideWhenUsed="0"/>
+    <w:lsdException w:name="Medium List 2 Accent 6" w:semiHidden="0" w:uiPriority="258" w:unhideWhenUsed="0"/>
+    <w:lsdException w:name="Medium Grid 1 Accent 6" w:semiHidden="0" w:uiPriority="259" w:unhideWhenUsed="0"/>
+    <w:lsdException w:name="Medium Grid 2 Accent 6" w:semiHidden="0" w:uiPriority="260" w:unhideWhenUsed="0"/>
+    <w:lsdException w:name="Medium Grid 3 Accent 6" w:semiHidden="0" w:uiPriority="261" w:unhideWhenUsed="0"/>
+    <w:lsdException w:name="Dark List Accent 6" w:semiHidden="0" w:uiPriority="274" w:unhideWhenUsed="0"/>
+    <w:lsdException w:name="Colorful Shading Accent 6" w:semiHidden="0" w:uiPriority="275" w:unhideWhenUsed="0"/>
+    <w:lsdException w:name="Colorful List Accent 6" w:semiHidden="0" w:uiPriority="276" w:unhideWhenUsed="0"/>
+    <w:lsdException w:name="Colorful Grid Accent 6" w:semiHidden="0" w:uiPriority="277" w:unhideWhenUsed="0"/>
+    <w:lsdException w:name="Subtle Emphasis" w:semiHidden="0" w:uiPriority="37" w:unhideWhenUsed="0" w:qFormat="1"/>
+    <w:lsdException w:name="Intense Emphasis" w:semiHidden="0" w:uiPriority="51" w:unhideWhenUsed="0" w:qFormat="1"/>
+    <w:lsdException w:name="Subtle Reference" w:semiHidden="0" w:uiPriority="73" w:unhideWhenUsed="0" w:qFormat="1"/>
+    <w:lsdException w:name="Intense Reference" w:semiHidden="0" w:uiPriority="80" w:unhideWhenUsed="0" w:qFormat="1"/>
+    <w:lsdException w:name="Book Title" w:semiHidden="0" w:uiPriority="81" w:unhideWhenUsed="0" w:qFormat="1"/>
+    <w:lsdException w:name="Bibliography" w:uiPriority="85"/>
+    <w:lsdException w:name="TOC Heading" w:uiPriority="87" w:qFormat="1"/>
   </w:latentStyles>
   <w:style w:type="paragraph" w:default="1" w:styleId="Normal">
     <w:name w:val="Normal"/>
@@ -21336,6 +21942,27 @@
       </w:tcPr>
     </w:tblStylePr>
   </w:style>
+  <w:style w:type="table" w:customStyle="1" w:styleId="TableNormal">
+    <w:name w:val="Normal Table"/>
+    <w:uiPriority w:val="99"/>
+    <w:semiHidden/>
+    <w:unhideWhenUsed/>
+    <w:tblPr>
+      <w:tblInd w:w="0" w:type="dxa"/>
+      <w:tblCellMar>
+        <w:top w:w="0" w:type="dxa"/>
+        <w:left w:w="108" w:type="dxa"/>
+        <w:bottom w:w="0" w:type="dxa"/>
+        <w:right w:w="108" w:type="dxa"/>
+      </w:tblCellMar>
+    </w:tblPr>
+  </w:style>
+  <w:style w:type="numbering" w:customStyle="1" w:styleId="NoList">
+    <w:name w:val="No List"/>
+    <w:uiPriority w:val="99"/>
+    <w:semiHidden/>
+    <w:unhideWhenUsed/>
+  </w:style>
 </w:styles>
 </file>
 

--- a/BGIL_DBT/validation/DM-K3.docx
+++ b/BGIL_DBT/validation/DM-K3.docx
@@ -1230,7 +1230,7 @@
             </w:r>
             <w:r>
               <w:drawing>
-                <wp:inline distT="0" distB="0" distL="180" distR="180">
+                <wp:inline distT="0" distB="0" distL="0" distR="0">
                   <wp:extent cx="5486400" cy="1076325"/>
                   <wp:effectExtent l="0" t="0" r="0" b="0"/>
                   <wp:docPr id="1026" name="shape1026" hidden="0"/>
@@ -1704,10 +1704,10 @@
             <w:r>
               <w:rPr/>
               <w:drawing>
-                <wp:inline distT="0" distB="0" distL="180" distR="180">
+                <wp:inline distT="0" distB="0" distL="0" distR="0">
                   <wp:extent cx="5486400" cy="1083945"/>
                   <wp:effectExtent l="0" t="0" r="0" b="0"/>
-                  <wp:docPr id="1034" name="shape1034" hidden="0"/>
+                  <wp:docPr id="1027" name="shape1027" hidden="0"/>
                   <wp:cNvGraphicFramePr>
                     <a:graphicFrameLocks xmlns:a="http://schemas.openxmlformats.org/drawingml/2006/main" noChangeAspect="1"/>
                   </wp:cNvGraphicFramePr>
@@ -2184,10 +2184,10 @@
           <w:p>
             <w:r>
               <w:drawing>
-                <wp:inline distT="0" distB="0" distL="180" distR="180">
+                <wp:inline distT="0" distB="0" distL="0" distR="0">
                   <wp:extent cx="5486400" cy="993140"/>
                   <wp:effectExtent l="0" t="0" r="0" b="0"/>
-                  <wp:docPr id="1027" name="shape1027" hidden="0"/>
+                  <wp:docPr id="1028" name="shape1028" hidden="0"/>
                   <wp:cNvGraphicFramePr>
                     <a:graphicFrameLocks xmlns:a="http://schemas.openxmlformats.org/drawingml/2006/main" noChangeAspect="1"/>
                   </wp:cNvGraphicFramePr>
@@ -2660,10 +2660,10 @@
             </w:r>
             <w:r>
               <w:drawing>
-                <wp:inline distT="0" distB="0" distL="180" distR="180">
+                <wp:inline distT="0" distB="0" distL="0" distR="0">
                   <wp:extent cx="5486400" cy="1094740"/>
                   <wp:effectExtent l="0" t="0" r="0" b="0"/>
-                  <wp:docPr id="1028" name="shape1028" hidden="0"/>
+                  <wp:docPr id="1029" name="shape1029" hidden="0"/>
                   <wp:cNvGraphicFramePr>
                     <a:graphicFrameLocks xmlns:a="http://schemas.openxmlformats.org/drawingml/2006/main" noChangeAspect="1"/>
                   </wp:cNvGraphicFramePr>
@@ -3150,10 +3150,10 @@
             </w:r>
             <w:r>
               <w:drawing>
-                <wp:inline distT="0" distB="0" distL="180" distR="180">
+                <wp:inline distT="0" distB="0" distL="0" distR="0">
                   <wp:extent cx="5486400" cy="889000"/>
                   <wp:effectExtent l="0" t="0" r="0" b="0"/>
-                  <wp:docPr id="1029" name="shape1029" hidden="0"/>
+                  <wp:docPr id="1030" name="shape1030" hidden="0"/>
                   <wp:cNvGraphicFramePr>
                     <a:graphicFrameLocks xmlns:a="http://schemas.openxmlformats.org/drawingml/2006/main" noChangeAspect="1"/>
                   </wp:cNvGraphicFramePr>
@@ -3628,10 +3628,10 @@
           <w:p>
             <w:r>
               <w:drawing>
-                <wp:inline distT="0" distB="0" distL="180" distR="180">
+                <wp:inline distT="0" distB="0" distL="0" distR="0">
                   <wp:extent cx="5486400" cy="913765"/>
                   <wp:effectExtent l="0" t="0" r="0" b="0"/>
-                  <wp:docPr id="1030" name="shape1030" hidden="0"/>
+                  <wp:docPr id="1031" name="shape1031" hidden="0"/>
                   <wp:cNvGraphicFramePr>
                     <a:graphicFrameLocks xmlns:a="http://schemas.openxmlformats.org/drawingml/2006/main" noChangeAspect="1"/>
                   </wp:cNvGraphicFramePr>
@@ -4120,10 +4120,10 @@
             </w:r>
             <w:r>
               <w:drawing>
-                <wp:inline distT="0" distB="0" distL="180" distR="180">
+                <wp:inline distT="0" distB="0" distL="0" distR="0">
                   <wp:extent cx="5486400" cy="964565"/>
                   <wp:effectExtent l="0" t="0" r="0" b="0"/>
-                  <wp:docPr id="1031" name="shape1031" hidden="0"/>
+                  <wp:docPr id="1032" name="shape1032" hidden="0"/>
                   <wp:cNvGraphicFramePr>
                     <a:graphicFrameLocks xmlns:a="http://schemas.openxmlformats.org/drawingml/2006/main" noChangeAspect="1"/>
                   </wp:cNvGraphicFramePr>
@@ -4598,10 +4598,10 @@
           <w:p>
             <w:r>
               <w:drawing>
-                <wp:inline distT="0" distB="0" distL="180" distR="180">
+                <wp:inline distT="0" distB="0" distL="0" distR="0">
                   <wp:extent cx="5486400" cy="967105"/>
                   <wp:effectExtent l="0" t="0" r="0" b="0"/>
-                  <wp:docPr id="1032" name="shape1032" hidden="0"/>
+                  <wp:docPr id="1033" name="shape1033" hidden="0"/>
                   <wp:cNvGraphicFramePr>
                     <a:graphicFrameLocks xmlns:a="http://schemas.openxmlformats.org/drawingml/2006/main" noChangeAspect="1"/>
                   </wp:cNvGraphicFramePr>
@@ -5082,10 +5082,10 @@
             </w:r>
             <w:r>
               <w:drawing>
-                <wp:inline distT="0" distB="0" distL="180" distR="180">
+                <wp:inline distT="0" distB="0" distL="0" distR="0">
                   <wp:extent cx="5486400" cy="1038860"/>
                   <wp:effectExtent l="0" t="0" r="0" b="0"/>
-                  <wp:docPr id="1033" name="shape1033" hidden="0"/>
+                  <wp:docPr id="1034" name="shape1034" hidden="0"/>
                   <wp:cNvGraphicFramePr>
                     <a:graphicFrameLocks xmlns:a="http://schemas.openxmlformats.org/drawingml/2006/main" noChangeAspect="1"/>
                   </wp:cNvGraphicFramePr>
@@ -5271,6 +5271,15 @@
           <w:tcPr>
             <w:tcW w:w="4320" w:type="dxa"/>
           </w:tcPr>
+          <w:p>
+            <w:pPr>
+              <w:rPr/>
+            </w:pPr>
+            <w:r>
+              <w:rPr/>
+              <w:t>Fail (ghost record only), null-key check Pass</w:t>
+            </w:r>
+          </w:p>
           <w:p/>
         </w:tc>
       </w:tr>
@@ -5292,7 +5301,15 @@
           <w:tcPr>
             <w:tcW w:w="4320" w:type="dxa"/>
           </w:tcPr>
-          <w:p/>
+          <w:p>
+            <w:r>
+              <w:rPr>
+                <w:lang w:val="en-US"/>
+                <w:rtl w:val="off"/>
+              </w:rPr>
+              <w:t>0</w:t>
+            </w:r>
+          </w:p>
         </w:tc>
       </w:tr>
       <w:tr>
@@ -5313,7 +5330,15 @@
           <w:tcPr>
             <w:tcW w:w="4320" w:type="dxa"/>
           </w:tcPr>
-          <w:p/>
+          <w:p>
+            <w:r>
+              <w:rPr>
+                <w:lang w:val="en-US"/>
+                <w:rtl w:val="off"/>
+              </w:rPr>
+              <w:t>N</w:t>
+            </w:r>
+          </w:p>
         </w:tc>
       </w:tr>
       <w:tr>
@@ -5334,6 +5359,15 @@
           <w:tcPr>
             <w:tcW w:w="4320" w:type="dxa"/>
           </w:tcPr>
+          <w:p>
+            <w:pPr>
+              <w:rPr/>
+            </w:pPr>
+            <w:r>
+              <w:rPr/>
+              <w:t xml:space="preserve">8,772,984 keys (OPUS_ rows; Maximus rows in this shared hub are covered in section 1). Findings: 0 null hash keys, 0 null/blank business keys, 0 placeholder keys, 0 symbol-only keys. Source: CP_PARTNERS.PART_ID. Cross-check: 8,772,984 distinct source PART_IDs = 8,772,984 hub keys (exact match). Ghost record: Not present. </w:t>
+            </w:r>
+          </w:p>
           <w:p/>
         </w:tc>
       </w:tr>
@@ -5526,6 +5560,50 @@
           <w:p>
             <w:r>
               <w:br/>
+            </w:r>
+            <w:r>
+              <w:drawing>
+                <wp:inline distT="0" distB="0" distL="180" distR="180">
+                  <wp:extent cx="5486400" cy="1212850"/>
+                  <wp:effectExtent l="0" t="0" r="0" b="0"/>
+                  <wp:docPr id="1035" name="shape1035" hidden="0"/>
+                  <wp:cNvGraphicFramePr>
+                    <a:graphicFrameLocks xmlns:a="http://schemas.openxmlformats.org/drawingml/2006/main" noChangeAspect="1"/>
+                  </wp:cNvGraphicFramePr>
+                  <a:graphic xmlns:a="http://schemas.openxmlformats.org/drawingml/2006/main">
+                    <a:graphicData uri="http://schemas.openxmlformats.org/drawingml/2006/picture">
+                      <pic:pic xmlns:pic="http://schemas.openxmlformats.org/drawingml/2006/picture">
+                        <pic:nvPicPr>
+                          <pic:cNvPr id="0" name="이미지"/>
+                          <pic:cNvPicPr preferRelativeResize="1">
+                            <a:picLocks noChangeAspect="1"/>
+                          </pic:cNvPicPr>
+                        </pic:nvPicPr>
+                        <pic:blipFill>
+                          <a:blip r:embed="rId11">
+                            <a:extLst>
+                              <a:ext uri="{28A0092B-C50C-407E-A947-70E740481C1C}">
+                                <a14:useLocalDpi xmlns:a14="http://schemas.microsoft.com/office/drawing/2010/main" val="0"/>
+                              </a:ext>
+                            </a:extLst>
+                          </a:blip>
+                          <a:srcRect/>
+                          <a:stretch>
+                            <a:fillRect/>
+                          </a:stretch>
+                        </pic:blipFill>
+                        <pic:spPr>
+                          <a:xfrm>
+                            <a:off x="0" y="0"/>
+                            <a:ext cx="5486400" cy="1212850"/>
+                          </a:xfrm>
+                          <a:prstGeom prst="rect"/>
+                        </pic:spPr>
+                      </pic:pic>
+                    </a:graphicData>
+                  </a:graphic>
+                </wp:inline>
+              </w:drawing>
             </w:r>
             <w:r>
               <w:br/>
@@ -5674,6 +5752,15 @@
           <w:tcPr>
             <w:tcW w:w="4320" w:type="dxa"/>
           </w:tcPr>
+          <w:p>
+            <w:pPr>
+              <w:rPr/>
+            </w:pPr>
+            <w:r>
+              <w:rPr/>
+              <w:t>Fail (ghost record only), null-key check Pass</w:t>
+            </w:r>
+          </w:p>
           <w:p/>
         </w:tc>
       </w:tr>
@@ -5695,7 +5782,15 @@
           <w:tcPr>
             <w:tcW w:w="4320" w:type="dxa"/>
           </w:tcPr>
-          <w:p/>
+          <w:p>
+            <w:r>
+              <w:rPr>
+                <w:lang w:val="en-US"/>
+                <w:rtl w:val="off"/>
+              </w:rPr>
+              <w:t>0</w:t>
+            </w:r>
+          </w:p>
         </w:tc>
       </w:tr>
       <w:tr>
@@ -5716,7 +5811,15 @@
           <w:tcPr>
             <w:tcW w:w="4320" w:type="dxa"/>
           </w:tcPr>
-          <w:p/>
+          <w:p>
+            <w:r>
+              <w:rPr>
+                <w:lang w:val="en-US"/>
+                <w:rtl w:val="off"/>
+              </w:rPr>
+              <w:t>N</w:t>
+            </w:r>
+          </w:p>
         </w:tc>
       </w:tr>
       <w:tr>
@@ -5737,6 +5840,37 @@
           <w:tcPr>
             <w:tcW w:w="4320" w:type="dxa"/>
           </w:tcPr>
+          <w:p>
+            <w:pPr>
+              <w:rPr/>
+            </w:pPr>
+            <w:r>
+              <w:rPr/>
+              <w:t>12,461 keys (OPUS_ rows). Findings: 0 null hash keys, 0 null/blank business keys, 0 placeholder keys. Source: BJAZ_INTERMEDIARY.INTERMEDIARY_ID. Cross-check: [CROSS-CHECK LINE] Ghost record: Not present</w:t>
+            </w:r>
+            <w:r>
+              <w:rPr>
+                <w:lang w:val="en-US"/>
+                <w:rtl w:val="off"/>
+              </w:rPr>
+              <w:t>.</w:t>
+            </w:r>
+            <w:r>
+              <w:rPr/>
+              <w:t xml:space="preserve"> </w:t>
+            </w:r>
+            <w:r>
+              <w:rPr>
+                <w:lang w:val="en-US"/>
+                <w:rtl w:val="off"/>
+              </w:rPr>
+              <w:t>N</w:t>
+            </w:r>
+            <w:r>
+              <w:rPr/>
+              <w:t>ull source keys are excluded at load, so no null references exist.</w:t>
+            </w:r>
+          </w:p>
           <w:p/>
         </w:tc>
       </w:tr>
@@ -5929,6 +6063,50 @@
           <w:p>
             <w:r>
               <w:br/>
+            </w:r>
+            <w:r>
+              <w:drawing>
+                <wp:inline distT="0" distB="0" distL="180" distR="180">
+                  <wp:extent cx="5486400" cy="1030605"/>
+                  <wp:effectExtent l="0" t="0" r="0" b="0"/>
+                  <wp:docPr id="1036" name="shape1036" hidden="0"/>
+                  <wp:cNvGraphicFramePr>
+                    <a:graphicFrameLocks xmlns:a="http://schemas.openxmlformats.org/drawingml/2006/main" noChangeAspect="1"/>
+                  </wp:cNvGraphicFramePr>
+                  <a:graphic xmlns:a="http://schemas.openxmlformats.org/drawingml/2006/main">
+                    <a:graphicData uri="http://schemas.openxmlformats.org/drawingml/2006/picture">
+                      <pic:pic xmlns:pic="http://schemas.openxmlformats.org/drawingml/2006/picture">
+                        <pic:nvPicPr>
+                          <pic:cNvPr id="0" name="이미지"/>
+                          <pic:cNvPicPr preferRelativeResize="1">
+                            <a:picLocks noChangeAspect="1"/>
+                          </pic:cNvPicPr>
+                        </pic:nvPicPr>
+                        <pic:blipFill>
+                          <a:blip r:embed="rId12">
+                            <a:extLst>
+                              <a:ext uri="{28A0092B-C50C-407E-A947-70E740481C1C}">
+                                <a14:useLocalDpi xmlns:a14="http://schemas.microsoft.com/office/drawing/2010/main" val="0"/>
+                              </a:ext>
+                            </a:extLst>
+                          </a:blip>
+                          <a:srcRect/>
+                          <a:stretch>
+                            <a:fillRect/>
+                          </a:stretch>
+                        </pic:blipFill>
+                        <pic:spPr>
+                          <a:xfrm>
+                            <a:off x="0" y="0"/>
+                            <a:ext cx="5486400" cy="1030605"/>
+                          </a:xfrm>
+                          <a:prstGeom prst="rect"/>
+                        </pic:spPr>
+                      </pic:pic>
+                    </a:graphicData>
+                  </a:graphic>
+                </wp:inline>
+              </w:drawing>
             </w:r>
             <w:r>
               <w:br/>
@@ -6077,6 +6255,15 @@
           <w:tcPr>
             <w:tcW w:w="4320" w:type="dxa"/>
           </w:tcPr>
+          <w:p>
+            <w:pPr>
+              <w:rPr/>
+            </w:pPr>
+            <w:r>
+              <w:rPr/>
+              <w:t>Fail (ghost record only), null-key check Pass</w:t>
+            </w:r>
+          </w:p>
           <w:p/>
         </w:tc>
       </w:tr>
@@ -6098,7 +6285,15 @@
           <w:tcPr>
             <w:tcW w:w="4320" w:type="dxa"/>
           </w:tcPr>
-          <w:p/>
+          <w:p>
+            <w:r>
+              <w:rPr>
+                <w:lang w:val="en-US"/>
+                <w:rtl w:val="off"/>
+              </w:rPr>
+              <w:t>0</w:t>
+            </w:r>
+          </w:p>
         </w:tc>
       </w:tr>
       <w:tr>
@@ -6119,7 +6314,15 @@
           <w:tcPr>
             <w:tcW w:w="4320" w:type="dxa"/>
           </w:tcPr>
-          <w:p/>
+          <w:p>
+            <w:r>
+              <w:rPr>
+                <w:lang w:val="en-US"/>
+                <w:rtl w:val="off"/>
+              </w:rPr>
+              <w:t>N</w:t>
+            </w:r>
+          </w:p>
         </w:tc>
       </w:tr>
       <w:tr>
@@ -6140,6 +6343,31 @@
           <w:tcPr>
             <w:tcW w:w="4320" w:type="dxa"/>
           </w:tcPr>
+          <w:p>
+            <w:pPr>
+              <w:rPr/>
+            </w:pPr>
+            <w:r>
+              <w:rPr/>
+              <w:t>12,461 keys (OPUS_ rows). Findings: 0 null hash keys, 0 null/blank business keys, 0 placeholder keys. Source: BJAZ_INTERMEDIARY.INTERMEDIARY_ID. Cross-check: 12,461 keys = HUB_AGENT (section 12), which is built from the same source column (consistent). [SOURCE LINE] Ghost record: Not present.</w:t>
+            </w:r>
+            <w:r>
+              <w:rPr>
+                <w:lang w:val="en-US"/>
+                <w:rtl w:val="off"/>
+              </w:rPr>
+              <w:t>N</w:t>
+            </w:r>
+            <w:r>
+              <w:rPr/>
+              <w:t>ull source keys are excluded at load</w:t>
+            </w:r>
+          </w:p>
+          <w:p>
+            <w:pPr>
+              <w:rPr/>
+            </w:pPr>
+          </w:p>
           <w:p/>
         </w:tc>
       </w:tr>
@@ -6335,6 +6563,50 @@
             </w:r>
             <w:r>
               <w:br/>
+            </w:r>
+            <w:r>
+              <w:drawing>
+                <wp:inline distT="0" distB="0" distL="180" distR="180">
+                  <wp:extent cx="5486400" cy="1031240"/>
+                  <wp:effectExtent l="0" t="0" r="0" b="0"/>
+                  <wp:docPr id="1037" name="shape1037" hidden="0"/>
+                  <wp:cNvGraphicFramePr>
+                    <a:graphicFrameLocks xmlns:a="http://schemas.openxmlformats.org/drawingml/2006/main" noChangeAspect="1"/>
+                  </wp:cNvGraphicFramePr>
+                  <a:graphic xmlns:a="http://schemas.openxmlformats.org/drawingml/2006/main">
+                    <a:graphicData uri="http://schemas.openxmlformats.org/drawingml/2006/picture">
+                      <pic:pic xmlns:pic="http://schemas.openxmlformats.org/drawingml/2006/picture">
+                        <pic:nvPicPr>
+                          <pic:cNvPr id="0" name="이미지"/>
+                          <pic:cNvPicPr preferRelativeResize="1">
+                            <a:picLocks noChangeAspect="1"/>
+                          </pic:cNvPicPr>
+                        </pic:nvPicPr>
+                        <pic:blipFill>
+                          <a:blip r:embed="rId13">
+                            <a:extLst>
+                              <a:ext uri="{28A0092B-C50C-407E-A947-70E740481C1C}">
+                                <a14:useLocalDpi xmlns:a14="http://schemas.microsoft.com/office/drawing/2010/main" val="0"/>
+                              </a:ext>
+                            </a:extLst>
+                          </a:blip>
+                          <a:srcRect/>
+                          <a:stretch>
+                            <a:fillRect/>
+                          </a:stretch>
+                        </pic:blipFill>
+                        <pic:spPr>
+                          <a:xfrm>
+                            <a:off x="0" y="0"/>
+                            <a:ext cx="5486400" cy="1031240"/>
+                          </a:xfrm>
+                          <a:prstGeom prst="rect"/>
+                        </pic:spPr>
+                      </pic:pic>
+                    </a:graphicData>
+                  </a:graphic>
+                </wp:inline>
+              </w:drawing>
             </w:r>
             <w:r>
               <w:br/>
@@ -6480,6 +6752,15 @@
           <w:tcPr>
             <w:tcW w:w="4320" w:type="dxa"/>
           </w:tcPr>
+          <w:p>
+            <w:pPr>
+              <w:rPr/>
+            </w:pPr>
+            <w:r>
+              <w:rPr/>
+              <w:t>Fail (ghost record only), null-key check Pass</w:t>
+            </w:r>
+          </w:p>
           <w:p/>
         </w:tc>
       </w:tr>
@@ -6501,7 +6782,15 @@
           <w:tcPr>
             <w:tcW w:w="4320" w:type="dxa"/>
           </w:tcPr>
-          <w:p/>
+          <w:p>
+            <w:r>
+              <w:rPr>
+                <w:lang w:val="en-US"/>
+                <w:rtl w:val="off"/>
+              </w:rPr>
+              <w:t>0</w:t>
+            </w:r>
+          </w:p>
         </w:tc>
       </w:tr>
       <w:tr>
@@ -6522,7 +6811,15 @@
           <w:tcPr>
             <w:tcW w:w="4320" w:type="dxa"/>
           </w:tcPr>
-          <w:p/>
+          <w:p>
+            <w:r>
+              <w:rPr>
+                <w:lang w:val="en-US"/>
+                <w:rtl w:val="off"/>
+              </w:rPr>
+              <w:t>N</w:t>
+            </w:r>
+          </w:p>
         </w:tc>
       </w:tr>
       <w:tr>
@@ -6543,6 +6840,31 @@
           <w:tcPr>
             <w:tcW w:w="4320" w:type="dxa"/>
           </w:tcPr>
+          <w:p>
+            <w:pPr>
+              <w:rPr/>
+            </w:pPr>
+            <w:r>
+              <w:rPr/>
+              <w:t>46,300,891 keys (OPUS_ rows). Findings: 0 null hash keys, 0 null/blank business keys, 0 placeholder keys, 0 symbol-only keys. Source: CLM_INTERESTED_PARTIES.CLAIM_ID. Cross-check: 46,300,891 distinct source CLAIM_IDs = 46,300,891 hub keys (exact match); 100,492,268 source rows (multiple interested parties per claim), 0 with null CLAIM_ID. Ghost record: Not present.</w:t>
+            </w:r>
+            <w:r>
+              <w:rPr>
+                <w:lang w:val="en-US"/>
+                <w:rtl w:val="off"/>
+              </w:rPr>
+              <w:t>N</w:t>
+            </w:r>
+            <w:r>
+              <w:rPr/>
+              <w:t>ull source keys are excluded at load, so no null references exist.</w:t>
+            </w:r>
+          </w:p>
+          <w:p>
+            <w:pPr>
+              <w:rPr/>
+            </w:pPr>
+          </w:p>
           <w:p/>
         </w:tc>
       </w:tr>
@@ -6738,6 +7060,50 @@
             </w:r>
             <w:r>
               <w:br/>
+            </w:r>
+            <w:r>
+              <w:drawing>
+                <wp:inline distT="0" distB="0" distL="180" distR="180">
+                  <wp:extent cx="5486400" cy="978535"/>
+                  <wp:effectExtent l="0" t="0" r="0" b="0"/>
+                  <wp:docPr id="1038" name="shape1038" hidden="0"/>
+                  <wp:cNvGraphicFramePr>
+                    <a:graphicFrameLocks xmlns:a="http://schemas.openxmlformats.org/drawingml/2006/main" noChangeAspect="1"/>
+                  </wp:cNvGraphicFramePr>
+                  <a:graphic xmlns:a="http://schemas.openxmlformats.org/drawingml/2006/main">
+                    <a:graphicData uri="http://schemas.openxmlformats.org/drawingml/2006/picture">
+                      <pic:pic xmlns:pic="http://schemas.openxmlformats.org/drawingml/2006/picture">
+                        <pic:nvPicPr>
+                          <pic:cNvPr id="0" name="이미지"/>
+                          <pic:cNvPicPr preferRelativeResize="1">
+                            <a:picLocks noChangeAspect="1"/>
+                          </pic:cNvPicPr>
+                        </pic:nvPicPr>
+                        <pic:blipFill>
+                          <a:blip r:embed="rId14">
+                            <a:extLst>
+                              <a:ext uri="{28A0092B-C50C-407E-A947-70E740481C1C}">
+                                <a14:useLocalDpi xmlns:a14="http://schemas.microsoft.com/office/drawing/2010/main" val="0"/>
+                              </a:ext>
+                            </a:extLst>
+                          </a:blip>
+                          <a:srcRect/>
+                          <a:stretch>
+                            <a:fillRect/>
+                          </a:stretch>
+                        </pic:blipFill>
+                        <pic:spPr>
+                          <a:xfrm>
+                            <a:off x="0" y="0"/>
+                            <a:ext cx="5486400" cy="978535"/>
+                          </a:xfrm>
+                          <a:prstGeom prst="rect"/>
+                        </pic:spPr>
+                      </pic:pic>
+                    </a:graphicData>
+                  </a:graphic>
+                </wp:inline>
+              </w:drawing>
             </w:r>
             <w:r>
               <w:br/>
@@ -6883,6 +7249,15 @@
           <w:tcPr>
             <w:tcW w:w="4320" w:type="dxa"/>
           </w:tcPr>
+          <w:p>
+            <w:pPr>
+              <w:rPr/>
+            </w:pPr>
+            <w:r>
+              <w:rPr/>
+              <w:t>Fail (ghost record only), null-key check Pass</w:t>
+            </w:r>
+          </w:p>
           <w:p/>
         </w:tc>
       </w:tr>
@@ -6904,7 +7279,15 @@
           <w:tcPr>
             <w:tcW w:w="4320" w:type="dxa"/>
           </w:tcPr>
-          <w:p/>
+          <w:p>
+            <w:r>
+              <w:rPr>
+                <w:lang w:val="en-US"/>
+                <w:rtl w:val="off"/>
+              </w:rPr>
+              <w:t>0</w:t>
+            </w:r>
+          </w:p>
         </w:tc>
       </w:tr>
       <w:tr>
@@ -6925,7 +7308,15 @@
           <w:tcPr>
             <w:tcW w:w="4320" w:type="dxa"/>
           </w:tcPr>
-          <w:p/>
+          <w:p>
+            <w:r>
+              <w:rPr>
+                <w:lang w:val="en-US"/>
+                <w:rtl w:val="off"/>
+              </w:rPr>
+              <w:t>N</w:t>
+            </w:r>
+          </w:p>
         </w:tc>
       </w:tr>
       <w:tr>
@@ -6946,7 +7337,13 @@
           <w:tcPr>
             <w:tcW w:w="4320" w:type="dxa"/>
           </w:tcPr>
-          <w:p/>
+          <w:p>
+            <w:pPr/>
+            <w:r>
+              <w:rPr/>
+              <w:t>12,845 keys (OPUS_ rows). Findings: 0 null hash keys, 0 null/blank business keys. 1 placeholder-like key = '0', traced to BJAZ_CLM_SUPP_EXTN.IMD_CODE (4 supplier rows). IMD code 0 = Direct business (no intermediary), a genuine distribution channel code, consistent with Maximus party 0 = 'DIRECT BUSINESS' (section 1). Valid key; no action. Sources: BJAZ_INTERMEDIARY.INTERMEDIARY_ID and BJAZ_CLM_SUPP_EXTN.IMD_CODE. Cross-check: [CROSS-CHECK LINE] Ghost record: Not present.</w:t>
+            </w:r>
+          </w:p>
         </w:tc>
       </w:tr>
     </w:tbl>
@@ -7138,6 +7535,50 @@
           <w:p>
             <w:r>
               <w:br/>
+            </w:r>
+            <w:r>
+              <w:drawing>
+                <wp:inline distT="0" distB="0" distL="180" distR="180">
+                  <wp:extent cx="5486400" cy="1073150"/>
+                  <wp:effectExtent l="0" t="0" r="0" b="0"/>
+                  <wp:docPr id="1039" name="shape1039" hidden="0"/>
+                  <wp:cNvGraphicFramePr>
+                    <a:graphicFrameLocks xmlns:a="http://schemas.openxmlformats.org/drawingml/2006/main" noChangeAspect="1"/>
+                  </wp:cNvGraphicFramePr>
+                  <a:graphic xmlns:a="http://schemas.openxmlformats.org/drawingml/2006/main">
+                    <a:graphicData uri="http://schemas.openxmlformats.org/drawingml/2006/picture">
+                      <pic:pic xmlns:pic="http://schemas.openxmlformats.org/drawingml/2006/picture">
+                        <pic:nvPicPr>
+                          <pic:cNvPr id="0" name="이미지"/>
+                          <pic:cNvPicPr preferRelativeResize="1">
+                            <a:picLocks noChangeAspect="1"/>
+                          </pic:cNvPicPr>
+                        </pic:nvPicPr>
+                        <pic:blipFill>
+                          <a:blip r:embed="rId15">
+                            <a:extLst>
+                              <a:ext uri="{28A0092B-C50C-407E-A947-70E740481C1C}">
+                                <a14:useLocalDpi xmlns:a14="http://schemas.microsoft.com/office/drawing/2010/main" val="0"/>
+                              </a:ext>
+                            </a:extLst>
+                          </a:blip>
+                          <a:srcRect/>
+                          <a:stretch>
+                            <a:fillRect/>
+                          </a:stretch>
+                        </pic:blipFill>
+                        <pic:spPr>
+                          <a:xfrm>
+                            <a:off x="0" y="0"/>
+                            <a:ext cx="5486400" cy="1073150"/>
+                          </a:xfrm>
+                          <a:prstGeom prst="rect"/>
+                        </pic:spPr>
+                      </pic:pic>
+                    </a:graphicData>
+                  </a:graphic>
+                </wp:inline>
+              </w:drawing>
             </w:r>
             <w:r>
               <w:br/>
@@ -7286,6 +7727,15 @@
           <w:tcPr>
             <w:tcW w:w="4320" w:type="dxa"/>
           </w:tcPr>
+          <w:p>
+            <w:pPr>
+              <w:rPr/>
+            </w:pPr>
+            <w:r>
+              <w:rPr/>
+              <w:t>Fail (ghost record only), null-key check Pass</w:t>
+            </w:r>
+          </w:p>
           <w:p/>
         </w:tc>
       </w:tr>
@@ -7307,7 +7757,15 @@
           <w:tcPr>
             <w:tcW w:w="4320" w:type="dxa"/>
           </w:tcPr>
-          <w:p/>
+          <w:p>
+            <w:r>
+              <w:rPr>
+                <w:lang w:val="en-US"/>
+                <w:rtl w:val="off"/>
+              </w:rPr>
+              <w:t>0</w:t>
+            </w:r>
+          </w:p>
         </w:tc>
       </w:tr>
       <w:tr>
@@ -7328,7 +7786,15 @@
           <w:tcPr>
             <w:tcW w:w="4320" w:type="dxa"/>
           </w:tcPr>
-          <w:p/>
+          <w:p>
+            <w:r>
+              <w:rPr>
+                <w:lang w:val="en-US"/>
+                <w:rtl w:val="off"/>
+              </w:rPr>
+              <w:t>N</w:t>
+            </w:r>
+          </w:p>
         </w:tc>
       </w:tr>
       <w:tr>
@@ -7349,6 +7815,22 @@
           <w:tcPr>
             <w:tcW w:w="4320" w:type="dxa"/>
           </w:tcPr>
+          <w:p>
+            <w:pPr>
+              <w:rPr/>
+            </w:pPr>
+            <w:r>
+              <w:rPr>
+                <w:lang w:val="en-US"/>
+                <w:rtl w:val="off"/>
+              </w:rPr>
+              <w:t xml:space="preserve">13600536 </w:t>
+            </w:r>
+            <w:r>
+              <w:rPr/>
+              <w:t>keys (OPUS_ rows; Maximus rows in this shared hub covered in section 3). Findings: 0 null hash keys, 0 null/blank business keys, 0 placeholder keys, 0 symbol-only keys. Sources (11): AZBJ_ADDRESS_EXTN.ADD_ID, BJAZ_CLM_SUPP_EXTN.BILLING_LOC and LOCATION_CODE, BJAZ_PINCODE.PINCODE, BJAZ_PINCODE_MASTER.PINCODE, CP_ADDRESSES.ADD_ID, AZBJ_PARTNER_EXTN.MAIL_ADD_ID, BJAZ_CP_ADDRESS_LINK.ADD_ID, CLM_SUPPLIERS.LOC_CODE, CP_PARTNERS.ADD_ID, OCP_INTERESTED_PARTIES.MAILING_ADDRESS_ID. Cross-check (on hash keys): 13,000,556 distinct source keys = 13,000,556 hub keys (exact match); 0 unexpected hub keys, 0 duplicate hub keys. Ghost record: Not present.</w:t>
+            </w:r>
+          </w:p>
           <w:p/>
         </w:tc>
       </w:tr>
@@ -7541,6 +8023,50 @@
           <w:p>
             <w:r>
               <w:br/>
+            </w:r>
+            <w:r>
+              <w:drawing>
+                <wp:inline distT="0" distB="0" distL="180" distR="180">
+                  <wp:extent cx="5486400" cy="949960"/>
+                  <wp:effectExtent l="0" t="0" r="0" b="0"/>
+                  <wp:docPr id="1041" name="shape1041" hidden="0"/>
+                  <wp:cNvGraphicFramePr>
+                    <a:graphicFrameLocks xmlns:a="http://schemas.openxmlformats.org/drawingml/2006/main" noChangeAspect="1"/>
+                  </wp:cNvGraphicFramePr>
+                  <a:graphic xmlns:a="http://schemas.openxmlformats.org/drawingml/2006/main">
+                    <a:graphicData uri="http://schemas.openxmlformats.org/drawingml/2006/picture">
+                      <pic:pic xmlns:pic="http://schemas.openxmlformats.org/drawingml/2006/picture">
+                        <pic:nvPicPr>
+                          <pic:cNvPr id="0" name="이미지"/>
+                          <pic:cNvPicPr preferRelativeResize="1">
+                            <a:picLocks noChangeAspect="1"/>
+                          </pic:cNvPicPr>
+                        </pic:nvPicPr>
+                        <pic:blipFill>
+                          <a:blip r:embed="rId16">
+                            <a:extLst>
+                              <a:ext uri="{28A0092B-C50C-407E-A947-70E740481C1C}">
+                                <a14:useLocalDpi xmlns:a14="http://schemas.microsoft.com/office/drawing/2010/main" val="0"/>
+                              </a:ext>
+                            </a:extLst>
+                          </a:blip>
+                          <a:srcRect/>
+                          <a:stretch>
+                            <a:fillRect/>
+                          </a:stretch>
+                        </pic:blipFill>
+                        <pic:spPr>
+                          <a:xfrm>
+                            <a:off x="0" y="0"/>
+                            <a:ext cx="5486400" cy="949960"/>
+                          </a:xfrm>
+                          <a:prstGeom prst="rect"/>
+                        </pic:spPr>
+                      </pic:pic>
+                    </a:graphicData>
+                  </a:graphic>
+                </wp:inline>
+              </w:drawing>
             </w:r>
             <w:r>
               <w:br/>
@@ -7689,6 +8215,15 @@
           <w:tcPr>
             <w:tcW w:w="4320" w:type="dxa"/>
           </w:tcPr>
+          <w:p>
+            <w:pPr>
+              <w:rPr/>
+            </w:pPr>
+            <w:r>
+              <w:rPr/>
+              <w:t>Fail. Placeholder values are loaded as business keys (ghost record also not present)</w:t>
+            </w:r>
+          </w:p>
           <w:p/>
         </w:tc>
       </w:tr>
@@ -7710,6 +8245,15 @@
           <w:tcPr>
             <w:tcW w:w="4320" w:type="dxa"/>
           </w:tcPr>
+          <w:p>
+            <w:pPr>
+              <w:rPr/>
+            </w:pPr>
+            <w:r>
+              <w:rPr/>
+              <w:t>4 (placeholders 'NA', 'null', '....', '......', effectively blank)</w:t>
+            </w:r>
+          </w:p>
           <w:p/>
         </w:tc>
       </w:tr>
@@ -7731,7 +8275,15 @@
           <w:tcPr>
             <w:tcW w:w="4320" w:type="dxa"/>
           </w:tcPr>
-          <w:p/>
+          <w:p>
+            <w:r>
+              <w:rPr>
+                <w:lang w:val="en-US"/>
+                <w:rtl w:val="off"/>
+              </w:rPr>
+              <w:t>N</w:t>
+            </w:r>
+          </w:p>
         </w:tc>
       </w:tr>
       <w:tr>
@@ -7752,6 +8304,15 @@
           <w:tcPr>
             <w:tcW w:w="4320" w:type="dxa"/>
           </w:tcPr>
+          <w:p>
+            <w:pPr>
+              <w:rPr/>
+            </w:pPr>
+            <w:r>
+              <w:rPr/>
+              <w:t>,355,792 keys (OPUS_ rows). Findings: 0 null hash keys, 0 null/blank business keys; 4 placeholder keys loaded, all from BJAZ_HCF_MEMBER_DTLS (RECORD_SOURCE OPUS_BJAZ_HCF_MEMBER_DTLS, loaded 2026-09-30): 'NA' (6 source rows) and 'null' (1 source row, literal text) in POLICY_NUMBER, plus 2 dot-only values '....' (hex 2E2E2E2E) and '......' (hex 2E2E2E2E2E2E). None is a real policy number. Staging treats only '' as blank, so placeholders were loaded as keys. Fails DM-K3 (blank keys loaded without a default).</w:t>
+            </w:r>
+          </w:p>
           <w:p/>
         </w:tc>
       </w:tr>
@@ -7946,7 +8507,48 @@
               <w:br/>
             </w:r>
             <w:r>
-              <w:br/>
+              <w:drawing>
+                <wp:inline distT="0" distB="0" distL="180" distR="180">
+                  <wp:extent cx="5486400" cy="1160145"/>
+                  <wp:effectExtent l="0" t="0" r="0" b="0"/>
+                  <wp:docPr id="1042" name="shape1042" hidden="0"/>
+                  <wp:cNvGraphicFramePr>
+                    <a:graphicFrameLocks xmlns:a="http://schemas.openxmlformats.org/drawingml/2006/main" noChangeAspect="1"/>
+                  </wp:cNvGraphicFramePr>
+                  <a:graphic xmlns:a="http://schemas.openxmlformats.org/drawingml/2006/main">
+                    <a:graphicData uri="http://schemas.openxmlformats.org/drawingml/2006/picture">
+                      <pic:pic xmlns:pic="http://schemas.openxmlformats.org/drawingml/2006/picture">
+                        <pic:nvPicPr>
+                          <pic:cNvPr id="0" name="이미지"/>
+                          <pic:cNvPicPr preferRelativeResize="1">
+                            <a:picLocks noChangeAspect="1"/>
+                          </pic:cNvPicPr>
+                        </pic:nvPicPr>
+                        <pic:blipFill>
+                          <a:blip r:embed="rId17">
+                            <a:extLst>
+                              <a:ext uri="{28A0092B-C50C-407E-A947-70E740481C1C}">
+                                <a14:useLocalDpi xmlns:a14="http://schemas.microsoft.com/office/drawing/2010/main" val="0"/>
+                              </a:ext>
+                            </a:extLst>
+                          </a:blip>
+                          <a:srcRect/>
+                          <a:stretch>
+                            <a:fillRect/>
+                          </a:stretch>
+                        </pic:blipFill>
+                        <pic:spPr>
+                          <a:xfrm>
+                            <a:off x="0" y="0"/>
+                            <a:ext cx="5486400" cy="1160145"/>
+                          </a:xfrm>
+                          <a:prstGeom prst="rect"/>
+                        </pic:spPr>
+                      </pic:pic>
+                    </a:graphicData>
+                  </a:graphic>
+                </wp:inline>
+              </w:drawing>
             </w:r>
             <w:r>
               <w:br/>
@@ -8092,6 +8694,15 @@
           <w:tcPr>
             <w:tcW w:w="4320" w:type="dxa"/>
           </w:tcPr>
+          <w:p>
+            <w:pPr>
+              <w:rPr/>
+            </w:pPr>
+            <w:r>
+              <w:rPr/>
+              <w:t>Fail (ghost record only), null-key check Pass</w:t>
+            </w:r>
+          </w:p>
           <w:p/>
         </w:tc>
       </w:tr>
@@ -8113,7 +8724,15 @@
           <w:tcPr>
             <w:tcW w:w="4320" w:type="dxa"/>
           </w:tcPr>
-          <w:p/>
+          <w:p>
+            <w:r>
+              <w:rPr>
+                <w:lang w:val="en-US"/>
+                <w:rtl w:val="off"/>
+              </w:rPr>
+              <w:t>0</w:t>
+            </w:r>
+          </w:p>
         </w:tc>
       </w:tr>
       <w:tr>
@@ -8134,7 +8753,15 @@
           <w:tcPr>
             <w:tcW w:w="4320" w:type="dxa"/>
           </w:tcPr>
-          <w:p/>
+          <w:p>
+            <w:r>
+              <w:rPr>
+                <w:lang w:val="en-US"/>
+                <w:rtl w:val="off"/>
+              </w:rPr>
+              <w:t>N</w:t>
+            </w:r>
+          </w:p>
         </w:tc>
       </w:tr>
       <w:tr>
@@ -8155,6 +8782,15 @@
           <w:tcPr>
             <w:tcW w:w="4320" w:type="dxa"/>
           </w:tcPr>
+          <w:p>
+            <w:pPr>
+              <w:rPr/>
+            </w:pPr>
+            <w:r>
+              <w:rPr/>
+              <w:t>258 keys (OPUS_ rows; Maximus rows in this shared hub covered in section 5). Findings: 0 null hash keys, 0 null/blank business keys, 0 placeholder keys. Sources (3): BJAZ_CTNGY_FF_DTLS_EXTN.SCHEME_CODE, BJAZ_CTNGY_PA_MEM_DTLS.SCHEME_CODE, BJAZ_HM_MEMBER_DTLS.PRODUCT_CODE. Cross-check: [CROSS-CHECK LINE] Ghost record: Not present</w:t>
+            </w:r>
+          </w:p>
           <w:p/>
         </w:tc>
       </w:tr>
@@ -8347,6 +8983,50 @@
           <w:p>
             <w:r>
               <w:br/>
+            </w:r>
+            <w:r>
+              <w:drawing>
+                <wp:inline distT="0" distB="0" distL="180" distR="180">
+                  <wp:extent cx="5486400" cy="942340"/>
+                  <wp:effectExtent l="0" t="0" r="0" b="0"/>
+                  <wp:docPr id="1043" name="shape1043" hidden="0"/>
+                  <wp:cNvGraphicFramePr>
+                    <a:graphicFrameLocks xmlns:a="http://schemas.openxmlformats.org/drawingml/2006/main" noChangeAspect="1"/>
+                  </wp:cNvGraphicFramePr>
+                  <a:graphic xmlns:a="http://schemas.openxmlformats.org/drawingml/2006/main">
+                    <a:graphicData uri="http://schemas.openxmlformats.org/drawingml/2006/picture">
+                      <pic:pic xmlns:pic="http://schemas.openxmlformats.org/drawingml/2006/picture">
+                        <pic:nvPicPr>
+                          <pic:cNvPr id="0" name="이미지"/>
+                          <pic:cNvPicPr preferRelativeResize="1">
+                            <a:picLocks noChangeAspect="1"/>
+                          </pic:cNvPicPr>
+                        </pic:nvPicPr>
+                        <pic:blipFill>
+                          <a:blip r:embed="rId18">
+                            <a:extLst>
+                              <a:ext uri="{28A0092B-C50C-407E-A947-70E740481C1C}">
+                                <a14:useLocalDpi xmlns:a14="http://schemas.microsoft.com/office/drawing/2010/main" val="0"/>
+                              </a:ext>
+                            </a:extLst>
+                          </a:blip>
+                          <a:srcRect/>
+                          <a:stretch>
+                            <a:fillRect/>
+                          </a:stretch>
+                        </pic:blipFill>
+                        <pic:spPr>
+                          <a:xfrm>
+                            <a:off x="0" y="0"/>
+                            <a:ext cx="5486400" cy="942340"/>
+                          </a:xfrm>
+                          <a:prstGeom prst="rect"/>
+                        </pic:spPr>
+                      </pic:pic>
+                    </a:graphicData>
+                  </a:graphic>
+                </wp:inline>
+              </w:drawing>
             </w:r>
             <w:r>
               <w:br/>
@@ -8495,6 +9175,31 @@
           <w:tcPr>
             <w:tcW w:w="4320" w:type="dxa"/>
           </w:tcPr>
+          <w:p>
+            <w:pPr>
+              <w:rPr/>
+            </w:pPr>
+            <w:r>
+              <w:rPr/>
+              <w:t>Fail</w:t>
+            </w:r>
+            <w:r>
+              <w:rPr>
+                <w:lang w:val="en-US"/>
+                <w:rtl w:val="off"/>
+              </w:rPr>
+              <w:t>.</w:t>
+            </w:r>
+            <w:r>
+              <w:rPr/>
+              <w:t>A placeholder value is loaded as a business key (ghost record also not present)</w:t>
+            </w:r>
+          </w:p>
+          <w:p>
+            <w:pPr>
+              <w:rPr/>
+            </w:pPr>
+          </w:p>
           <w:p/>
         </w:tc>
       </w:tr>
@@ -8516,6 +9221,15 @@
           <w:tcPr>
             <w:tcW w:w="4320" w:type="dxa"/>
           </w:tcPr>
+          <w:p>
+            <w:pPr>
+              <w:rPr/>
+            </w:pPr>
+            <w:r>
+              <w:rPr/>
+              <w:t>1 (placeholder '0', effectively blank)</w:t>
+            </w:r>
+          </w:p>
           <w:p/>
         </w:tc>
       </w:tr>
@@ -8537,7 +9251,15 @@
           <w:tcPr>
             <w:tcW w:w="4320" w:type="dxa"/>
           </w:tcPr>
-          <w:p/>
+          <w:p>
+            <w:r>
+              <w:rPr>
+                <w:lang w:val="en-US"/>
+                <w:rtl w:val="off"/>
+              </w:rPr>
+              <w:t>N</w:t>
+            </w:r>
+          </w:p>
         </w:tc>
       </w:tr>
       <w:tr>
@@ -8558,6 +9280,20 @@
           <w:tcPr>
             <w:tcW w:w="4320" w:type="dxa"/>
           </w:tcPr>
+          <w:p>
+            <w:pPr>
+              <w:rPr/>
+            </w:pPr>
+            <w:r>
+              <w:rPr/>
+              <w:t>Checked: 46,309,873 keys (OPUS_ rows). Findings: 0 null hash keys, 0 null/blank business keys, 0 symbol-only keys. 1 placeholder-like key = '0', traced to CLM_INTERESTED_PARTIES.INS_OBJ_UID (16 source rows)Fails DM-K3 (blank key loaded without a default). Fix: treat INS_OBJ_UID = '0' as NULL in OPUS staging (stg2_hub_clm_interested_parties__risk_object), then reload. Cross-check (on hash keys): 46,309,873 distinct source keys = 46,309,873 hub keys (exact match); 0 source keys missing from hub.</w:t>
+            </w:r>
+          </w:p>
+          <w:p>
+            <w:pPr>
+              <w:rPr/>
+            </w:pPr>
+          </w:p>
           <w:p/>
         </w:tc>
       </w:tr>
@@ -8748,6 +9484,50 @@
             <w:tcW w:w="8640" w:type="dxa"/>
           </w:tcPr>
           <w:p>
+            <w:r>
+              <w:drawing>
+                <wp:inline distT="0" distB="0" distL="180" distR="180">
+                  <wp:extent cx="5486400" cy="1017905"/>
+                  <wp:effectExtent l="0" t="0" r="0" b="0"/>
+                  <wp:docPr id="1044" name="shape1044" hidden="0"/>
+                  <wp:cNvGraphicFramePr>
+                    <a:graphicFrameLocks xmlns:a="http://schemas.openxmlformats.org/drawingml/2006/main" noChangeAspect="1"/>
+                  </wp:cNvGraphicFramePr>
+                  <a:graphic xmlns:a="http://schemas.openxmlformats.org/drawingml/2006/main">
+                    <a:graphicData uri="http://schemas.openxmlformats.org/drawingml/2006/picture">
+                      <pic:pic xmlns:pic="http://schemas.openxmlformats.org/drawingml/2006/picture">
+                        <pic:nvPicPr>
+                          <pic:cNvPr id="0" name="이미지"/>
+                          <pic:cNvPicPr preferRelativeResize="1">
+                            <a:picLocks noChangeAspect="1"/>
+                          </pic:cNvPicPr>
+                        </pic:nvPicPr>
+                        <pic:blipFill>
+                          <a:blip r:embed="rId19">
+                            <a:extLst>
+                              <a:ext uri="{28A0092B-C50C-407E-A947-70E740481C1C}">
+                                <a14:useLocalDpi xmlns:a14="http://schemas.microsoft.com/office/drawing/2010/main" val="0"/>
+                              </a:ext>
+                            </a:extLst>
+                          </a:blip>
+                          <a:srcRect/>
+                          <a:stretch>
+                            <a:fillRect/>
+                          </a:stretch>
+                        </pic:blipFill>
+                        <pic:spPr>
+                          <a:xfrm>
+                            <a:off x="0" y="0"/>
+                            <a:ext cx="5486400" cy="1017905"/>
+                          </a:xfrm>
+                          <a:prstGeom prst="rect"/>
+                        </pic:spPr>
+                      </pic:pic>
+                    </a:graphicData>
+                  </a:graphic>
+                </wp:inline>
+              </w:drawing>
+            </w:r>
             <w:r>
               <w:br/>
             </w:r>
@@ -8898,7 +9678,15 @@
           <w:tcPr>
             <w:tcW w:w="4320" w:type="dxa"/>
           </w:tcPr>
-          <w:p/>
+          <w:p>
+            <w:r>
+              <w:rPr>
+                <w:lang w:val="en-US"/>
+                <w:rtl w:val="off"/>
+              </w:rPr>
+              <w:t>Pass</w:t>
+            </w:r>
+          </w:p>
         </w:tc>
       </w:tr>
       <w:tr>
@@ -8919,7 +9707,15 @@
           <w:tcPr>
             <w:tcW w:w="4320" w:type="dxa"/>
           </w:tcPr>
-          <w:p/>
+          <w:p>
+            <w:r>
+              <w:rPr>
+                <w:lang w:val="en-US"/>
+                <w:rtl w:val="off"/>
+              </w:rPr>
+              <w:t>0</w:t>
+            </w:r>
+          </w:p>
         </w:tc>
       </w:tr>
       <w:tr>
@@ -8940,6 +9736,15 @@
           <w:tcPr>
             <w:tcW w:w="4320" w:type="dxa"/>
           </w:tcPr>
+          <w:p>
+            <w:pPr>
+              <w:rPr/>
+            </w:pPr>
+            <w:r>
+              <w:rPr/>
+              <w:t>Drill-down across all 19 hub sections: 0 rows with a NULL hash key or NULL/blank business key, consistent with null_key_status = PASS in every section. Placeholder-value keys (non-blank text or punctuation used for "no value") are not NULL and are reported in their own sections (8, 17, 19).</w:t>
+            </w:r>
+          </w:p>
           <w:p/>
         </w:tc>
       </w:tr>
@@ -10093,6 +10898,50 @@
             <w:tcW w:w="8640" w:type="dxa"/>
           </w:tcPr>
           <w:p>
+            <w:r>
+              <w:drawing>
+                <wp:inline distT="0" distB="0" distL="180" distR="180">
+                  <wp:extent cx="5486400" cy="1958975"/>
+                  <wp:effectExtent l="0" t="0" r="0" b="0"/>
+                  <wp:docPr id="1045" name="shape1045" hidden="0"/>
+                  <wp:cNvGraphicFramePr>
+                    <a:graphicFrameLocks xmlns:a="http://schemas.openxmlformats.org/drawingml/2006/main" noChangeAspect="1"/>
+                  </wp:cNvGraphicFramePr>
+                  <a:graphic xmlns:a="http://schemas.openxmlformats.org/drawingml/2006/main">
+                    <a:graphicData uri="http://schemas.openxmlformats.org/drawingml/2006/picture">
+                      <pic:pic xmlns:pic="http://schemas.openxmlformats.org/drawingml/2006/picture">
+                        <pic:nvPicPr>
+                          <pic:cNvPr id="0" name="이미지"/>
+                          <pic:cNvPicPr preferRelativeResize="1">
+                            <a:picLocks noChangeAspect="1"/>
+                          </pic:cNvPicPr>
+                        </pic:nvPicPr>
+                        <pic:blipFill>
+                          <a:blip r:embed="rId20">
+                            <a:extLst>
+                              <a:ext uri="{28A0092B-C50C-407E-A947-70E740481C1C}">
+                                <a14:useLocalDpi xmlns:a14="http://schemas.microsoft.com/office/drawing/2010/main" val="0"/>
+                              </a:ext>
+                            </a:extLst>
+                          </a:blip>
+                          <a:srcRect/>
+                          <a:stretch>
+                            <a:fillRect/>
+                          </a:stretch>
+                        </pic:blipFill>
+                        <pic:spPr>
+                          <a:xfrm>
+                            <a:off x="0" y="0"/>
+                            <a:ext cx="5486400" cy="1958975"/>
+                          </a:xfrm>
+                          <a:prstGeom prst="rect"/>
+                        </pic:spPr>
+                      </pic:pic>
+                    </a:graphicData>
+                  </a:graphic>
+                </wp:inline>
+              </w:drawing>
+            </w:r>
             <w:r>
               <w:br/>
             </w:r>
@@ -10282,133 +11131,133 @@
     <w:lsdException w:name="heading 7" w:uiPriority="9" w:qFormat="1"/>
     <w:lsdException w:name="heading 8" w:uiPriority="9" w:qFormat="1"/>
     <w:lsdException w:name="heading 9" w:uiPriority="9" w:qFormat="1"/>
-    <w:lsdException w:name="toc 1" w:uiPriority="87"/>
-    <w:lsdException w:name="toc 2" w:uiPriority="87"/>
-    <w:lsdException w:name="toc 3" w:uiPriority="87"/>
-    <w:lsdException w:name="toc 4" w:uiPriority="87"/>
-    <w:lsdException w:name="toc 5" w:uiPriority="87"/>
-    <w:lsdException w:name="toc 6" w:uiPriority="87"/>
-    <w:lsdException w:name="toc 7" w:uiPriority="87"/>
-    <w:lsdException w:name="toc 8" w:uiPriority="87"/>
-    <w:lsdException w:name="toc 9" w:uiPriority="87"/>
-    <w:lsdException w:name="caption" w:uiPriority="83" w:qFormat="1"/>
-    <w:lsdException w:name="Title" w:semiHidden="0" w:uiPriority="22" w:unhideWhenUsed="0" w:qFormat="1"/>
+    <w:lsdException w:name="toc 1" w:uiPriority="135"/>
+    <w:lsdException w:name="toc 2" w:uiPriority="135"/>
+    <w:lsdException w:name="toc 3" w:uiPriority="135"/>
+    <w:lsdException w:name="toc 4" w:uiPriority="135"/>
+    <w:lsdException w:name="toc 5" w:uiPriority="135"/>
+    <w:lsdException w:name="toc 6" w:uiPriority="135"/>
+    <w:lsdException w:name="toc 7" w:uiPriority="135"/>
+    <w:lsdException w:name="toc 8" w:uiPriority="135"/>
+    <w:lsdException w:name="toc 9" w:uiPriority="135"/>
+    <w:lsdException w:name="caption" w:uiPriority="131" w:qFormat="1"/>
+    <w:lsdException w:name="Title" w:semiHidden="0" w:uiPriority="34" w:unhideWhenUsed="0" w:qFormat="1"/>
     <w:lsdException w:name="Default Paragraph Font" w:uiPriority="1"/>
-    <w:lsdException w:name="Subtitle" w:semiHidden="0" w:uiPriority="23" w:unhideWhenUsed="0" w:qFormat="1"/>
-    <w:lsdException w:name="Strong" w:semiHidden="0" w:uiPriority="52" w:unhideWhenUsed="0" w:qFormat="1"/>
-    <w:lsdException w:name="Emphasis" w:semiHidden="0" w:uiPriority="50" w:unhideWhenUsed="0" w:qFormat="1"/>
-    <w:lsdException w:name="Table Grid" w:semiHidden="0" w:uiPriority="137" w:unhideWhenUsed="0"/>
+    <w:lsdException w:name="Subtitle" w:semiHidden="0" w:uiPriority="35" w:unhideWhenUsed="0" w:qFormat="1"/>
+    <w:lsdException w:name="Strong" w:semiHidden="0" w:uiPriority="82" w:unhideWhenUsed="0" w:qFormat="1"/>
+    <w:lsdException w:name="Emphasis" w:semiHidden="0" w:uiPriority="80" w:unhideWhenUsed="0" w:qFormat="1"/>
+    <w:lsdException w:name="Table Grid" w:semiHidden="0" w:uiPriority="311" w:unhideWhenUsed="0"/>
     <w:lsdException w:name="Placeholder Text" w:unhideWhenUsed="0"/>
     <w:lsdException w:name="No Spacing" w:semiHidden="0" w:uiPriority="1" w:unhideWhenUsed="0" w:qFormat="1"/>
-    <w:lsdException w:name="Light Shading" w:semiHidden="0" w:uiPriority="150" w:unhideWhenUsed="0"/>
-    <w:lsdException w:name="Light List" w:semiHidden="0" w:uiPriority="151" w:unhideWhenUsed="0"/>
-    <w:lsdException w:name="Light Grid" w:semiHidden="0" w:uiPriority="152" w:unhideWhenUsed="0"/>
-    <w:lsdException w:name="Medium Shading 1" w:semiHidden="0" w:uiPriority="153" w:unhideWhenUsed="0"/>
-    <w:lsdException w:name="Medium Shading 2" w:semiHidden="0" w:uiPriority="256" w:unhideWhenUsed="0"/>
-    <w:lsdException w:name="Medium List 1" w:semiHidden="0" w:uiPriority="257" w:unhideWhenUsed="0"/>
-    <w:lsdException w:name="Medium List 2" w:semiHidden="0" w:uiPriority="258" w:unhideWhenUsed="0"/>
-    <w:lsdException w:name="Medium Grid 1" w:semiHidden="0" w:uiPriority="259" w:unhideWhenUsed="0"/>
-    <w:lsdException w:name="Medium Grid 2" w:semiHidden="0" w:uiPriority="260" w:unhideWhenUsed="0"/>
-    <w:lsdException w:name="Medium Grid 3" w:semiHidden="0" w:uiPriority="261" w:unhideWhenUsed="0"/>
-    <w:lsdException w:name="Dark List" w:semiHidden="0" w:uiPriority="274" w:unhideWhenUsed="0"/>
-    <w:lsdException w:name="Colorful Shading" w:semiHidden="0" w:uiPriority="275" w:unhideWhenUsed="0"/>
-    <w:lsdException w:name="Colorful List" w:semiHidden="0" w:uiPriority="276" w:unhideWhenUsed="0"/>
-    <w:lsdException w:name="Colorful Grid" w:semiHidden="0" w:uiPriority="277" w:unhideWhenUsed="0"/>
-    <w:lsdException w:name="Light Shading Accent 1" w:semiHidden="0" w:uiPriority="150" w:unhideWhenUsed="0"/>
-    <w:lsdException w:name="Light List Accent 1" w:semiHidden="0" w:uiPriority="151" w:unhideWhenUsed="0"/>
-    <w:lsdException w:name="Light Grid Accent 1" w:semiHidden="0" w:uiPriority="152" w:unhideWhenUsed="0"/>
-    <w:lsdException w:name="Medium Shading 1 Accent 1" w:semiHidden="0" w:uiPriority="153" w:unhideWhenUsed="0"/>
-    <w:lsdException w:name="Medium Shading 2 Accent 1" w:semiHidden="0" w:uiPriority="256" w:unhideWhenUsed="0"/>
-    <w:lsdException w:name="Medium List 1 Accent 1" w:semiHidden="0" w:uiPriority="257" w:unhideWhenUsed="0"/>
+    <w:lsdException w:name="Light Shading" w:semiHidden="0" w:uiPriority="336" w:unhideWhenUsed="0"/>
+    <w:lsdException w:name="Light List" w:semiHidden="0" w:uiPriority="337" w:unhideWhenUsed="0"/>
+    <w:lsdException w:name="Light Grid" w:semiHidden="0" w:uiPriority="338" w:unhideWhenUsed="0"/>
+    <w:lsdException w:name="Medium Shading 1" w:semiHidden="0" w:uiPriority="339" w:unhideWhenUsed="0"/>
+    <w:lsdException w:name="Medium Shading 2" w:semiHidden="0" w:uiPriority="598" w:unhideWhenUsed="0"/>
+    <w:lsdException w:name="Medium List 1" w:semiHidden="0" w:uiPriority="599" w:unhideWhenUsed="0"/>
+    <w:lsdException w:name="Medium List 2" w:semiHidden="0" w:uiPriority="600" w:unhideWhenUsed="0"/>
+    <w:lsdException w:name="Medium Grid 1" w:semiHidden="0" w:uiPriority="601" w:unhideWhenUsed="0"/>
+    <w:lsdException w:name="Medium Grid 2" w:semiHidden="0" w:uiPriority="608" w:unhideWhenUsed="0"/>
+    <w:lsdException w:name="Medium Grid 3" w:semiHidden="0" w:uiPriority="609" w:unhideWhenUsed="0"/>
+    <w:lsdException w:name="Dark List" w:semiHidden="0" w:uiPriority="628" w:unhideWhenUsed="0"/>
+    <w:lsdException w:name="Colorful Shading" w:semiHidden="0" w:uiPriority="629" w:unhideWhenUsed="0"/>
+    <w:lsdException w:name="Colorful List" w:semiHidden="0" w:uiPriority="630" w:unhideWhenUsed="0"/>
+    <w:lsdException w:name="Colorful Grid" w:semiHidden="0" w:uiPriority="631" w:unhideWhenUsed="0"/>
+    <w:lsdException w:name="Light Shading Accent 1" w:semiHidden="0" w:uiPriority="336" w:unhideWhenUsed="0"/>
+    <w:lsdException w:name="Light List Accent 1" w:semiHidden="0" w:uiPriority="337" w:unhideWhenUsed="0"/>
+    <w:lsdException w:name="Light Grid Accent 1" w:semiHidden="0" w:uiPriority="338" w:unhideWhenUsed="0"/>
+    <w:lsdException w:name="Medium Shading 1 Accent 1" w:semiHidden="0" w:uiPriority="339" w:unhideWhenUsed="0"/>
+    <w:lsdException w:name="Medium Shading 2 Accent 1" w:semiHidden="0" w:uiPriority="598" w:unhideWhenUsed="0"/>
+    <w:lsdException w:name="Medium List 1 Accent 1" w:semiHidden="0" w:uiPriority="599" w:unhideWhenUsed="0"/>
     <w:lsdException w:name="Revision" w:unhideWhenUsed="0"/>
-    <w:lsdException w:name="List Paragraph" w:semiHidden="0" w:uiPriority="82" w:unhideWhenUsed="0" w:qFormat="1"/>
-    <w:lsdException w:name="Quote" w:semiHidden="0" w:uiPriority="65" w:unhideWhenUsed="0" w:qFormat="1"/>
-    <w:lsdException w:name="Intense Quote" w:semiHidden="0" w:uiPriority="72" w:unhideWhenUsed="0" w:qFormat="1"/>
-    <w:lsdException w:name="Medium List 2 Accent 1" w:semiHidden="0" w:uiPriority="258" w:unhideWhenUsed="0"/>
-    <w:lsdException w:name="Medium Grid 1 Accent 1" w:semiHidden="0" w:uiPriority="259" w:unhideWhenUsed="0"/>
-    <w:lsdException w:name="Medium Grid 2 Accent 1" w:semiHidden="0" w:uiPriority="260" w:unhideWhenUsed="0"/>
-    <w:lsdException w:name="Medium Grid 3 Accent 1" w:semiHidden="0" w:uiPriority="261" w:unhideWhenUsed="0"/>
-    <w:lsdException w:name="Dark List Accent 1" w:semiHidden="0" w:uiPriority="274" w:unhideWhenUsed="0"/>
-    <w:lsdException w:name="Colorful Shading Accent 1" w:semiHidden="0" w:uiPriority="275" w:unhideWhenUsed="0"/>
-    <w:lsdException w:name="Colorful List Accent 1" w:semiHidden="0" w:uiPriority="276" w:unhideWhenUsed="0"/>
-    <w:lsdException w:name="Colorful Grid Accent 1" w:semiHidden="0" w:uiPriority="277" w:unhideWhenUsed="0"/>
-    <w:lsdException w:name="Light Shading Accent 2" w:semiHidden="0" w:uiPriority="150" w:unhideWhenUsed="0"/>
-    <w:lsdException w:name="Light List Accent 2" w:semiHidden="0" w:uiPriority="151" w:unhideWhenUsed="0"/>
-    <w:lsdException w:name="Light Grid Accent 2" w:semiHidden="0" w:uiPriority="152" w:unhideWhenUsed="0"/>
-    <w:lsdException w:name="Medium Shading 1 Accent 2" w:semiHidden="0" w:uiPriority="153" w:unhideWhenUsed="0"/>
-    <w:lsdException w:name="Medium Shading 2 Accent 2" w:semiHidden="0" w:uiPriority="256" w:unhideWhenUsed="0"/>
-    <w:lsdException w:name="Medium List 1 Accent 2" w:semiHidden="0" w:uiPriority="257" w:unhideWhenUsed="0"/>
-    <w:lsdException w:name="Medium List 2 Accent 2" w:semiHidden="0" w:uiPriority="258" w:unhideWhenUsed="0"/>
-    <w:lsdException w:name="Medium Grid 1 Accent 2" w:semiHidden="0" w:uiPriority="259" w:unhideWhenUsed="0"/>
-    <w:lsdException w:name="Medium Grid 2 Accent 2" w:semiHidden="0" w:uiPriority="260" w:unhideWhenUsed="0"/>
-    <w:lsdException w:name="Medium Grid 3 Accent 2" w:semiHidden="0" w:uiPriority="261" w:unhideWhenUsed="0"/>
-    <w:lsdException w:name="Dark List Accent 2" w:semiHidden="0" w:uiPriority="274" w:unhideWhenUsed="0"/>
-    <w:lsdException w:name="Colorful Shading Accent 2" w:semiHidden="0" w:uiPriority="275" w:unhideWhenUsed="0"/>
-    <w:lsdException w:name="Colorful List Accent 2" w:semiHidden="0" w:uiPriority="276" w:unhideWhenUsed="0"/>
-    <w:lsdException w:name="Colorful Grid Accent 2" w:semiHidden="0" w:uiPriority="277" w:unhideWhenUsed="0"/>
-    <w:lsdException w:name="Light Shading Accent 3" w:semiHidden="0" w:uiPriority="150" w:unhideWhenUsed="0"/>
-    <w:lsdException w:name="Light List Accent 3" w:semiHidden="0" w:uiPriority="151" w:unhideWhenUsed="0"/>
-    <w:lsdException w:name="Light Grid Accent 3" w:semiHidden="0" w:uiPriority="152" w:unhideWhenUsed="0"/>
-    <w:lsdException w:name="Medium Shading 1 Accent 3" w:semiHidden="0" w:uiPriority="153" w:unhideWhenUsed="0"/>
-    <w:lsdException w:name="Medium Shading 2 Accent 3" w:semiHidden="0" w:uiPriority="256" w:unhideWhenUsed="0"/>
-    <w:lsdException w:name="Medium List 1 Accent 3" w:semiHidden="0" w:uiPriority="257" w:unhideWhenUsed="0"/>
-    <w:lsdException w:name="Medium List 2 Accent 3" w:semiHidden="0" w:uiPriority="258" w:unhideWhenUsed="0"/>
-    <w:lsdException w:name="Medium Grid 1 Accent 3" w:semiHidden="0" w:uiPriority="259" w:unhideWhenUsed="0"/>
-    <w:lsdException w:name="Medium Grid 2 Accent 3" w:semiHidden="0" w:uiPriority="260" w:unhideWhenUsed="0"/>
-    <w:lsdException w:name="Medium Grid 3 Accent 3" w:semiHidden="0" w:uiPriority="261" w:unhideWhenUsed="0"/>
-    <w:lsdException w:name="Dark List Accent 3" w:semiHidden="0" w:uiPriority="274" w:unhideWhenUsed="0"/>
-    <w:lsdException w:name="Colorful Shading Accent 3" w:semiHidden="0" w:uiPriority="275" w:unhideWhenUsed="0"/>
-    <w:lsdException w:name="Colorful List Accent 3" w:semiHidden="0" w:uiPriority="276" w:unhideWhenUsed="0"/>
-    <w:lsdException w:name="Colorful Grid Accent 3" w:semiHidden="0" w:uiPriority="277" w:unhideWhenUsed="0"/>
-    <w:lsdException w:name="Light Shading Accent 4" w:semiHidden="0" w:uiPriority="150" w:unhideWhenUsed="0"/>
-    <w:lsdException w:name="Light List Accent 4" w:semiHidden="0" w:uiPriority="151" w:unhideWhenUsed="0"/>
-    <w:lsdException w:name="Light Grid Accent 4" w:semiHidden="0" w:uiPriority="152" w:unhideWhenUsed="0"/>
-    <w:lsdException w:name="Medium Shading 1 Accent 4" w:semiHidden="0" w:uiPriority="153" w:unhideWhenUsed="0"/>
-    <w:lsdException w:name="Medium Shading 2 Accent 4" w:semiHidden="0" w:uiPriority="256" w:unhideWhenUsed="0"/>
-    <w:lsdException w:name="Medium List 1 Accent 4" w:semiHidden="0" w:uiPriority="257" w:unhideWhenUsed="0"/>
-    <w:lsdException w:name="Medium List 2 Accent 4" w:semiHidden="0" w:uiPriority="258" w:unhideWhenUsed="0"/>
-    <w:lsdException w:name="Medium Grid 1 Accent 4" w:semiHidden="0" w:uiPriority="259" w:unhideWhenUsed="0"/>
-    <w:lsdException w:name="Medium Grid 2 Accent 4" w:semiHidden="0" w:uiPriority="260" w:unhideWhenUsed="0"/>
-    <w:lsdException w:name="Medium Grid 3 Accent 4" w:semiHidden="0" w:uiPriority="261" w:unhideWhenUsed="0"/>
-    <w:lsdException w:name="Dark List Accent 4" w:semiHidden="0" w:uiPriority="274" w:unhideWhenUsed="0"/>
-    <w:lsdException w:name="Colorful Shading Accent 4" w:semiHidden="0" w:uiPriority="275" w:unhideWhenUsed="0"/>
-    <w:lsdException w:name="Colorful List Accent 4" w:semiHidden="0" w:uiPriority="276" w:unhideWhenUsed="0"/>
-    <w:lsdException w:name="Colorful Grid Accent 4" w:semiHidden="0" w:uiPriority="277" w:unhideWhenUsed="0"/>
-    <w:lsdException w:name="Light Shading Accent 5" w:semiHidden="0" w:uiPriority="150" w:unhideWhenUsed="0"/>
-    <w:lsdException w:name="Light List Accent 5" w:semiHidden="0" w:uiPriority="151" w:unhideWhenUsed="0"/>
-    <w:lsdException w:name="Light Grid Accent 5" w:semiHidden="0" w:uiPriority="152" w:unhideWhenUsed="0"/>
-    <w:lsdException w:name="Medium Shading 1 Accent 5" w:semiHidden="0" w:uiPriority="153" w:unhideWhenUsed="0"/>
-    <w:lsdException w:name="Medium Shading 2 Accent 5" w:semiHidden="0" w:uiPriority="256" w:unhideWhenUsed="0"/>
-    <w:lsdException w:name="Medium List 1 Accent 5" w:semiHidden="0" w:uiPriority="257" w:unhideWhenUsed="0"/>
-    <w:lsdException w:name="Medium List 2 Accent 5" w:semiHidden="0" w:uiPriority="258" w:unhideWhenUsed="0"/>
-    <w:lsdException w:name="Medium Grid 1 Accent 5" w:semiHidden="0" w:uiPriority="259" w:unhideWhenUsed="0"/>
-    <w:lsdException w:name="Medium Grid 2 Accent 5" w:semiHidden="0" w:uiPriority="260" w:unhideWhenUsed="0"/>
-    <w:lsdException w:name="Medium Grid 3 Accent 5" w:semiHidden="0" w:uiPriority="261" w:unhideWhenUsed="0"/>
-    <w:lsdException w:name="Dark List Accent 5" w:semiHidden="0" w:uiPriority="274" w:unhideWhenUsed="0"/>
-    <w:lsdException w:name="Colorful Shading Accent 5" w:semiHidden="0" w:uiPriority="275" w:unhideWhenUsed="0"/>
-    <w:lsdException w:name="Colorful List Accent 5" w:semiHidden="0" w:uiPriority="276" w:unhideWhenUsed="0"/>
-    <w:lsdException w:name="Colorful Grid Accent 5" w:semiHidden="0" w:uiPriority="277" w:unhideWhenUsed="0"/>
-    <w:lsdException w:name="Light Shading Accent 6" w:semiHidden="0" w:uiPriority="150" w:unhideWhenUsed="0"/>
-    <w:lsdException w:name="Light List Accent 6" w:semiHidden="0" w:uiPriority="151" w:unhideWhenUsed="0"/>
-    <w:lsdException w:name="Light Grid Accent 6" w:semiHidden="0" w:uiPriority="152" w:unhideWhenUsed="0"/>
-    <w:lsdException w:name="Medium Shading 1 Accent 6" w:semiHidden="0" w:uiPriority="153" w:unhideWhenUsed="0"/>
-    <w:lsdException w:name="Medium Shading 2 Accent 6" w:semiHidden="0" w:uiPriority="256" w:unhideWhenUsed="0"/>
-    <w:lsdException w:name="Medium List 1 Accent 6" w:semiHidden="0" w:uiPriority="257" w:unhideWhenUsed="0"/>
-    <w:lsdException w:name="Medium List 2 Accent 6" w:semiHidden="0" w:uiPriority="258" w:unhideWhenUsed="0"/>
-    <w:lsdException w:name="Medium Grid 1 Accent 6" w:semiHidden="0" w:uiPriority="259" w:unhideWhenUsed="0"/>
-    <w:lsdException w:name="Medium Grid 2 Accent 6" w:semiHidden="0" w:uiPriority="260" w:unhideWhenUsed="0"/>
-    <w:lsdException w:name="Medium Grid 3 Accent 6" w:semiHidden="0" w:uiPriority="261" w:unhideWhenUsed="0"/>
-    <w:lsdException w:name="Dark List Accent 6" w:semiHidden="0" w:uiPriority="274" w:unhideWhenUsed="0"/>
-    <w:lsdException w:name="Colorful Shading Accent 6" w:semiHidden="0" w:uiPriority="275" w:unhideWhenUsed="0"/>
-    <w:lsdException w:name="Colorful List Accent 6" w:semiHidden="0" w:uiPriority="276" w:unhideWhenUsed="0"/>
-    <w:lsdException w:name="Colorful Grid Accent 6" w:semiHidden="0" w:uiPriority="277" w:unhideWhenUsed="0"/>
-    <w:lsdException w:name="Subtle Emphasis" w:semiHidden="0" w:uiPriority="37" w:unhideWhenUsed="0" w:qFormat="1"/>
-    <w:lsdException w:name="Intense Emphasis" w:semiHidden="0" w:uiPriority="51" w:unhideWhenUsed="0" w:qFormat="1"/>
-    <w:lsdException w:name="Subtle Reference" w:semiHidden="0" w:uiPriority="73" w:unhideWhenUsed="0" w:qFormat="1"/>
-    <w:lsdException w:name="Intense Reference" w:semiHidden="0" w:uiPriority="80" w:unhideWhenUsed="0" w:qFormat="1"/>
-    <w:lsdException w:name="Book Title" w:semiHidden="0" w:uiPriority="81" w:unhideWhenUsed="0" w:qFormat="1"/>
-    <w:lsdException w:name="Bibliography" w:uiPriority="85"/>
-    <w:lsdException w:name="TOC Heading" w:uiPriority="87" w:qFormat="1"/>
+    <w:lsdException w:name="List Paragraph" w:semiHidden="0" w:uiPriority="130" w:unhideWhenUsed="0" w:qFormat="1"/>
+    <w:lsdException w:name="Quote" w:semiHidden="0" w:uiPriority="101" w:unhideWhenUsed="0" w:qFormat="1"/>
+    <w:lsdException w:name="Intense Quote" w:semiHidden="0" w:uiPriority="114" w:unhideWhenUsed="0" w:qFormat="1"/>
+    <w:lsdException w:name="Medium List 2 Accent 1" w:semiHidden="0" w:uiPriority="600" w:unhideWhenUsed="0"/>
+    <w:lsdException w:name="Medium Grid 1 Accent 1" w:semiHidden="0" w:uiPriority="601" w:unhideWhenUsed="0"/>
+    <w:lsdException w:name="Medium Grid 2 Accent 1" w:semiHidden="0" w:uiPriority="608" w:unhideWhenUsed="0"/>
+    <w:lsdException w:name="Medium Grid 3 Accent 1" w:semiHidden="0" w:uiPriority="609" w:unhideWhenUsed="0"/>
+    <w:lsdException w:name="Dark List Accent 1" w:semiHidden="0" w:uiPriority="628" w:unhideWhenUsed="0"/>
+    <w:lsdException w:name="Colorful Shading Accent 1" w:semiHidden="0" w:uiPriority="629" w:unhideWhenUsed="0"/>
+    <w:lsdException w:name="Colorful List Accent 1" w:semiHidden="0" w:uiPriority="630" w:unhideWhenUsed="0"/>
+    <w:lsdException w:name="Colorful Grid Accent 1" w:semiHidden="0" w:uiPriority="631" w:unhideWhenUsed="0"/>
+    <w:lsdException w:name="Light Shading Accent 2" w:semiHidden="0" w:uiPriority="336" w:unhideWhenUsed="0"/>
+    <w:lsdException w:name="Light List Accent 2" w:semiHidden="0" w:uiPriority="337" w:unhideWhenUsed="0"/>
+    <w:lsdException w:name="Light Grid Accent 2" w:semiHidden="0" w:uiPriority="338" w:unhideWhenUsed="0"/>
+    <w:lsdException w:name="Medium Shading 1 Accent 2" w:semiHidden="0" w:uiPriority="339" w:unhideWhenUsed="0"/>
+    <w:lsdException w:name="Medium Shading 2 Accent 2" w:semiHidden="0" w:uiPriority="598" w:unhideWhenUsed="0"/>
+    <w:lsdException w:name="Medium List 1 Accent 2" w:semiHidden="0" w:uiPriority="599" w:unhideWhenUsed="0"/>
+    <w:lsdException w:name="Medium List 2 Accent 2" w:semiHidden="0" w:uiPriority="600" w:unhideWhenUsed="0"/>
+    <w:lsdException w:name="Medium Grid 1 Accent 2" w:semiHidden="0" w:uiPriority="601" w:unhideWhenUsed="0"/>
+    <w:lsdException w:name="Medium Grid 2 Accent 2" w:semiHidden="0" w:uiPriority="608" w:unhideWhenUsed="0"/>
+    <w:lsdException w:name="Medium Grid 3 Accent 2" w:semiHidden="0" w:uiPriority="609" w:unhideWhenUsed="0"/>
+    <w:lsdException w:name="Dark List Accent 2" w:semiHidden="0" w:uiPriority="628" w:unhideWhenUsed="0"/>
+    <w:lsdException w:name="Colorful Shading Accent 2" w:semiHidden="0" w:uiPriority="629" w:unhideWhenUsed="0"/>
+    <w:lsdException w:name="Colorful List Accent 2" w:semiHidden="0" w:uiPriority="630" w:unhideWhenUsed="0"/>
+    <w:lsdException w:name="Colorful Grid Accent 2" w:semiHidden="0" w:uiPriority="631" w:unhideWhenUsed="0"/>
+    <w:lsdException w:name="Light Shading Accent 3" w:semiHidden="0" w:uiPriority="336" w:unhideWhenUsed="0"/>
+    <w:lsdException w:name="Light List Accent 3" w:semiHidden="0" w:uiPriority="337" w:unhideWhenUsed="0"/>
+    <w:lsdException w:name="Light Grid Accent 3" w:semiHidden="0" w:uiPriority="338" w:unhideWhenUsed="0"/>
+    <w:lsdException w:name="Medium Shading 1 Accent 3" w:semiHidden="0" w:uiPriority="339" w:unhideWhenUsed="0"/>
+    <w:lsdException w:name="Medium Shading 2 Accent 3" w:semiHidden="0" w:uiPriority="598" w:unhideWhenUsed="0"/>
+    <w:lsdException w:name="Medium List 1 Accent 3" w:semiHidden="0" w:uiPriority="599" w:unhideWhenUsed="0"/>
+    <w:lsdException w:name="Medium List 2 Accent 3" w:semiHidden="0" w:uiPriority="600" w:unhideWhenUsed="0"/>
+    <w:lsdException w:name="Medium Grid 1 Accent 3" w:semiHidden="0" w:uiPriority="601" w:unhideWhenUsed="0"/>
+    <w:lsdException w:name="Medium Grid 2 Accent 3" w:semiHidden="0" w:uiPriority="608" w:unhideWhenUsed="0"/>
+    <w:lsdException w:name="Medium Grid 3 Accent 3" w:semiHidden="0" w:uiPriority="609" w:unhideWhenUsed="0"/>
+    <w:lsdException w:name="Dark List Accent 3" w:semiHidden="0" w:uiPriority="628" w:unhideWhenUsed="0"/>
+    <w:lsdException w:name="Colorful Shading Accent 3" w:semiHidden="0" w:uiPriority="629" w:unhideWhenUsed="0"/>
+    <w:lsdException w:name="Colorful List Accent 3" w:semiHidden="0" w:uiPriority="630" w:unhideWhenUsed="0"/>
+    <w:lsdException w:name="Colorful Grid Accent 3" w:semiHidden="0" w:uiPriority="631" w:unhideWhenUsed="0"/>
+    <w:lsdException w:name="Light Shading Accent 4" w:semiHidden="0" w:uiPriority="336" w:unhideWhenUsed="0"/>
+    <w:lsdException w:name="Light List Accent 4" w:semiHidden="0" w:uiPriority="337" w:unhideWhenUsed="0"/>
+    <w:lsdException w:name="Light Grid Accent 4" w:semiHidden="0" w:uiPriority="338" w:unhideWhenUsed="0"/>
+    <w:lsdException w:name="Medium Shading 1 Accent 4" w:semiHidden="0" w:uiPriority="339" w:unhideWhenUsed="0"/>
+    <w:lsdException w:name="Medium Shading 2 Accent 4" w:semiHidden="0" w:uiPriority="598" w:unhideWhenUsed="0"/>
+    <w:lsdException w:name="Medium List 1 Accent 4" w:semiHidden="0" w:uiPriority="599" w:unhideWhenUsed="0"/>
+    <w:lsdException w:name="Medium List 2 Accent 4" w:semiHidden="0" w:uiPriority="600" w:unhideWhenUsed="0"/>
+    <w:lsdException w:name="Medium Grid 1 Accent 4" w:semiHidden="0" w:uiPriority="601" w:unhideWhenUsed="0"/>
+    <w:lsdException w:name="Medium Grid 2 Accent 4" w:semiHidden="0" w:uiPriority="608" w:unhideWhenUsed="0"/>
+    <w:lsdException w:name="Medium Grid 3 Accent 4" w:semiHidden="0" w:uiPriority="609" w:unhideWhenUsed="0"/>
+    <w:lsdException w:name="Dark List Accent 4" w:semiHidden="0" w:uiPriority="628" w:unhideWhenUsed="0"/>
+    <w:lsdException w:name="Colorful Shading Accent 4" w:semiHidden="0" w:uiPriority="629" w:unhideWhenUsed="0"/>
+    <w:lsdException w:name="Colorful List Accent 4" w:semiHidden="0" w:uiPriority="630" w:unhideWhenUsed="0"/>
+    <w:lsdException w:name="Colorful Grid Accent 4" w:semiHidden="0" w:uiPriority="631" w:unhideWhenUsed="0"/>
+    <w:lsdException w:name="Light Shading Accent 5" w:semiHidden="0" w:uiPriority="336" w:unhideWhenUsed="0"/>
+    <w:lsdException w:name="Light List Accent 5" w:semiHidden="0" w:uiPriority="337" w:unhideWhenUsed="0"/>
+    <w:lsdException w:name="Light Grid Accent 5" w:semiHidden="0" w:uiPriority="338" w:unhideWhenUsed="0"/>
+    <w:lsdException w:name="Medium Shading 1 Accent 5" w:semiHidden="0" w:uiPriority="339" w:unhideWhenUsed="0"/>
+    <w:lsdException w:name="Medium Shading 2 Accent 5" w:semiHidden="0" w:uiPriority="598" w:unhideWhenUsed="0"/>
+    <w:lsdException w:name="Medium List 1 Accent 5" w:semiHidden="0" w:uiPriority="599" w:unhideWhenUsed="0"/>
+    <w:lsdException w:name="Medium List 2 Accent 5" w:semiHidden="0" w:uiPriority="600" w:unhideWhenUsed="0"/>
+    <w:lsdException w:name="Medium Grid 1 Accent 5" w:semiHidden="0" w:uiPriority="601" w:unhideWhenUsed="0"/>
+    <w:lsdException w:name="Medium Grid 2 Accent 5" w:semiHidden="0" w:uiPriority="608" w:unhideWhenUsed="0"/>
+    <w:lsdException w:name="Medium Grid 3 Accent 5" w:semiHidden="0" w:uiPriority="609" w:unhideWhenUsed="0"/>
+    <w:lsdException w:name="Dark List Accent 5" w:semiHidden="0" w:uiPriority="628" w:unhideWhenUsed="0"/>
+    <w:lsdException w:name="Colorful Shading Accent 5" w:semiHidden="0" w:uiPriority="629" w:unhideWhenUsed="0"/>
+    <w:lsdException w:name="Colorful List Accent 5" w:semiHidden="0" w:uiPriority="630" w:unhideWhenUsed="0"/>
+    <w:lsdException w:name="Colorful Grid Accent 5" w:semiHidden="0" w:uiPriority="631" w:unhideWhenUsed="0"/>
+    <w:lsdException w:name="Light Shading Accent 6" w:semiHidden="0" w:uiPriority="336" w:unhideWhenUsed="0"/>
+    <w:lsdException w:name="Light List Accent 6" w:semiHidden="0" w:uiPriority="337" w:unhideWhenUsed="0"/>
+    <w:lsdException w:name="Light Grid Accent 6" w:semiHidden="0" w:uiPriority="338" w:unhideWhenUsed="0"/>
+    <w:lsdException w:name="Medium Shading 1 Accent 6" w:semiHidden="0" w:uiPriority="339" w:unhideWhenUsed="0"/>
+    <w:lsdException w:name="Medium Shading 2 Accent 6" w:semiHidden="0" w:uiPriority="598" w:unhideWhenUsed="0"/>
+    <w:lsdException w:name="Medium List 1 Accent 6" w:semiHidden="0" w:uiPriority="599" w:unhideWhenUsed="0"/>
+    <w:lsdException w:name="Medium List 2 Accent 6" w:semiHidden="0" w:uiPriority="600" w:unhideWhenUsed="0"/>
+    <w:lsdException w:name="Medium Grid 1 Accent 6" w:semiHidden="0" w:uiPriority="601" w:unhideWhenUsed="0"/>
+    <w:lsdException w:name="Medium Grid 2 Accent 6" w:semiHidden="0" w:uiPriority="608" w:unhideWhenUsed="0"/>
+    <w:lsdException w:name="Medium Grid 3 Accent 6" w:semiHidden="0" w:uiPriority="609" w:unhideWhenUsed="0"/>
+    <w:lsdException w:name="Dark List Accent 6" w:semiHidden="0" w:uiPriority="628" w:unhideWhenUsed="0"/>
+    <w:lsdException w:name="Colorful Shading Accent 6" w:semiHidden="0" w:uiPriority="629" w:unhideWhenUsed="0"/>
+    <w:lsdException w:name="Colorful List Accent 6" w:semiHidden="0" w:uiPriority="630" w:unhideWhenUsed="0"/>
+    <w:lsdException w:name="Colorful Grid Accent 6" w:semiHidden="0" w:uiPriority="631" w:unhideWhenUsed="0"/>
+    <w:lsdException w:name="Subtle Emphasis" w:semiHidden="0" w:uiPriority="55" w:unhideWhenUsed="0" w:qFormat="1"/>
+    <w:lsdException w:name="Intense Emphasis" w:semiHidden="0" w:uiPriority="81" w:unhideWhenUsed="0" w:qFormat="1"/>
+    <w:lsdException w:name="Subtle Reference" w:semiHidden="0" w:uiPriority="115" w:unhideWhenUsed="0" w:qFormat="1"/>
+    <w:lsdException w:name="Intense Reference" w:semiHidden="0" w:uiPriority="128" w:unhideWhenUsed="0" w:qFormat="1"/>
+    <w:lsdException w:name="Book Title" w:semiHidden="0" w:uiPriority="129" w:unhideWhenUsed="0" w:qFormat="1"/>
+    <w:lsdException w:name="Bibliography" w:uiPriority="133"/>
+    <w:lsdException w:name="TOC Heading" w:uiPriority="135" w:qFormat="1"/>
   </w:latentStyles>
   <w:style w:type="paragraph" w:default="1" w:styleId="Normal">
     <w:name w:val="Normal"/>

--- a/BGIL_DBT/validation/DM-K3.docx
+++ b/BGIL_DBT/validation/DM-K3.docx
@@ -5563,7 +5563,7 @@
             </w:r>
             <w:r>
               <w:drawing>
-                <wp:inline distT="0" distB="0" distL="180" distR="180">
+                <wp:inline distT="0" distB="0" distL="0" distR="0">
                   <wp:extent cx="5486400" cy="1212850"/>
                   <wp:effectExtent l="0" t="0" r="0" b="0"/>
                   <wp:docPr id="1035" name="shape1035" hidden="0"/>
@@ -6066,7 +6066,7 @@
             </w:r>
             <w:r>
               <w:drawing>
-                <wp:inline distT="0" distB="0" distL="180" distR="180">
+                <wp:inline distT="0" distB="0" distL="0" distR="0">
                   <wp:extent cx="5486400" cy="1030605"/>
                   <wp:effectExtent l="0" t="0" r="0" b="0"/>
                   <wp:docPr id="1036" name="shape1036" hidden="0"/>
@@ -6566,7 +6566,7 @@
             </w:r>
             <w:r>
               <w:drawing>
-                <wp:inline distT="0" distB="0" distL="180" distR="180">
+                <wp:inline distT="0" distB="0" distL="0" distR="0">
                   <wp:extent cx="5486400" cy="1031240"/>
                   <wp:effectExtent l="0" t="0" r="0" b="0"/>
                   <wp:docPr id="1037" name="shape1037" hidden="0"/>
@@ -7063,7 +7063,7 @@
             </w:r>
             <w:r>
               <w:drawing>
-                <wp:inline distT="0" distB="0" distL="180" distR="180">
+                <wp:inline distT="0" distB="0" distL="0" distR="0">
                   <wp:extent cx="5486400" cy="978535"/>
                   <wp:effectExtent l="0" t="0" r="0" b="0"/>
                   <wp:docPr id="1038" name="shape1038" hidden="0"/>
@@ -7538,7 +7538,7 @@
             </w:r>
             <w:r>
               <w:drawing>
-                <wp:inline distT="0" distB="0" distL="180" distR="180">
+                <wp:inline distT="0" distB="0" distL="0" distR="0">
                   <wp:extent cx="5486400" cy="1073150"/>
                   <wp:effectExtent l="0" t="0" r="0" b="0"/>
                   <wp:docPr id="1039" name="shape1039" hidden="0"/>
@@ -8026,10 +8026,10 @@
             </w:r>
             <w:r>
               <w:drawing>
-                <wp:inline distT="0" distB="0" distL="180" distR="180">
+                <wp:inline distT="0" distB="0" distL="0" distR="0">
                   <wp:extent cx="5486400" cy="949960"/>
                   <wp:effectExtent l="0" t="0" r="0" b="0"/>
-                  <wp:docPr id="1041" name="shape1041" hidden="0"/>
+                  <wp:docPr id="1040" name="shape1040" hidden="0"/>
                   <wp:cNvGraphicFramePr>
                     <a:graphicFrameLocks xmlns:a="http://schemas.openxmlformats.org/drawingml/2006/main" noChangeAspect="1"/>
                   </wp:cNvGraphicFramePr>
@@ -8508,10 +8508,10 @@
             </w:r>
             <w:r>
               <w:drawing>
-                <wp:inline distT="0" distB="0" distL="180" distR="180">
+                <wp:inline distT="0" distB="0" distL="0" distR="0">
                   <wp:extent cx="5486400" cy="1160145"/>
                   <wp:effectExtent l="0" t="0" r="0" b="0"/>
-                  <wp:docPr id="1042" name="shape1042" hidden="0"/>
+                  <wp:docPr id="1041" name="shape1041" hidden="0"/>
                   <wp:cNvGraphicFramePr>
                     <a:graphicFrameLocks xmlns:a="http://schemas.openxmlformats.org/drawingml/2006/main" noChangeAspect="1"/>
                   </wp:cNvGraphicFramePr>
@@ -8986,10 +8986,10 @@
             </w:r>
             <w:r>
               <w:drawing>
-                <wp:inline distT="0" distB="0" distL="180" distR="180">
+                <wp:inline distT="0" distB="0" distL="0" distR="0">
                   <wp:extent cx="5486400" cy="942340"/>
                   <wp:effectExtent l="0" t="0" r="0" b="0"/>
-                  <wp:docPr id="1043" name="shape1043" hidden="0"/>
+                  <wp:docPr id="1042" name="shape1042" hidden="0"/>
                   <wp:cNvGraphicFramePr>
                     <a:graphicFrameLocks xmlns:a="http://schemas.openxmlformats.org/drawingml/2006/main" noChangeAspect="1"/>
                   </wp:cNvGraphicFramePr>
@@ -9486,10 +9486,10 @@
           <w:p>
             <w:r>
               <w:drawing>
-                <wp:inline distT="0" distB="0" distL="180" distR="180">
+                <wp:inline distT="0" distB="0" distL="0" distR="0">
                   <wp:extent cx="5486400" cy="1017905"/>
                   <wp:effectExtent l="0" t="0" r="0" b="0"/>
-                  <wp:docPr id="1044" name="shape1044" hidden="0"/>
+                  <wp:docPr id="1043" name="shape1043" hidden="0"/>
                   <wp:cNvGraphicFramePr>
                     <a:graphicFrameLocks xmlns:a="http://schemas.openxmlformats.org/drawingml/2006/main" noChangeAspect="1"/>
                   </wp:cNvGraphicFramePr>
@@ -9709,11 +9709,7 @@
           </w:tcPr>
           <w:p>
             <w:r>
-              <w:rPr>
-                <w:lang w:val="en-US"/>
-                <w:rtl w:val="off"/>
-              </w:rPr>
-              <w:t>0</w:t>
+              <w:t xml:space="preserve">0 </w:t>
             </w:r>
           </w:p>
         </w:tc>
@@ -10900,10 +10896,10 @@
           <w:p>
             <w:r>
               <w:drawing>
-                <wp:inline distT="0" distB="0" distL="180" distR="180">
+                <wp:inline distT="0" distB="0" distL="0" distR="0">
                   <wp:extent cx="5486400" cy="1958975"/>
                   <wp:effectExtent l="0" t="0" r="0" b="0"/>
-                  <wp:docPr id="1045" name="shape1045" hidden="0"/>
+                  <wp:docPr id="1044" name="shape1044" hidden="0"/>
                   <wp:cNvGraphicFramePr>
                     <a:graphicFrameLocks xmlns:a="http://schemas.openxmlformats.org/drawingml/2006/main" noChangeAspect="1"/>
                   </wp:cNvGraphicFramePr>
@@ -11131,133 +11127,133 @@
     <w:lsdException w:name="heading 7" w:uiPriority="9" w:qFormat="1"/>
     <w:lsdException w:name="heading 8" w:uiPriority="9" w:qFormat="1"/>
     <w:lsdException w:name="heading 9" w:uiPriority="9" w:qFormat="1"/>
-    <w:lsdException w:name="toc 1" w:uiPriority="135"/>
-    <w:lsdException w:name="toc 2" w:uiPriority="135"/>
-    <w:lsdException w:name="toc 3" w:uiPriority="135"/>
-    <w:lsdException w:name="toc 4" w:uiPriority="135"/>
-    <w:lsdException w:name="toc 5" w:uiPriority="135"/>
-    <w:lsdException w:name="toc 6" w:uiPriority="135"/>
-    <w:lsdException w:name="toc 7" w:uiPriority="135"/>
-    <w:lsdException w:name="toc 8" w:uiPriority="135"/>
-    <w:lsdException w:name="toc 9" w:uiPriority="135"/>
-    <w:lsdException w:name="caption" w:uiPriority="131" w:qFormat="1"/>
-    <w:lsdException w:name="Title" w:semiHidden="0" w:uiPriority="34" w:unhideWhenUsed="0" w:qFormat="1"/>
+    <w:lsdException w:name="toc 1" w:uiPriority="309"/>
+    <w:lsdException w:name="toc 2" w:uiPriority="309"/>
+    <w:lsdException w:name="toc 3" w:uiPriority="309"/>
+    <w:lsdException w:name="toc 4" w:uiPriority="309"/>
+    <w:lsdException w:name="toc 5" w:uiPriority="309"/>
+    <w:lsdException w:name="toc 6" w:uiPriority="309"/>
+    <w:lsdException w:name="toc 7" w:uiPriority="309"/>
+    <w:lsdException w:name="toc 8" w:uiPriority="309"/>
+    <w:lsdException w:name="toc 9" w:uiPriority="309"/>
+    <w:lsdException w:name="caption" w:uiPriority="305" w:qFormat="1"/>
+    <w:lsdException w:name="Title" w:semiHidden="0" w:uiPriority="52" w:unhideWhenUsed="0" w:qFormat="1"/>
     <w:lsdException w:name="Default Paragraph Font" w:uiPriority="1"/>
-    <w:lsdException w:name="Subtitle" w:semiHidden="0" w:uiPriority="35" w:unhideWhenUsed="0" w:qFormat="1"/>
-    <w:lsdException w:name="Strong" w:semiHidden="0" w:uiPriority="82" w:unhideWhenUsed="0" w:qFormat="1"/>
-    <w:lsdException w:name="Emphasis" w:semiHidden="0" w:uiPriority="80" w:unhideWhenUsed="0" w:qFormat="1"/>
-    <w:lsdException w:name="Table Grid" w:semiHidden="0" w:uiPriority="311" w:unhideWhenUsed="0"/>
+    <w:lsdException w:name="Subtitle" w:semiHidden="0" w:uiPriority="53" w:unhideWhenUsed="0" w:qFormat="1"/>
+    <w:lsdException w:name="Strong" w:semiHidden="0" w:uiPriority="130" w:unhideWhenUsed="0" w:qFormat="1"/>
+    <w:lsdException w:name="Emphasis" w:semiHidden="0" w:uiPriority="128" w:unhideWhenUsed="0" w:qFormat="1"/>
+    <w:lsdException w:name="Table Grid" w:semiHidden="0" w:uiPriority="785" w:unhideWhenUsed="0"/>
     <w:lsdException w:name="Placeholder Text" w:unhideWhenUsed="0"/>
     <w:lsdException w:name="No Spacing" w:semiHidden="0" w:uiPriority="1" w:unhideWhenUsed="0" w:qFormat="1"/>
-    <w:lsdException w:name="Light Shading" w:semiHidden="0" w:uiPriority="336" w:unhideWhenUsed="0"/>
-    <w:lsdException w:name="Light List" w:semiHidden="0" w:uiPriority="337" w:unhideWhenUsed="0"/>
-    <w:lsdException w:name="Light Grid" w:semiHidden="0" w:uiPriority="338" w:unhideWhenUsed="0"/>
-    <w:lsdException w:name="Medium Shading 1" w:semiHidden="0" w:uiPriority="339" w:unhideWhenUsed="0"/>
-    <w:lsdException w:name="Medium Shading 2" w:semiHidden="0" w:uiPriority="598" w:unhideWhenUsed="0"/>
-    <w:lsdException w:name="Medium List 1" w:semiHidden="0" w:uiPriority="599" w:unhideWhenUsed="0"/>
-    <w:lsdException w:name="Medium List 2" w:semiHidden="0" w:uiPriority="600" w:unhideWhenUsed="0"/>
-    <w:lsdException w:name="Medium Grid 1" w:semiHidden="0" w:uiPriority="601" w:unhideWhenUsed="0"/>
-    <w:lsdException w:name="Medium Grid 2" w:semiHidden="0" w:uiPriority="608" w:unhideWhenUsed="0"/>
-    <w:lsdException w:name="Medium Grid 3" w:semiHidden="0" w:uiPriority="609" w:unhideWhenUsed="0"/>
-    <w:lsdException w:name="Dark List" w:semiHidden="0" w:uiPriority="628" w:unhideWhenUsed="0"/>
-    <w:lsdException w:name="Colorful Shading" w:semiHidden="0" w:uiPriority="629" w:unhideWhenUsed="0"/>
-    <w:lsdException w:name="Colorful List" w:semiHidden="0" w:uiPriority="630" w:unhideWhenUsed="0"/>
-    <w:lsdException w:name="Colorful Grid" w:semiHidden="0" w:uiPriority="631" w:unhideWhenUsed="0"/>
-    <w:lsdException w:name="Light Shading Accent 1" w:semiHidden="0" w:uiPriority="336" w:unhideWhenUsed="0"/>
-    <w:lsdException w:name="Light List Accent 1" w:semiHidden="0" w:uiPriority="337" w:unhideWhenUsed="0"/>
-    <w:lsdException w:name="Light Grid Accent 1" w:semiHidden="0" w:uiPriority="338" w:unhideWhenUsed="0"/>
-    <w:lsdException w:name="Medium Shading 1 Accent 1" w:semiHidden="0" w:uiPriority="339" w:unhideWhenUsed="0"/>
-    <w:lsdException w:name="Medium Shading 2 Accent 1" w:semiHidden="0" w:uiPriority="598" w:unhideWhenUsed="0"/>
-    <w:lsdException w:name="Medium List 1 Accent 1" w:semiHidden="0" w:uiPriority="599" w:unhideWhenUsed="0"/>
+    <w:lsdException w:name="Light Shading" w:semiHidden="0" w:uiPriority="822" w:unhideWhenUsed="0"/>
+    <w:lsdException w:name="Light List" w:semiHidden="0" w:uiPriority="823" w:unhideWhenUsed="0"/>
+    <w:lsdException w:name="Light Grid" w:semiHidden="0" w:uiPriority="824" w:unhideWhenUsed="0"/>
+    <w:lsdException w:name="Medium Shading 1" w:semiHidden="0" w:uiPriority="825" w:unhideWhenUsed="0"/>
+    <w:lsdException w:name="Medium Shading 2" w:semiHidden="0" w:uiPriority="1432" w:unhideWhenUsed="0"/>
+    <w:lsdException w:name="Medium List 1" w:semiHidden="0" w:uiPriority="1433" w:unhideWhenUsed="0"/>
+    <w:lsdException w:name="Medium List 2" w:semiHidden="0" w:uiPriority="1536" w:unhideWhenUsed="0"/>
+    <w:lsdException w:name="Medium Grid 1" w:semiHidden="0" w:uiPriority="1537" w:unhideWhenUsed="0"/>
+    <w:lsdException w:name="Medium Grid 2" w:semiHidden="0" w:uiPriority="1544" w:unhideWhenUsed="0"/>
+    <w:lsdException w:name="Medium Grid 3" w:semiHidden="0" w:uiPriority="1545" w:unhideWhenUsed="0"/>
+    <w:lsdException w:name="Dark List" w:semiHidden="0" w:uiPriority="1576" w:unhideWhenUsed="0"/>
+    <w:lsdException w:name="Colorful Shading" w:semiHidden="0" w:uiPriority="1577" w:unhideWhenUsed="0"/>
+    <w:lsdException w:name="Colorful List" w:semiHidden="0" w:uiPriority="1584" w:unhideWhenUsed="0"/>
+    <w:lsdException w:name="Colorful Grid" w:semiHidden="0" w:uiPriority="1585" w:unhideWhenUsed="0"/>
+    <w:lsdException w:name="Light Shading Accent 1" w:semiHidden="0" w:uiPriority="822" w:unhideWhenUsed="0"/>
+    <w:lsdException w:name="Light List Accent 1" w:semiHidden="0" w:uiPriority="823" w:unhideWhenUsed="0"/>
+    <w:lsdException w:name="Light Grid Accent 1" w:semiHidden="0" w:uiPriority="824" w:unhideWhenUsed="0"/>
+    <w:lsdException w:name="Medium Shading 1 Accent 1" w:semiHidden="0" w:uiPriority="825" w:unhideWhenUsed="0"/>
+    <w:lsdException w:name="Medium Shading 2 Accent 1" w:semiHidden="0" w:uiPriority="1432" w:unhideWhenUsed="0"/>
+    <w:lsdException w:name="Medium List 1 Accent 1" w:semiHidden="0" w:uiPriority="1433" w:unhideWhenUsed="0"/>
     <w:lsdException w:name="Revision" w:unhideWhenUsed="0"/>
-    <w:lsdException w:name="List Paragraph" w:semiHidden="0" w:uiPriority="130" w:unhideWhenUsed="0" w:qFormat="1"/>
-    <w:lsdException w:name="Quote" w:semiHidden="0" w:uiPriority="101" w:unhideWhenUsed="0" w:qFormat="1"/>
-    <w:lsdException w:name="Intense Quote" w:semiHidden="0" w:uiPriority="114" w:unhideWhenUsed="0" w:qFormat="1"/>
-    <w:lsdException w:name="Medium List 2 Accent 1" w:semiHidden="0" w:uiPriority="600" w:unhideWhenUsed="0"/>
-    <w:lsdException w:name="Medium Grid 1 Accent 1" w:semiHidden="0" w:uiPriority="601" w:unhideWhenUsed="0"/>
-    <w:lsdException w:name="Medium Grid 2 Accent 1" w:semiHidden="0" w:uiPriority="608" w:unhideWhenUsed="0"/>
-    <w:lsdException w:name="Medium Grid 3 Accent 1" w:semiHidden="0" w:uiPriority="609" w:unhideWhenUsed="0"/>
-    <w:lsdException w:name="Dark List Accent 1" w:semiHidden="0" w:uiPriority="628" w:unhideWhenUsed="0"/>
-    <w:lsdException w:name="Colorful Shading Accent 1" w:semiHidden="0" w:uiPriority="629" w:unhideWhenUsed="0"/>
-    <w:lsdException w:name="Colorful List Accent 1" w:semiHidden="0" w:uiPriority="630" w:unhideWhenUsed="0"/>
-    <w:lsdException w:name="Colorful Grid Accent 1" w:semiHidden="0" w:uiPriority="631" w:unhideWhenUsed="0"/>
-    <w:lsdException w:name="Light Shading Accent 2" w:semiHidden="0" w:uiPriority="336" w:unhideWhenUsed="0"/>
-    <w:lsdException w:name="Light List Accent 2" w:semiHidden="0" w:uiPriority="337" w:unhideWhenUsed="0"/>
-    <w:lsdException w:name="Light Grid Accent 2" w:semiHidden="0" w:uiPriority="338" w:unhideWhenUsed="0"/>
-    <w:lsdException w:name="Medium Shading 1 Accent 2" w:semiHidden="0" w:uiPriority="339" w:unhideWhenUsed="0"/>
-    <w:lsdException w:name="Medium Shading 2 Accent 2" w:semiHidden="0" w:uiPriority="598" w:unhideWhenUsed="0"/>
-    <w:lsdException w:name="Medium List 1 Accent 2" w:semiHidden="0" w:uiPriority="599" w:unhideWhenUsed="0"/>
-    <w:lsdException w:name="Medium List 2 Accent 2" w:semiHidden="0" w:uiPriority="600" w:unhideWhenUsed="0"/>
-    <w:lsdException w:name="Medium Grid 1 Accent 2" w:semiHidden="0" w:uiPriority="601" w:unhideWhenUsed="0"/>
-    <w:lsdException w:name="Medium Grid 2 Accent 2" w:semiHidden="0" w:uiPriority="608" w:unhideWhenUsed="0"/>
-    <w:lsdException w:name="Medium Grid 3 Accent 2" w:semiHidden="0" w:uiPriority="609" w:unhideWhenUsed="0"/>
-    <w:lsdException w:name="Dark List Accent 2" w:semiHidden="0" w:uiPriority="628" w:unhideWhenUsed="0"/>
-    <w:lsdException w:name="Colorful Shading Accent 2" w:semiHidden="0" w:uiPriority="629" w:unhideWhenUsed="0"/>
-    <w:lsdException w:name="Colorful List Accent 2" w:semiHidden="0" w:uiPriority="630" w:unhideWhenUsed="0"/>
-    <w:lsdException w:name="Colorful Grid Accent 2" w:semiHidden="0" w:uiPriority="631" w:unhideWhenUsed="0"/>
-    <w:lsdException w:name="Light Shading Accent 3" w:semiHidden="0" w:uiPriority="336" w:unhideWhenUsed="0"/>
-    <w:lsdException w:name="Light List Accent 3" w:semiHidden="0" w:uiPriority="337" w:unhideWhenUsed="0"/>
-    <w:lsdException w:name="Light Grid Accent 3" w:semiHidden="0" w:uiPriority="338" w:unhideWhenUsed="0"/>
-    <w:lsdException w:name="Medium Shading 1 Accent 3" w:semiHidden="0" w:uiPriority="339" w:unhideWhenUsed="0"/>
-    <w:lsdException w:name="Medium Shading 2 Accent 3" w:semiHidden="0" w:uiPriority="598" w:unhideWhenUsed="0"/>
-    <w:lsdException w:name="Medium List 1 Accent 3" w:semiHidden="0" w:uiPriority="599" w:unhideWhenUsed="0"/>
-    <w:lsdException w:name="Medium List 2 Accent 3" w:semiHidden="0" w:uiPriority="600" w:unhideWhenUsed="0"/>
-    <w:lsdException w:name="Medium Grid 1 Accent 3" w:semiHidden="0" w:uiPriority="601" w:unhideWhenUsed="0"/>
-    <w:lsdException w:name="Medium Grid 2 Accent 3" w:semiHidden="0" w:uiPriority="608" w:unhideWhenUsed="0"/>
-    <w:lsdException w:name="Medium Grid 3 Accent 3" w:semiHidden="0" w:uiPriority="609" w:unhideWhenUsed="0"/>
-    <w:lsdException w:name="Dark List Accent 3" w:semiHidden="0" w:uiPriority="628" w:unhideWhenUsed="0"/>
-    <w:lsdException w:name="Colorful Shading Accent 3" w:semiHidden="0" w:uiPriority="629" w:unhideWhenUsed="0"/>
-    <w:lsdException w:name="Colorful List Accent 3" w:semiHidden="0" w:uiPriority="630" w:unhideWhenUsed="0"/>
-    <w:lsdException w:name="Colorful Grid Accent 3" w:semiHidden="0" w:uiPriority="631" w:unhideWhenUsed="0"/>
-    <w:lsdException w:name="Light Shading Accent 4" w:semiHidden="0" w:uiPriority="336" w:unhideWhenUsed="0"/>
-    <w:lsdException w:name="Light List Accent 4" w:semiHidden="0" w:uiPriority="337" w:unhideWhenUsed="0"/>
-    <w:lsdException w:name="Light Grid Accent 4" w:semiHidden="0" w:uiPriority="338" w:unhideWhenUsed="0"/>
-    <w:lsdException w:name="Medium Shading 1 Accent 4" w:semiHidden="0" w:uiPriority="339" w:unhideWhenUsed="0"/>
-    <w:lsdException w:name="Medium Shading 2 Accent 4" w:semiHidden="0" w:uiPriority="598" w:unhideWhenUsed="0"/>
-    <w:lsdException w:name="Medium List 1 Accent 4" w:semiHidden="0" w:uiPriority="599" w:unhideWhenUsed="0"/>
-    <w:lsdException w:name="Medium List 2 Accent 4" w:semiHidden="0" w:uiPriority="600" w:unhideWhenUsed="0"/>
-    <w:lsdException w:name="Medium Grid 1 Accent 4" w:semiHidden="0" w:uiPriority="601" w:unhideWhenUsed="0"/>
-    <w:lsdException w:name="Medium Grid 2 Accent 4" w:semiHidden="0" w:uiPriority="608" w:unhideWhenUsed="0"/>
-    <w:lsdException w:name="Medium Grid 3 Accent 4" w:semiHidden="0" w:uiPriority="609" w:unhideWhenUsed="0"/>
-    <w:lsdException w:name="Dark List Accent 4" w:semiHidden="0" w:uiPriority="628" w:unhideWhenUsed="0"/>
-    <w:lsdException w:name="Colorful Shading Accent 4" w:semiHidden="0" w:uiPriority="629" w:unhideWhenUsed="0"/>
-    <w:lsdException w:name="Colorful List Accent 4" w:semiHidden="0" w:uiPriority="630" w:unhideWhenUsed="0"/>
-    <w:lsdException w:name="Colorful Grid Accent 4" w:semiHidden="0" w:uiPriority="631" w:unhideWhenUsed="0"/>
-    <w:lsdException w:name="Light Shading Accent 5" w:semiHidden="0" w:uiPriority="336" w:unhideWhenUsed="0"/>
-    <w:lsdException w:name="Light List Accent 5" w:semiHidden="0" w:uiPriority="337" w:unhideWhenUsed="0"/>
-    <w:lsdException w:name="Light Grid Accent 5" w:semiHidden="0" w:uiPriority="338" w:unhideWhenUsed="0"/>
-    <w:lsdException w:name="Medium Shading 1 Accent 5" w:semiHidden="0" w:uiPriority="339" w:unhideWhenUsed="0"/>
-    <w:lsdException w:name="Medium Shading 2 Accent 5" w:semiHidden="0" w:uiPriority="598" w:unhideWhenUsed="0"/>
-    <w:lsdException w:name="Medium List 1 Accent 5" w:semiHidden="0" w:uiPriority="599" w:unhideWhenUsed="0"/>
-    <w:lsdException w:name="Medium List 2 Accent 5" w:semiHidden="0" w:uiPriority="600" w:unhideWhenUsed="0"/>
-    <w:lsdException w:name="Medium Grid 1 Accent 5" w:semiHidden="0" w:uiPriority="601" w:unhideWhenUsed="0"/>
-    <w:lsdException w:name="Medium Grid 2 Accent 5" w:semiHidden="0" w:uiPriority="608" w:unhideWhenUsed="0"/>
-    <w:lsdException w:name="Medium Grid 3 Accent 5" w:semiHidden="0" w:uiPriority="609" w:unhideWhenUsed="0"/>
-    <w:lsdException w:name="Dark List Accent 5" w:semiHidden="0" w:uiPriority="628" w:unhideWhenUsed="0"/>
-    <w:lsdException w:name="Colorful Shading Accent 5" w:semiHidden="0" w:uiPriority="629" w:unhideWhenUsed="0"/>
-    <w:lsdException w:name="Colorful List Accent 5" w:semiHidden="0" w:uiPriority="630" w:unhideWhenUsed="0"/>
-    <w:lsdException w:name="Colorful Grid Accent 5" w:semiHidden="0" w:uiPriority="631" w:unhideWhenUsed="0"/>
-    <w:lsdException w:name="Light Shading Accent 6" w:semiHidden="0" w:uiPriority="336" w:unhideWhenUsed="0"/>
-    <w:lsdException w:name="Light List Accent 6" w:semiHidden="0" w:uiPriority="337" w:unhideWhenUsed="0"/>
-    <w:lsdException w:name="Light Grid Accent 6" w:semiHidden="0" w:uiPriority="338" w:unhideWhenUsed="0"/>
-    <w:lsdException w:name="Medium Shading 1 Accent 6" w:semiHidden="0" w:uiPriority="339" w:unhideWhenUsed="0"/>
-    <w:lsdException w:name="Medium Shading 2 Accent 6" w:semiHidden="0" w:uiPriority="598" w:unhideWhenUsed="0"/>
-    <w:lsdException w:name="Medium List 1 Accent 6" w:semiHidden="0" w:uiPriority="599" w:unhideWhenUsed="0"/>
-    <w:lsdException w:name="Medium List 2 Accent 6" w:semiHidden="0" w:uiPriority="600" w:unhideWhenUsed="0"/>
-    <w:lsdException w:name="Medium Grid 1 Accent 6" w:semiHidden="0" w:uiPriority="601" w:unhideWhenUsed="0"/>
-    <w:lsdException w:name="Medium Grid 2 Accent 6" w:semiHidden="0" w:uiPriority="608" w:unhideWhenUsed="0"/>
-    <w:lsdException w:name="Medium Grid 3 Accent 6" w:semiHidden="0" w:uiPriority="609" w:unhideWhenUsed="0"/>
-    <w:lsdException w:name="Dark List Accent 6" w:semiHidden="0" w:uiPriority="628" w:unhideWhenUsed="0"/>
-    <w:lsdException w:name="Colorful Shading Accent 6" w:semiHidden="0" w:uiPriority="629" w:unhideWhenUsed="0"/>
-    <w:lsdException w:name="Colorful List Accent 6" w:semiHidden="0" w:uiPriority="630" w:unhideWhenUsed="0"/>
-    <w:lsdException w:name="Colorful Grid Accent 6" w:semiHidden="0" w:uiPriority="631" w:unhideWhenUsed="0"/>
-    <w:lsdException w:name="Subtle Emphasis" w:semiHidden="0" w:uiPriority="55" w:unhideWhenUsed="0" w:qFormat="1"/>
-    <w:lsdException w:name="Intense Emphasis" w:semiHidden="0" w:uiPriority="81" w:unhideWhenUsed="0" w:qFormat="1"/>
-    <w:lsdException w:name="Subtle Reference" w:semiHidden="0" w:uiPriority="115" w:unhideWhenUsed="0" w:qFormat="1"/>
-    <w:lsdException w:name="Intense Reference" w:semiHidden="0" w:uiPriority="128" w:unhideWhenUsed="0" w:qFormat="1"/>
-    <w:lsdException w:name="Book Title" w:semiHidden="0" w:uiPriority="129" w:unhideWhenUsed="0" w:qFormat="1"/>
-    <w:lsdException w:name="Bibliography" w:uiPriority="133"/>
-    <w:lsdException w:name="TOC Heading" w:uiPriority="135" w:qFormat="1"/>
+    <w:lsdException w:name="List Paragraph" w:semiHidden="0" w:uiPriority="304" w:unhideWhenUsed="0" w:qFormat="1"/>
+    <w:lsdException w:name="Quote" w:semiHidden="0" w:uiPriority="257" w:unhideWhenUsed="0" w:qFormat="1"/>
+    <w:lsdException w:name="Intense Quote" w:semiHidden="0" w:uiPriority="276" w:unhideWhenUsed="0" w:qFormat="1"/>
+    <w:lsdException w:name="Medium List 2 Accent 1" w:semiHidden="0" w:uiPriority="1536" w:unhideWhenUsed="0"/>
+    <w:lsdException w:name="Medium Grid 1 Accent 1" w:semiHidden="0" w:uiPriority="1537" w:unhideWhenUsed="0"/>
+    <w:lsdException w:name="Medium Grid 2 Accent 1" w:semiHidden="0" w:uiPriority="1544" w:unhideWhenUsed="0"/>
+    <w:lsdException w:name="Medium Grid 3 Accent 1" w:semiHidden="0" w:uiPriority="1545" w:unhideWhenUsed="0"/>
+    <w:lsdException w:name="Dark List Accent 1" w:semiHidden="0" w:uiPriority="1576" w:unhideWhenUsed="0"/>
+    <w:lsdException w:name="Colorful Shading Accent 1" w:semiHidden="0" w:uiPriority="1577" w:unhideWhenUsed="0"/>
+    <w:lsdException w:name="Colorful List Accent 1" w:semiHidden="0" w:uiPriority="1584" w:unhideWhenUsed="0"/>
+    <w:lsdException w:name="Colorful Grid Accent 1" w:semiHidden="0" w:uiPriority="1585" w:unhideWhenUsed="0"/>
+    <w:lsdException w:name="Light Shading Accent 2" w:semiHidden="0" w:uiPriority="822" w:unhideWhenUsed="0"/>
+    <w:lsdException w:name="Light List Accent 2" w:semiHidden="0" w:uiPriority="823" w:unhideWhenUsed="0"/>
+    <w:lsdException w:name="Light Grid Accent 2" w:semiHidden="0" w:uiPriority="824" w:unhideWhenUsed="0"/>
+    <w:lsdException w:name="Medium Shading 1 Accent 2" w:semiHidden="0" w:uiPriority="825" w:unhideWhenUsed="0"/>
+    <w:lsdException w:name="Medium Shading 2 Accent 2" w:semiHidden="0" w:uiPriority="1432" w:unhideWhenUsed="0"/>
+    <w:lsdException w:name="Medium List 1 Accent 2" w:semiHidden="0" w:uiPriority="1433" w:unhideWhenUsed="0"/>
+    <w:lsdException w:name="Medium List 2 Accent 2" w:semiHidden="0" w:uiPriority="1536" w:unhideWhenUsed="0"/>
+    <w:lsdException w:name="Medium Grid 1 Accent 2" w:semiHidden="0" w:uiPriority="1537" w:unhideWhenUsed="0"/>
+    <w:lsdException w:name="Medium Grid 2 Accent 2" w:semiHidden="0" w:uiPriority="1544" w:unhideWhenUsed="0"/>
+    <w:lsdException w:name="Medium Grid 3 Accent 2" w:semiHidden="0" w:uiPriority="1545" w:unhideWhenUsed="0"/>
+    <w:lsdException w:name="Dark List Accent 2" w:semiHidden="0" w:uiPriority="1576" w:unhideWhenUsed="0"/>
+    <w:lsdException w:name="Colorful Shading Accent 2" w:semiHidden="0" w:uiPriority="1577" w:unhideWhenUsed="0"/>
+    <w:lsdException w:name="Colorful List Accent 2" w:semiHidden="0" w:uiPriority="1584" w:unhideWhenUsed="0"/>
+    <w:lsdException w:name="Colorful Grid Accent 2" w:semiHidden="0" w:uiPriority="1585" w:unhideWhenUsed="0"/>
+    <w:lsdException w:name="Light Shading Accent 3" w:semiHidden="0" w:uiPriority="822" w:unhideWhenUsed="0"/>
+    <w:lsdException w:name="Light List Accent 3" w:semiHidden="0" w:uiPriority="823" w:unhideWhenUsed="0"/>
+    <w:lsdException w:name="Light Grid Accent 3" w:semiHidden="0" w:uiPriority="824" w:unhideWhenUsed="0"/>
+    <w:lsdException w:name="Medium Shading 1 Accent 3" w:semiHidden="0" w:uiPriority="825" w:unhideWhenUsed="0"/>
+    <w:lsdException w:name="Medium Shading 2 Accent 3" w:semiHidden="0" w:uiPriority="1432" w:unhideWhenUsed="0"/>
+    <w:lsdException w:name="Medium List 1 Accent 3" w:semiHidden="0" w:uiPriority="1433" w:unhideWhenUsed="0"/>
+    <w:lsdException w:name="Medium List 2 Accent 3" w:semiHidden="0" w:uiPriority="1536" w:unhideWhenUsed="0"/>
+    <w:lsdException w:name="Medium Grid 1 Accent 3" w:semiHidden="0" w:uiPriority="1537" w:unhideWhenUsed="0"/>
+    <w:lsdException w:name="Medium Grid 2 Accent 3" w:semiHidden="0" w:uiPriority="1544" w:unhideWhenUsed="0"/>
+    <w:lsdException w:name="Medium Grid 3 Accent 3" w:semiHidden="0" w:uiPriority="1545" w:unhideWhenUsed="0"/>
+    <w:lsdException w:name="Dark List Accent 3" w:semiHidden="0" w:uiPriority="1576" w:unhideWhenUsed="0"/>
+    <w:lsdException w:name="Colorful Shading Accent 3" w:semiHidden="0" w:uiPriority="1577" w:unhideWhenUsed="0"/>
+    <w:lsdException w:name="Colorful List Accent 3" w:semiHidden="0" w:uiPriority="1584" w:unhideWhenUsed="0"/>
+    <w:lsdException w:name="Colorful Grid Accent 3" w:semiHidden="0" w:uiPriority="1585" w:unhideWhenUsed="0"/>
+    <w:lsdException w:name="Light Shading Accent 4" w:semiHidden="0" w:uiPriority="822" w:unhideWhenUsed="0"/>
+    <w:lsdException w:name="Light List Accent 4" w:semiHidden="0" w:uiPriority="823" w:unhideWhenUsed="0"/>
+    <w:lsdException w:name="Light Grid Accent 4" w:semiHidden="0" w:uiPriority="824" w:unhideWhenUsed="0"/>
+    <w:lsdException w:name="Medium Shading 1 Accent 4" w:semiHidden="0" w:uiPriority="825" w:unhideWhenUsed="0"/>
+    <w:lsdException w:name="Medium Shading 2 Accent 4" w:semiHidden="0" w:uiPriority="1432" w:unhideWhenUsed="0"/>
+    <w:lsdException w:name="Medium List 1 Accent 4" w:semiHidden="0" w:uiPriority="1433" w:unhideWhenUsed="0"/>
+    <w:lsdException w:name="Medium List 2 Accent 4" w:semiHidden="0" w:uiPriority="1536" w:unhideWhenUsed="0"/>
+    <w:lsdException w:name="Medium Grid 1 Accent 4" w:semiHidden="0" w:uiPriority="1537" w:unhideWhenUsed="0"/>
+    <w:lsdException w:name="Medium Grid 2 Accent 4" w:semiHidden="0" w:uiPriority="1544" w:unhideWhenUsed="0"/>
+    <w:lsdException w:name="Medium Grid 3 Accent 4" w:semiHidden="0" w:uiPriority="1545" w:unhideWhenUsed="0"/>
+    <w:lsdException w:name="Dark List Accent 4" w:semiHidden="0" w:uiPriority="1576" w:unhideWhenUsed="0"/>
+    <w:lsdException w:name="Colorful Shading Accent 4" w:semiHidden="0" w:uiPriority="1577" w:unhideWhenUsed="0"/>
+    <w:lsdException w:name="Colorful List Accent 4" w:semiHidden="0" w:uiPriority="1584" w:unhideWhenUsed="0"/>
+    <w:lsdException w:name="Colorful Grid Accent 4" w:semiHidden="0" w:uiPriority="1585" w:unhideWhenUsed="0"/>
+    <w:lsdException w:name="Light Shading Accent 5" w:semiHidden="0" w:uiPriority="822" w:unhideWhenUsed="0"/>
+    <w:lsdException w:name="Light List Accent 5" w:semiHidden="0" w:uiPriority="823" w:unhideWhenUsed="0"/>
+    <w:lsdException w:name="Light Grid Accent 5" w:semiHidden="0" w:uiPriority="824" w:unhideWhenUsed="0"/>
+    <w:lsdException w:name="Medium Shading 1 Accent 5" w:semiHidden="0" w:uiPriority="825" w:unhideWhenUsed="0"/>
+    <w:lsdException w:name="Medium Shading 2 Accent 5" w:semiHidden="0" w:uiPriority="1432" w:unhideWhenUsed="0"/>
+    <w:lsdException w:name="Medium List 1 Accent 5" w:semiHidden="0" w:uiPriority="1433" w:unhideWhenUsed="0"/>
+    <w:lsdException w:name="Medium List 2 Accent 5" w:semiHidden="0" w:uiPriority="1536" w:unhideWhenUsed="0"/>
+    <w:lsdException w:name="Medium Grid 1 Accent 5" w:semiHidden="0" w:uiPriority="1537" w:unhideWhenUsed="0"/>
+    <w:lsdException w:name="Medium Grid 2 Accent 5" w:semiHidden="0" w:uiPriority="1544" w:unhideWhenUsed="0"/>
+    <w:lsdException w:name="Medium Grid 3 Accent 5" w:semiHidden="0" w:uiPriority="1545" w:unhideWhenUsed="0"/>
+    <w:lsdException w:name="Dark List Accent 5" w:semiHidden="0" w:uiPriority="1576" w:unhideWhenUsed="0"/>
+    <w:lsdException w:name="Colorful Shading Accent 5" w:semiHidden="0" w:uiPriority="1577" w:unhideWhenUsed="0"/>
+    <w:lsdException w:name="Colorful List Accent 5" w:semiHidden="0" w:uiPriority="1584" w:unhideWhenUsed="0"/>
+    <w:lsdException w:name="Colorful Grid Accent 5" w:semiHidden="0" w:uiPriority="1585" w:unhideWhenUsed="0"/>
+    <w:lsdException w:name="Light Shading Accent 6" w:semiHidden="0" w:uiPriority="822" w:unhideWhenUsed="0"/>
+    <w:lsdException w:name="Light List Accent 6" w:semiHidden="0" w:uiPriority="823" w:unhideWhenUsed="0"/>
+    <w:lsdException w:name="Light Grid Accent 6" w:semiHidden="0" w:uiPriority="824" w:unhideWhenUsed="0"/>
+    <w:lsdException w:name="Medium Shading 1 Accent 6" w:semiHidden="0" w:uiPriority="825" w:unhideWhenUsed="0"/>
+    <w:lsdException w:name="Medium Shading 2 Accent 6" w:semiHidden="0" w:uiPriority="1432" w:unhideWhenUsed="0"/>
+    <w:lsdException w:name="Medium List 1 Accent 6" w:semiHidden="0" w:uiPriority="1433" w:unhideWhenUsed="0"/>
+    <w:lsdException w:name="Medium List 2 Accent 6" w:semiHidden="0" w:uiPriority="1536" w:unhideWhenUsed="0"/>
+    <w:lsdException w:name="Medium Grid 1 Accent 6" w:semiHidden="0" w:uiPriority="1537" w:unhideWhenUsed="0"/>
+    <w:lsdException w:name="Medium Grid 2 Accent 6" w:semiHidden="0" w:uiPriority="1544" w:unhideWhenUsed="0"/>
+    <w:lsdException w:name="Medium Grid 3 Accent 6" w:semiHidden="0" w:uiPriority="1545" w:unhideWhenUsed="0"/>
+    <w:lsdException w:name="Dark List Accent 6" w:semiHidden="0" w:uiPriority="1576" w:unhideWhenUsed="0"/>
+    <w:lsdException w:name="Colorful Shading Accent 6" w:semiHidden="0" w:uiPriority="1577" w:unhideWhenUsed="0"/>
+    <w:lsdException w:name="Colorful List Accent 6" w:semiHidden="0" w:uiPriority="1584" w:unhideWhenUsed="0"/>
+    <w:lsdException w:name="Colorful Grid Accent 6" w:semiHidden="0" w:uiPriority="1585" w:unhideWhenUsed="0"/>
+    <w:lsdException w:name="Subtle Emphasis" w:semiHidden="0" w:uiPriority="85" w:unhideWhenUsed="0" w:qFormat="1"/>
+    <w:lsdException w:name="Intense Emphasis" w:semiHidden="0" w:uiPriority="129" w:unhideWhenUsed="0" w:qFormat="1"/>
+    <w:lsdException w:name="Subtle Reference" w:semiHidden="0" w:uiPriority="277" w:unhideWhenUsed="0" w:qFormat="1"/>
+    <w:lsdException w:name="Intense Reference" w:semiHidden="0" w:uiPriority="296" w:unhideWhenUsed="0" w:qFormat="1"/>
+    <w:lsdException w:name="Book Title" w:semiHidden="0" w:uiPriority="297" w:unhideWhenUsed="0" w:qFormat="1"/>
+    <w:lsdException w:name="Bibliography" w:uiPriority="307"/>
+    <w:lsdException w:name="TOC Heading" w:uiPriority="309" w:qFormat="1"/>
   </w:latentStyles>
   <w:style w:type="paragraph" w:default="1" w:styleId="Normal">
     <w:name w:val="Normal"/>
